--- a/VAPT_REPORT.docx
+++ b/VAPT_REPORT.docx
@@ -11,6 +11,13 @@
           <w:lang w:val="en"/>
         </w:rPr>
       </w:pPr>
+      <w:r>
+        <w:rPr>
+          <w:rFonts w:ascii="Calibri" w:hAnsi="Calibri" w:cs="Calibri"/>
+          <w:lang w:val="en"/>
+        </w:rPr>
+        <w:t>2</w:t>
+      </w:r>
       <w:r>
         <w:rPr>
           <w:rFonts w:ascii="Calibri" w:hAnsi="Calibri" w:cs="Calibri"/>
@@ -670,14 +677,25 @@
                 <w:szCs w:val="20"/>
               </w:rPr>
             </w:pPr>
-            <w:r>
-              <w:rPr>
-                <w:rFonts w:ascii="Calibri" w:eastAsia="Times New Roman" w:hAnsi="Calibri" w:cs="Calibri"/>
-                <w:color w:val="1A1A1A"/>
-                <w:sz w:val="20"/>
-                <w:szCs w:val="20"/>
-              </w:rPr>
-              <w:t>Snyk Code + manual code review</w:t>
+            <w:proofErr w:type="spellStart"/>
+            <w:r>
+              <w:rPr>
+                <w:rFonts w:ascii="Calibri" w:eastAsia="Times New Roman" w:hAnsi="Calibri" w:cs="Calibri"/>
+                <w:color w:val="1A1A1A"/>
+                <w:sz w:val="20"/>
+                <w:szCs w:val="20"/>
+              </w:rPr>
+              <w:t>Snyk</w:t>
+            </w:r>
+            <w:proofErr w:type="spellEnd"/>
+            <w:r>
+              <w:rPr>
+                <w:rFonts w:ascii="Calibri" w:eastAsia="Times New Roman" w:hAnsi="Calibri" w:cs="Calibri"/>
+                <w:color w:val="1A1A1A"/>
+                <w:sz w:val="20"/>
+                <w:szCs w:val="20"/>
+              </w:rPr>
+              <w:t xml:space="preserve"> Code + manual code review</w:t>
             </w:r>
           </w:p>
         </w:tc>
@@ -753,14 +771,45 @@
                 <w:szCs w:val="20"/>
               </w:rPr>
             </w:pPr>
-            <w:r>
-              <w:rPr>
-                <w:rFonts w:ascii="Calibri" w:eastAsia="Times New Roman" w:hAnsi="Calibri" w:cs="Calibri"/>
-                <w:color w:val="1A1A1A"/>
-                <w:sz w:val="20"/>
-                <w:szCs w:val="20"/>
-              </w:rPr>
-              <w:t>Snyk API &amp; Web (formerly Probely)</w:t>
+            <w:proofErr w:type="spellStart"/>
+            <w:r>
+              <w:rPr>
+                <w:rFonts w:ascii="Calibri" w:eastAsia="Times New Roman" w:hAnsi="Calibri" w:cs="Calibri"/>
+                <w:color w:val="1A1A1A"/>
+                <w:sz w:val="20"/>
+                <w:szCs w:val="20"/>
+              </w:rPr>
+              <w:t>Snyk</w:t>
+            </w:r>
+            <w:proofErr w:type="spellEnd"/>
+            <w:r>
+              <w:rPr>
+                <w:rFonts w:ascii="Calibri" w:eastAsia="Times New Roman" w:hAnsi="Calibri" w:cs="Calibri"/>
+                <w:color w:val="1A1A1A"/>
+                <w:sz w:val="20"/>
+                <w:szCs w:val="20"/>
+              </w:rPr>
+              <w:t xml:space="preserve"> API &amp; Web (formerly </w:t>
+            </w:r>
+            <w:proofErr w:type="spellStart"/>
+            <w:r>
+              <w:rPr>
+                <w:rFonts w:ascii="Calibri" w:eastAsia="Times New Roman" w:hAnsi="Calibri" w:cs="Calibri"/>
+                <w:color w:val="1A1A1A"/>
+                <w:sz w:val="20"/>
+                <w:szCs w:val="20"/>
+              </w:rPr>
+              <w:t>Probely</w:t>
+            </w:r>
+            <w:proofErr w:type="spellEnd"/>
+            <w:r>
+              <w:rPr>
+                <w:rFonts w:ascii="Calibri" w:eastAsia="Times New Roman" w:hAnsi="Calibri" w:cs="Calibri"/>
+                <w:color w:val="1A1A1A"/>
+                <w:sz w:val="20"/>
+                <w:szCs w:val="20"/>
+              </w:rPr>
+              <w:t>)</w:t>
             </w:r>
           </w:p>
         </w:tc>
@@ -1145,18 +1194,9 @@
           <w:szCs w:val="22"/>
           <w:lang w:val="en"/>
         </w:rPr>
-        <w:t>manual review of the complete application source code and configuration, backed by Snyk Code automated static analysis (SAST)</w:t>
-      </w:r>
-      <w:r>
-        <w:rPr>
-          <w:rFonts w:ascii="Calibri" w:hAnsi="Calibri" w:cs="Calibri"/>
-          <w:color w:val="1A1A1A"/>
-          <w:sz w:val="22"/>
-          <w:szCs w:val="22"/>
-          <w:lang w:val="en"/>
-        </w:rPr>
-        <w:t xml:space="preserve">, a </w:t>
-      </w:r>
+        <w:t xml:space="preserve">manual review of the complete application source code and configuration, backed by </w:t>
+      </w:r>
+      <w:proofErr w:type="spellStart"/>
       <w:r>
         <w:rPr>
           <w:rFonts w:ascii="Calibri" w:hAnsi="Calibri" w:cs="Calibri"/>
@@ -1167,18 +1207,9 @@
           <w:szCs w:val="22"/>
           <w:lang w:val="en"/>
         </w:rPr>
-        <w:t>software-composition (dependency) audit</w:t>
-      </w:r>
-      <w:r>
-        <w:rPr>
-          <w:rFonts w:ascii="Calibri" w:hAnsi="Calibri" w:cs="Calibri"/>
-          <w:color w:val="1A1A1A"/>
-          <w:sz w:val="22"/>
-          <w:szCs w:val="22"/>
-          <w:lang w:val="en"/>
-        </w:rPr>
-        <w:t xml:space="preserve">, and an </w:t>
-      </w:r>
+        <w:t>Snyk</w:t>
+      </w:r>
+      <w:proofErr w:type="spellEnd"/>
       <w:r>
         <w:rPr>
           <w:rFonts w:ascii="Calibri" w:hAnsi="Calibri" w:cs="Calibri"/>
@@ -1189,17 +1220,17 @@
           <w:szCs w:val="22"/>
           <w:lang w:val="en"/>
         </w:rPr>
-        <w:t>automated dynamic scan (DAST)</w:t>
-      </w:r>
-      <w:r>
-        <w:rPr>
-          <w:rFonts w:ascii="Calibri" w:hAnsi="Calibri" w:cs="Calibri"/>
-          <w:color w:val="1A1A1A"/>
-          <w:sz w:val="22"/>
-          <w:szCs w:val="22"/>
-          <w:lang w:val="en"/>
-        </w:rPr>
-        <w:t xml:space="preserve"> of the deployed application using </w:t>
+        <w:t xml:space="preserve"> Code automated static analysis (SAST)</w:t>
+      </w:r>
+      <w:r>
+        <w:rPr>
+          <w:rFonts w:ascii="Calibri" w:hAnsi="Calibri" w:cs="Calibri"/>
+          <w:color w:val="1A1A1A"/>
+          <w:sz w:val="22"/>
+          <w:szCs w:val="22"/>
+          <w:lang w:val="en"/>
+        </w:rPr>
+        <w:t xml:space="preserve">, a </w:t>
       </w:r>
       <w:r>
         <w:rPr>
@@ -1211,7 +1242,65 @@
           <w:szCs w:val="22"/>
           <w:lang w:val="en"/>
         </w:rPr>
-        <w:t>Snyk API &amp; Web</w:t>
+        <w:t>software-composition (dependency) audit</w:t>
+      </w:r>
+      <w:r>
+        <w:rPr>
+          <w:rFonts w:ascii="Calibri" w:hAnsi="Calibri" w:cs="Calibri"/>
+          <w:color w:val="1A1A1A"/>
+          <w:sz w:val="22"/>
+          <w:szCs w:val="22"/>
+          <w:lang w:val="en"/>
+        </w:rPr>
+        <w:t xml:space="preserve">, and an </w:t>
+      </w:r>
+      <w:r>
+        <w:rPr>
+          <w:rFonts w:ascii="Calibri" w:hAnsi="Calibri" w:cs="Calibri"/>
+          <w:b/>
+          <w:bCs/>
+          <w:color w:val="1A1A1A"/>
+          <w:sz w:val="22"/>
+          <w:szCs w:val="22"/>
+          <w:lang w:val="en"/>
+        </w:rPr>
+        <w:t>automated dynamic scan (DAST)</w:t>
+      </w:r>
+      <w:r>
+        <w:rPr>
+          <w:rFonts w:ascii="Calibri" w:hAnsi="Calibri" w:cs="Calibri"/>
+          <w:color w:val="1A1A1A"/>
+          <w:sz w:val="22"/>
+          <w:szCs w:val="22"/>
+          <w:lang w:val="en"/>
+        </w:rPr>
+        <w:t xml:space="preserve"> of the deployed application using </w:t>
+      </w:r>
+      <w:proofErr w:type="spellStart"/>
+      <w:r>
+        <w:rPr>
+          <w:rFonts w:ascii="Calibri" w:hAnsi="Calibri" w:cs="Calibri"/>
+          <w:b/>
+          <w:bCs/>
+          <w:color w:val="1A1A1A"/>
+          <w:sz w:val="22"/>
+          <w:szCs w:val="22"/>
+          <w:lang w:val="en"/>
+        </w:rPr>
+        <w:t>Snyk</w:t>
+      </w:r>
+      <w:proofErr w:type="spellEnd"/>
+      <w:r>
+        <w:rPr>
+          <w:rFonts w:ascii="Calibri" w:hAnsi="Calibri" w:cs="Calibri"/>
+          <w:b/>
+          <w:bCs/>
+          <w:color w:val="1A1A1A"/>
+          <w:sz w:val="22"/>
+          <w:szCs w:val="22"/>
+          <w:lang w:val="en"/>
+        </w:rPr>
+        <w:t xml:space="preserve"> API &amp; Web</w:t>
       </w:r>
       <w:r>
         <w:rPr>
@@ -1245,6 +1334,7 @@
         </w:rPr>
         <w:t xml:space="preserve">The application is a </w:t>
       </w:r>
+      <w:proofErr w:type="gramStart"/>
       <w:r>
         <w:rPr>
           <w:rFonts w:ascii="Calibri" w:hAnsi="Calibri" w:cs="Calibri"/>
@@ -1255,28 +1345,9 @@
           <w:szCs w:val="22"/>
           <w:lang w:val="en"/>
         </w:rPr>
-        <w:t>frontend-only single-page application</w:t>
-      </w:r>
-      <w:r>
-        <w:rPr>
-          <w:rFonts w:ascii="Calibri" w:hAnsi="Calibri" w:cs="Calibri"/>
-          <w:color w:val="1A1A1A"/>
-          <w:sz w:val="22"/>
-          <w:szCs w:val="22"/>
-          <w:lang w:val="en"/>
-        </w:rPr>
-        <w:t xml:space="preserve"> </w:t>
-      </w:r>
-      <w:r>
-        <w:rPr>
-          <w:rFonts w:ascii="Calibri" w:hAnsi="Calibri" w:cs="Calibri"/>
-          <w:color w:val="1A1A1A"/>
-          <w:sz w:val="22"/>
-          <w:szCs w:val="22"/>
-          <w:lang w:val="en"/>
-        </w:rPr>
-        <w:t xml:space="preserve">with </w:t>
-      </w:r>
+        <w:t>frontend</w:t>
+      </w:r>
+      <w:proofErr w:type="gramEnd"/>
       <w:r>
         <w:rPr>
           <w:rFonts w:ascii="Calibri" w:hAnsi="Calibri" w:cs="Calibri"/>
@@ -1287,17 +1358,17 @@
           <w:szCs w:val="22"/>
           <w:lang w:val="en"/>
         </w:rPr>
-        <w:t>no backend server, no application database, and no server-side code</w:t>
-      </w:r>
-      <w:r>
-        <w:rPr>
-          <w:rFonts w:ascii="Calibri" w:hAnsi="Calibri" w:cs="Calibri"/>
-          <w:color w:val="1A1A1A"/>
-          <w:sz w:val="22"/>
-          <w:szCs w:val="22"/>
-          <w:lang w:val="en"/>
-        </w:rPr>
-        <w:t xml:space="preserve">. All logic executes in the end-user's browser. It is </w:t>
+        <w:t>-only single-page application</w:t>
+      </w:r>
+      <w:r>
+        <w:rPr>
+          <w:rFonts w:ascii="Calibri" w:hAnsi="Calibri" w:cs="Calibri"/>
+          <w:color w:val="1A1A1A"/>
+          <w:sz w:val="22"/>
+          <w:szCs w:val="22"/>
+          <w:lang w:val="en"/>
+        </w:rPr>
+        <w:t xml:space="preserve"> with </w:t>
       </w:r>
       <w:r>
         <w:rPr>
@@ -1309,17 +1380,39 @@
           <w:szCs w:val="22"/>
           <w:lang w:val="en"/>
         </w:rPr>
-        <w:t>strictly read-only</w:t>
-      </w:r>
-      <w:r>
-        <w:rPr>
-          <w:rFonts w:ascii="Calibri" w:hAnsi="Calibri" w:cs="Calibri"/>
-          <w:color w:val="1A1A1A"/>
-          <w:sz w:val="22"/>
-          <w:szCs w:val="22"/>
-          <w:lang w:val="en"/>
-        </w:rPr>
-        <w:t xml:space="preserve"> — it renders a single Excel workbook from SharePoint and provides </w:t>
+        <w:t>no backend server, no application database, and no server-side code</w:t>
+      </w:r>
+      <w:r>
+        <w:rPr>
+          <w:rFonts w:ascii="Calibri" w:hAnsi="Calibri" w:cs="Calibri"/>
+          <w:color w:val="1A1A1A"/>
+          <w:sz w:val="22"/>
+          <w:szCs w:val="22"/>
+          <w:lang w:val="en"/>
+        </w:rPr>
+        <w:t xml:space="preserve">. All logic </w:t>
+      </w:r>
+      <w:proofErr w:type="gramStart"/>
+      <w:r>
+        <w:rPr>
+          <w:rFonts w:ascii="Calibri" w:hAnsi="Calibri" w:cs="Calibri"/>
+          <w:color w:val="1A1A1A"/>
+          <w:sz w:val="22"/>
+          <w:szCs w:val="22"/>
+          <w:lang w:val="en"/>
+        </w:rPr>
+        <w:t>executes</w:t>
+      </w:r>
+      <w:proofErr w:type="gramEnd"/>
+      <w:r>
+        <w:rPr>
+          <w:rFonts w:ascii="Calibri" w:hAnsi="Calibri" w:cs="Calibri"/>
+          <w:color w:val="1A1A1A"/>
+          <w:sz w:val="22"/>
+          <w:szCs w:val="22"/>
+          <w:lang w:val="en"/>
+        </w:rPr>
+        <w:t xml:space="preserve"> in the end-user's browser. It is </w:t>
       </w:r>
       <w:r>
         <w:rPr>
@@ -1331,7 +1424,17 @@
           <w:szCs w:val="22"/>
           <w:lang w:val="en"/>
         </w:rPr>
-        <w:t xml:space="preserve">no facility to edit or write </w:t>
+        <w:t>strictly read-only</w:t>
+      </w:r>
+      <w:r>
+        <w:rPr>
+          <w:rFonts w:ascii="Calibri" w:hAnsi="Calibri" w:cs="Calibri"/>
+          <w:color w:val="1A1A1A"/>
+          <w:sz w:val="22"/>
+          <w:szCs w:val="22"/>
+          <w:lang w:val="en"/>
+        </w:rPr>
+        <w:t xml:space="preserve"> — it renders a single Excel workbook from SharePoint and provides </w:t>
       </w:r>
       <w:r>
         <w:rPr>
@@ -1343,6 +1446,18 @@
           <w:szCs w:val="22"/>
           <w:lang w:val="en"/>
         </w:rPr>
+        <w:t xml:space="preserve">no facility to edit or write </w:t>
+      </w:r>
+      <w:r>
+        <w:rPr>
+          <w:rFonts w:ascii="Calibri" w:hAnsi="Calibri" w:cs="Calibri"/>
+          <w:b/>
+          <w:bCs/>
+          <w:color w:val="1A1A1A"/>
+          <w:sz w:val="22"/>
+          <w:szCs w:val="22"/>
+          <w:lang w:val="en"/>
+        </w:rPr>
         <w:lastRenderedPageBreak/>
         <w:t>data</w:t>
       </w:r>
@@ -1388,18 +1503,9 @@
           <w:szCs w:val="22"/>
           <w:lang w:val="en"/>
         </w:rPr>
-        <w:t>OAuth 2.0 Authorization Code flow with PKCE</w:t>
-      </w:r>
-      <w:r>
-        <w:rPr>
-          <w:rFonts w:ascii="Calibri" w:hAnsi="Calibri" w:cs="Calibri"/>
-          <w:color w:val="1A1A1A"/>
-          <w:sz w:val="22"/>
-          <w:szCs w:val="22"/>
-          <w:lang w:val="en"/>
-        </w:rPr>
-        <w:t xml:space="preserve">, and reads the workbook through the </w:t>
-      </w:r>
+        <w:t xml:space="preserve">OAuth 2.0 Authorization Code flow with </w:t>
+      </w:r>
+      <w:proofErr w:type="gramStart"/>
       <w:r>
         <w:rPr>
           <w:rFonts w:ascii="Calibri" w:hAnsi="Calibri" w:cs="Calibri"/>
@@ -1410,17 +1516,28 @@
           <w:szCs w:val="22"/>
           <w:lang w:val="en"/>
         </w:rPr>
-        <w:t>Microsoft Graph API</w:t>
-      </w:r>
-      <w:r>
-        <w:rPr>
-          <w:rFonts w:ascii="Calibri" w:hAnsi="Calibri" w:cs="Calibri"/>
-          <w:color w:val="1A1A1A"/>
-          <w:sz w:val="22"/>
-          <w:szCs w:val="22"/>
-          <w:lang w:val="en"/>
-        </w:rPr>
-        <w:t xml:space="preserve"> using </w:t>
+        <w:t>PKCE</w:t>
+      </w:r>
+      <w:r>
+        <w:rPr>
+          <w:rFonts w:ascii="Calibri" w:hAnsi="Calibri" w:cs="Calibri"/>
+          <w:color w:val="1A1A1A"/>
+          <w:sz w:val="22"/>
+          <w:szCs w:val="22"/>
+          <w:lang w:val="en"/>
+        </w:rPr>
+        <w:t>, and</w:t>
+      </w:r>
+      <w:proofErr w:type="gramEnd"/>
+      <w:r>
+        <w:rPr>
+          <w:rFonts w:ascii="Calibri" w:hAnsi="Calibri" w:cs="Calibri"/>
+          <w:color w:val="1A1A1A"/>
+          <w:sz w:val="22"/>
+          <w:szCs w:val="22"/>
+          <w:lang w:val="en"/>
+        </w:rPr>
+        <w:t xml:space="preserve"> reads the workbook through the </w:t>
       </w:r>
       <w:r>
         <w:rPr>
@@ -1432,6 +1549,28 @@
           <w:szCs w:val="22"/>
           <w:lang w:val="en"/>
         </w:rPr>
+        <w:t>Microsoft Graph API</w:t>
+      </w:r>
+      <w:r>
+        <w:rPr>
+          <w:rFonts w:ascii="Calibri" w:hAnsi="Calibri" w:cs="Calibri"/>
+          <w:color w:val="1A1A1A"/>
+          <w:sz w:val="22"/>
+          <w:szCs w:val="22"/>
+          <w:lang w:val="en"/>
+        </w:rPr>
+        <w:t xml:space="preserve"> using </w:t>
+      </w:r>
+      <w:r>
+        <w:rPr>
+          <w:rFonts w:ascii="Calibri" w:hAnsi="Calibri" w:cs="Calibri"/>
+          <w:b/>
+          <w:bCs/>
+          <w:color w:val="1A1A1A"/>
+          <w:sz w:val="22"/>
+          <w:szCs w:val="22"/>
+          <w:lang w:val="en"/>
+        </w:rPr>
         <w:t>delegated, read-only</w:t>
       </w:r>
       <w:r>
@@ -1442,17 +1581,29 @@
           <w:szCs w:val="22"/>
           <w:lang w:val="en"/>
         </w:rPr>
-        <w:t xml:space="preserve"> </w:t>
-      </w:r>
-      <w:r>
-        <w:rPr>
-          <w:rFonts w:ascii="Calibri" w:hAnsi="Calibri" w:cs="Calibri"/>
-          <w:color w:val="1A1A1A"/>
-          <w:sz w:val="22"/>
-          <w:szCs w:val="22"/>
-          <w:lang w:val="en"/>
-        </w:rPr>
-        <w:t xml:space="preserve">permissions. Because there is no server-side attack surface and no write path, entire vulnerability classes (SQL injection, SSRF, server RCE, insecure direct object references, data tampering) are </w:t>
+        <w:t xml:space="preserve"> permissions. Because there </w:t>
+      </w:r>
+      <w:proofErr w:type="gramStart"/>
+      <w:r>
+        <w:rPr>
+          <w:rFonts w:ascii="Calibri" w:hAnsi="Calibri" w:cs="Calibri"/>
+          <w:color w:val="1A1A1A"/>
+          <w:sz w:val="22"/>
+          <w:szCs w:val="22"/>
+          <w:lang w:val="en"/>
+        </w:rPr>
+        <w:t>is</w:t>
+      </w:r>
+      <w:proofErr w:type="gramEnd"/>
+      <w:r>
+        <w:rPr>
+          <w:rFonts w:ascii="Calibri" w:hAnsi="Calibri" w:cs="Calibri"/>
+          <w:color w:val="1A1A1A"/>
+          <w:sz w:val="22"/>
+          <w:szCs w:val="22"/>
+          <w:lang w:val="en"/>
+        </w:rPr>
+        <w:t xml:space="preserve"> no server-side attack surface and no write path, entire vulnerability classes (SQL injection, SSRF, server RCE, insecure direct object references, data tampering) are </w:t>
       </w:r>
       <w:r>
         <w:rPr>
@@ -1508,17 +1659,29 @@
           <w:szCs w:val="22"/>
           <w:lang w:val="en"/>
         </w:rPr>
-        <w:t xml:space="preserve"> </w:t>
-      </w:r>
-      <w:r>
-        <w:rPr>
-          <w:rFonts w:ascii="Calibri" w:hAnsi="Calibri" w:cs="Calibri"/>
-          <w:color w:val="1A1A1A"/>
-          <w:sz w:val="22"/>
-          <w:szCs w:val="22"/>
-          <w:lang w:val="en"/>
-        </w:rPr>
-        <w:t>No critical, high, or medium-severity vulnerabilities were identified by manual review, automated static analysis (Snyk Code — 0 issues across 24 files), dependency audit (0 known vulnerabilities), or the automated dynamic scan (no injection / XSS / sensitive-data / open-redirect findings). Three low-severity and three informational observations were recorded, each a well-understood trade-off with a recommendation.</w:t>
+        <w:t xml:space="preserve"> No critical, high, or medium-severity vulnerabilities were identified by manual review, automated static analysis (</w:t>
+      </w:r>
+      <w:proofErr w:type="spellStart"/>
+      <w:r>
+        <w:rPr>
+          <w:rFonts w:ascii="Calibri" w:hAnsi="Calibri" w:cs="Calibri"/>
+          <w:color w:val="1A1A1A"/>
+          <w:sz w:val="22"/>
+          <w:szCs w:val="22"/>
+          <w:lang w:val="en"/>
+        </w:rPr>
+        <w:t>Snyk</w:t>
+      </w:r>
+      <w:proofErr w:type="spellEnd"/>
+      <w:r>
+        <w:rPr>
+          <w:rFonts w:ascii="Calibri" w:hAnsi="Calibri" w:cs="Calibri"/>
+          <w:color w:val="1A1A1A"/>
+          <w:sz w:val="22"/>
+          <w:szCs w:val="22"/>
+          <w:lang w:val="en"/>
+        </w:rPr>
+        <w:t xml:space="preserve"> Code — 0 issues across 24 files), dependency audit (0 known vulnerabilities), or the automated dynamic scan (no injection / XSS / sensitive-data / open-redirect findings). Three low-severity and two informational observations were recorded, each a well-understood trade-off with a recommendation.</w:t>
       </w:r>
     </w:p>
     <w:p>
@@ -1534,8 +1697,17 @@
           <w:rFonts w:ascii="Calibri" w:eastAsia="Times New Roman" w:hAnsi="Calibri" w:cs="Calibri"/>
           <w:lang w:val="en"/>
         </w:rPr>
-        <w:t>Findings at a glance</w:t>
-      </w:r>
+        <w:t xml:space="preserve">Findings </w:t>
+      </w:r>
+      <w:proofErr w:type="gramStart"/>
+      <w:r>
+        <w:rPr>
+          <w:rFonts w:ascii="Calibri" w:eastAsia="Times New Roman" w:hAnsi="Calibri" w:cs="Calibri"/>
+          <w:lang w:val="en"/>
+        </w:rPr>
+        <w:t>at a glance</w:t>
+      </w:r>
+      <w:proofErr w:type="gramEnd"/>
     </w:p>
     <w:tbl>
       <w:tblPr>
@@ -1974,7 +2146,7 @@
                 <w:sz w:val="20"/>
                 <w:szCs w:val="20"/>
               </w:rPr>
-              <w:t>3</w:t>
+              <w:t>2</w:t>
             </w:r>
           </w:p>
         </w:tc>
@@ -2001,7 +2173,33 @@
           <w:szCs w:val="22"/>
           <w:lang w:val="en"/>
         </w:rPr>
-        <w:t>Scope of this rating: this assessment reflects the application as deployed on Azure Static Web Apps. If it is later migrated to a different hosting platform, the static/code findings remain valid, but the dynamic checks (§8) should be re-run against the new URL and the platform-portability item F-06 must be actioned.</w:t>
+        <w:t xml:space="preserve">Scope of this rating: this assessment reflects the application as deployed on Azure Static Web Apps. If it is later migrated to a different hosting platform, the static/code findings remain valid, but the dynamic checks (§8) should be re-run against the new </w:t>
+      </w:r>
+      <w:proofErr w:type="gramStart"/>
+      <w:r>
+        <w:rPr>
+          <w:rFonts w:ascii="Calibri" w:hAnsi="Calibri" w:cs="Calibri"/>
+          <w:i/>
+          <w:iCs/>
+          <w:color w:val="1A1A1A"/>
+          <w:sz w:val="22"/>
+          <w:szCs w:val="22"/>
+          <w:lang w:val="en"/>
+        </w:rPr>
+        <w:t>URL</w:t>
+      </w:r>
+      <w:proofErr w:type="gramEnd"/>
+      <w:r>
+        <w:rPr>
+          <w:rFonts w:ascii="Calibri" w:hAnsi="Calibri" w:cs="Calibri"/>
+          <w:i/>
+          <w:iCs/>
+          <w:color w:val="1A1A1A"/>
+          <w:sz w:val="22"/>
+          <w:szCs w:val="22"/>
+          <w:lang w:val="en"/>
+        </w:rPr>
+        <w:t xml:space="preserve"> and the platform-portability item F-05 must be actioned.</w:t>
       </w:r>
     </w:p>
     <w:p>
@@ -2370,8 +2568,19 @@
                 <w:sz w:val="20"/>
                 <w:szCs w:val="20"/>
               </w:rPr>
-              <w:t>public/staticwebapp.config.json</w:t>
-            </w:r>
+              <w:t>public/</w:t>
+            </w:r>
+            <w:proofErr w:type="spellStart"/>
+            <w:r>
+              <w:rPr>
+                <w:rFonts w:ascii="Calibri" w:eastAsia="Times New Roman" w:hAnsi="Calibri" w:cs="Calibri"/>
+                <w:color w:val="1A1A1A"/>
+                <w:sz w:val="20"/>
+                <w:szCs w:val="20"/>
+              </w:rPr>
+              <w:t>staticwebapp.config.json</w:t>
+            </w:r>
+            <w:proofErr w:type="spellEnd"/>
           </w:p>
         </w:tc>
       </w:tr>
@@ -2604,7 +2813,27 @@
                 <w:sz w:val="20"/>
                 <w:szCs w:val="20"/>
               </w:rPr>
-              <w:t>All npm packages shipped in the build</w:t>
+              <w:t xml:space="preserve">All </w:t>
+            </w:r>
+            <w:proofErr w:type="spellStart"/>
+            <w:r>
+              <w:rPr>
+                <w:rFonts w:ascii="Calibri" w:eastAsia="Times New Roman" w:hAnsi="Calibri" w:cs="Calibri"/>
+                <w:color w:val="1A1A1A"/>
+                <w:sz w:val="20"/>
+                <w:szCs w:val="20"/>
+              </w:rPr>
+              <w:t>npm</w:t>
+            </w:r>
+            <w:proofErr w:type="spellEnd"/>
+            <w:r>
+              <w:rPr>
+                <w:rFonts w:ascii="Calibri" w:eastAsia="Times New Roman" w:hAnsi="Calibri" w:cs="Calibri"/>
+                <w:color w:val="1A1A1A"/>
+                <w:sz w:val="20"/>
+                <w:szCs w:val="20"/>
+              </w:rPr>
+              <w:t xml:space="preserve"> packages shipped in the build</w:t>
             </w:r>
           </w:p>
         </w:tc>
@@ -2646,7 +2875,7 @@
           <w:lang w:val="en"/>
         </w:rPr>
         <w:lastRenderedPageBreak/>
-        <w:t xml:space="preserve">Third-party services operated by Microsoft and Google were </w:t>
+        <w:t xml:space="preserve">Third-party services operated by Microsoft were </w:t>
       </w:r>
       <w:r>
         <w:rPr>
@@ -2668,17 +2897,7 @@
           <w:szCs w:val="22"/>
           <w:lang w:val="en"/>
         </w:rPr>
-        <w:t xml:space="preserve"> </w:t>
-      </w:r>
-      <w:r>
-        <w:rPr>
-          <w:rFonts w:ascii="Calibri" w:hAnsi="Calibri" w:cs="Calibri"/>
-          <w:color w:val="1A1A1A"/>
-          <w:sz w:val="22"/>
-          <w:szCs w:val="22"/>
-          <w:lang w:val="en"/>
-        </w:rPr>
-        <w:t xml:space="preserve">tested — Microsoft Entra ID, Microsoft Graph, SharePoint Online, the Azure Static Web Apps platform (except its externally-observable TLS/header configuration), and Google Fonts. The assessment covered how the application </w:t>
+        <w:t xml:space="preserve"> tested — Microsoft Entra ID, Microsoft Graph, SharePoint Online, and the Azure Static Web Apps platform (except its externally-observable TLS/header configuration). The assessment covered how the application </w:t>
       </w:r>
       <w:r>
         <w:rPr>
@@ -2700,7 +2919,7 @@
           <w:szCs w:val="22"/>
           <w:lang w:val="en"/>
         </w:rPr>
-        <w:t xml:space="preserve"> these services, not the services themselves.</w:t>
+        <w:t xml:space="preserve"> these services, not the services themselves. The application loads no third-party resources at runtime (fonts are self-hosted).</w:t>
       </w:r>
     </w:p>
     <w:p>
@@ -2985,7 +3204,47 @@
                 <w:sz w:val="20"/>
                 <w:szCs w:val="20"/>
               </w:rPr>
-              <w:t>Manual code review of all source + Snyk Code automated static analysis (0 issues across 24 files).</w:t>
+              <w:t xml:space="preserve">Manual code review of all </w:t>
+            </w:r>
+            <w:proofErr w:type="gramStart"/>
+            <w:r>
+              <w:rPr>
+                <w:rFonts w:ascii="Calibri" w:eastAsia="Times New Roman" w:hAnsi="Calibri" w:cs="Calibri"/>
+                <w:color w:val="1A1A1A"/>
+                <w:sz w:val="20"/>
+                <w:szCs w:val="20"/>
+              </w:rPr>
+              <w:t>source</w:t>
+            </w:r>
+            <w:proofErr w:type="gramEnd"/>
+            <w:r>
+              <w:rPr>
+                <w:rFonts w:ascii="Calibri" w:eastAsia="Times New Roman" w:hAnsi="Calibri" w:cs="Calibri"/>
+                <w:color w:val="1A1A1A"/>
+                <w:sz w:val="20"/>
+                <w:szCs w:val="20"/>
+              </w:rPr>
+              <w:t xml:space="preserve"> + </w:t>
+            </w:r>
+            <w:proofErr w:type="spellStart"/>
+            <w:r>
+              <w:rPr>
+                <w:rFonts w:ascii="Calibri" w:eastAsia="Times New Roman" w:hAnsi="Calibri" w:cs="Calibri"/>
+                <w:color w:val="1A1A1A"/>
+                <w:sz w:val="20"/>
+                <w:szCs w:val="20"/>
+              </w:rPr>
+              <w:t>Snyk</w:t>
+            </w:r>
+            <w:proofErr w:type="spellEnd"/>
+            <w:r>
+              <w:rPr>
+                <w:rFonts w:ascii="Calibri" w:eastAsia="Times New Roman" w:hAnsi="Calibri" w:cs="Calibri"/>
+                <w:color w:val="1A1A1A"/>
+                <w:sz w:val="20"/>
+                <w:szCs w:val="20"/>
+              </w:rPr>
+              <w:t xml:space="preserve"> Code automated static analysis (0 issues across 24 files).</w:t>
             </w:r>
           </w:p>
         </w:tc>
@@ -3063,7 +3322,27 @@
                 <w:sz w:val="20"/>
                 <w:szCs w:val="20"/>
               </w:rPr>
-              <w:t>Dependency vulnerability audit (npm audit) against the full dependency tree.</w:t>
+              <w:t>Dependency vulnerability audit (</w:t>
+            </w:r>
+            <w:proofErr w:type="spellStart"/>
+            <w:r>
+              <w:rPr>
+                <w:rFonts w:ascii="Calibri" w:eastAsia="Times New Roman" w:hAnsi="Calibri" w:cs="Calibri"/>
+                <w:color w:val="1A1A1A"/>
+                <w:sz w:val="20"/>
+                <w:szCs w:val="20"/>
+              </w:rPr>
+              <w:t>npm</w:t>
+            </w:r>
+            <w:proofErr w:type="spellEnd"/>
+            <w:r>
+              <w:rPr>
+                <w:rFonts w:ascii="Calibri" w:eastAsia="Times New Roman" w:hAnsi="Calibri" w:cs="Calibri"/>
+                <w:color w:val="1A1A1A"/>
+                <w:sz w:val="20"/>
+                <w:szCs w:val="20"/>
+              </w:rPr>
+              <w:t xml:space="preserve"> audit) against the full dependency tree.</w:t>
             </w:r>
           </w:p>
         </w:tc>
@@ -3141,7 +3420,27 @@
                 <w:sz w:val="20"/>
                 <w:szCs w:val="20"/>
               </w:rPr>
-              <w:t>Automated scanning of the deployed app with Snyk API &amp; Web (crawl + active checks, TLS/header inspection).</w:t>
+              <w:t xml:space="preserve">Automated scanning of the deployed app with </w:t>
+            </w:r>
+            <w:proofErr w:type="spellStart"/>
+            <w:r>
+              <w:rPr>
+                <w:rFonts w:ascii="Calibri" w:eastAsia="Times New Roman" w:hAnsi="Calibri" w:cs="Calibri"/>
+                <w:color w:val="1A1A1A"/>
+                <w:sz w:val="20"/>
+                <w:szCs w:val="20"/>
+              </w:rPr>
+              <w:t>Snyk</w:t>
+            </w:r>
+            <w:proofErr w:type="spellEnd"/>
+            <w:r>
+              <w:rPr>
+                <w:rFonts w:ascii="Calibri" w:eastAsia="Times New Roman" w:hAnsi="Calibri" w:cs="Calibri"/>
+                <w:color w:val="1A1A1A"/>
+                <w:sz w:val="20"/>
+                <w:szCs w:val="20"/>
+              </w:rPr>
+              <w:t xml:space="preserve"> API &amp; Web (crawl + active checks, TLS/header inspection).</w:t>
             </w:r>
           </w:p>
         </w:tc>
@@ -3266,7 +3565,29 @@
           <w:szCs w:val="22"/>
           <w:lang w:val="en"/>
         </w:rPr>
-        <w:t>: Critical 9.0–10.0, High 7.0–8.9, Medium 4.0–6.9, Low 0.1–3.9, Informational 0.0. Low-severity scores below are taken from the Snyk platform where it reported them.</w:t>
+        <w:t xml:space="preserve">: Critical 9.0–10.0, High 7.0–8.9, Medium 4.0–6.9, Low 0.1–3.9, Informational 0.0. Low-severity scores below are taken from the </w:t>
+      </w:r>
+      <w:proofErr w:type="spellStart"/>
+      <w:r>
+        <w:rPr>
+          <w:rFonts w:ascii="Calibri" w:hAnsi="Calibri" w:cs="Calibri"/>
+          <w:color w:val="1A1A1A"/>
+          <w:sz w:val="22"/>
+          <w:szCs w:val="22"/>
+          <w:lang w:val="en"/>
+        </w:rPr>
+        <w:t>Snyk</w:t>
+      </w:r>
+      <w:proofErr w:type="spellEnd"/>
+      <w:r>
+        <w:rPr>
+          <w:rFonts w:ascii="Calibri" w:hAnsi="Calibri" w:cs="Calibri"/>
+          <w:color w:val="1A1A1A"/>
+          <w:sz w:val="22"/>
+          <w:szCs w:val="22"/>
+          <w:lang w:val="en"/>
+        </w:rPr>
+        <w:t xml:space="preserve"> platform where it reported them.</w:t>
       </w:r>
     </w:p>
     <w:p>
@@ -3330,7 +3651,23 @@
           <w:color w:val="1A1A1A"/>
           <w:lang w:val="en"/>
         </w:rPr>
-        <w:t xml:space="preserve">  |-- 1. OAuth2 Authorization Code + PKCE --&gt; Microsoft Entra ID        [out of scope]</w:t>
+        <w:t xml:space="preserve">  |-- 1. OAuth2 Authorization Code + PKCE --&gt; Microsoft Entra ID     </w:t>
+      </w:r>
+      <w:proofErr w:type="gramStart"/>
+      <w:r>
+        <w:rPr>
+          <w:color w:val="1A1A1A"/>
+          <w:lang w:val="en"/>
+        </w:rPr>
+        <w:t xml:space="preserve">   [</w:t>
+      </w:r>
+      <w:proofErr w:type="gramEnd"/>
+      <w:r>
+        <w:rPr>
+          <w:color w:val="1A1A1A"/>
+          <w:lang w:val="en"/>
+        </w:rPr>
+        <w:t>out of scope]</w:t>
       </w:r>
     </w:p>
     <w:p>
@@ -3378,7 +3715,23 @@
           <w:color w:val="1A1A1A"/>
           <w:lang w:val="en"/>
         </w:rPr>
-        <w:t xml:space="preserve">  '-- 2. Bearer access token --------------&gt; Microsoft Graph -&gt; SharePoint [out of scope]</w:t>
+        <w:t xml:space="preserve">  '-- 2. Bearer access </w:t>
+      </w:r>
+      <w:proofErr w:type="gramStart"/>
+      <w:r>
+        <w:rPr>
+          <w:color w:val="1A1A1A"/>
+          <w:lang w:val="en"/>
+        </w:rPr>
+        <w:t>token -</w:t>
+      </w:r>
+      <w:proofErr w:type="gramEnd"/>
+      <w:r>
+        <w:rPr>
+          <w:color w:val="1A1A1A"/>
+          <w:lang w:val="en"/>
+        </w:rPr>
+        <w:t>-------------&gt; Microsoft Graph -&gt; SharePoint [out of scope]</w:t>
       </w:r>
     </w:p>
     <w:p>
@@ -3394,14 +3747,7 @@
           <w:color w:val="1A1A1A"/>
           <w:lang w:val="en"/>
         </w:rPr>
-        <w:t xml:space="preserve">      &lt;</w:t>
-      </w:r>
-      <w:r>
-        <w:rPr>
-          <w:color w:val="1A1A1A"/>
-          <w:lang w:val="en"/>
-        </w:rPr>
-        <w:t>-- Excel workbook (.xlsx) --</w:t>
+        <w:t xml:space="preserve">      &lt;-- Excel workbook (.xlsx) --</w:t>
       </w:r>
     </w:p>
     <w:p>
@@ -3591,7 +3937,29 @@
           <w:szCs w:val="22"/>
           <w:lang w:val="en"/>
         </w:rPr>
-        <w:t xml:space="preserve"> are stored in sessionStorage and cleared when the browser tab is closed.</w:t>
+        <w:t xml:space="preserve"> are stored in </w:t>
+      </w:r>
+      <w:proofErr w:type="spellStart"/>
+      <w:r>
+        <w:rPr>
+          <w:rFonts w:ascii="Calibri" w:eastAsia="Times New Roman" w:hAnsi="Calibri" w:cs="Calibri"/>
+          <w:color w:val="1A1A1A"/>
+          <w:sz w:val="22"/>
+          <w:szCs w:val="22"/>
+          <w:lang w:val="en"/>
+        </w:rPr>
+        <w:t>sessionStorage</w:t>
+      </w:r>
+      <w:proofErr w:type="spellEnd"/>
+      <w:r>
+        <w:rPr>
+          <w:rFonts w:ascii="Calibri" w:eastAsia="Times New Roman" w:hAnsi="Calibri" w:cs="Calibri"/>
+          <w:color w:val="1A1A1A"/>
+          <w:sz w:val="22"/>
+          <w:szCs w:val="22"/>
+          <w:lang w:val="en"/>
+        </w:rPr>
+        <w:t xml:space="preserve"> and cleared when the browser tab is closed.</w:t>
       </w:r>
     </w:p>
     <w:p>
@@ -3607,6 +3975,7 @@
           <w:rFonts w:eastAsia="Times New Roman" w:cs="Calibri"/>
           <w:lang w:val="en"/>
         </w:rPr>
+        <w:lastRenderedPageBreak/>
         <w:t>5. Findings summary</w:t>
       </w:r>
     </w:p>
@@ -4117,7 +4486,27 @@
                 <w:sz w:val="20"/>
                 <w:szCs w:val="20"/>
               </w:rPr>
-              <w:t>Access tokens accessible to same-origin JavaScript (sessionStorage)</w:t>
+              <w:t>Access tokens accessible to same-origin JavaScript (</w:t>
+            </w:r>
+            <w:proofErr w:type="spellStart"/>
+            <w:r>
+              <w:rPr>
+                <w:rFonts w:ascii="Calibri" w:eastAsia="Times New Roman" w:hAnsi="Calibri" w:cs="Calibri"/>
+                <w:color w:val="1A1A1A"/>
+                <w:sz w:val="20"/>
+                <w:szCs w:val="20"/>
+              </w:rPr>
+              <w:t>sessionStorage</w:t>
+            </w:r>
+            <w:proofErr w:type="spellEnd"/>
+            <w:r>
+              <w:rPr>
+                <w:rFonts w:ascii="Calibri" w:eastAsia="Times New Roman" w:hAnsi="Calibri" w:cs="Calibri"/>
+                <w:color w:val="1A1A1A"/>
+                <w:sz w:val="20"/>
+                <w:szCs w:val="20"/>
+              </w:rPr>
+              <w:t>)</w:t>
             </w:r>
           </w:p>
         </w:tc>
@@ -4656,198 +5045,6 @@
                 <w:szCs w:val="20"/>
               </w:rPr>
               <w:t>F-05</w:t>
-            </w:r>
-          </w:p>
-        </w:tc>
-        <w:tc>
-          <w:tcPr>
-            <w:tcW w:w="0" w:type="auto"/>
-            <w:tcBorders>
-              <w:top w:val="single" w:sz="6" w:space="0" w:color="CDD2DC"/>
-              <w:left w:val="single" w:sz="6" w:space="0" w:color="CDD2DC"/>
-              <w:bottom w:val="single" w:sz="6" w:space="0" w:color="CDD2DC"/>
-              <w:right w:val="single" w:sz="6" w:space="0" w:color="CDD2DC"/>
-            </w:tcBorders>
-            <w:tcMar>
-              <w:top w:w="100" w:type="dxa"/>
-              <w:left w:w="140" w:type="dxa"/>
-              <w:bottom w:w="100" w:type="dxa"/>
-              <w:right w:w="140" w:type="dxa"/>
-            </w:tcMar>
-            <w:hideMark/>
-          </w:tcPr>
-          <w:p>
-            <w:pPr>
-              <w:spacing w:before="120" w:after="120"/>
-              <w:rPr>
-                <w:rFonts w:ascii="Calibri" w:eastAsia="Times New Roman" w:hAnsi="Calibri" w:cs="Calibri"/>
-                <w:color w:val="1A1A1A"/>
-                <w:sz w:val="20"/>
-                <w:szCs w:val="20"/>
-              </w:rPr>
-            </w:pPr>
-            <w:r>
-              <w:rPr>
-                <w:rFonts w:ascii="Calibri" w:eastAsia="Times New Roman" w:hAnsi="Calibri" w:cs="Calibri"/>
-                <w:color w:val="1A1A1A"/>
-                <w:sz w:val="20"/>
-                <w:szCs w:val="20"/>
-              </w:rPr>
-              <w:t>Third-party resource load (Google Fonts)</w:t>
-            </w:r>
-          </w:p>
-        </w:tc>
-        <w:tc>
-          <w:tcPr>
-            <w:tcW w:w="0" w:type="auto"/>
-            <w:tcBorders>
-              <w:top w:val="single" w:sz="6" w:space="0" w:color="CDD2DC"/>
-              <w:left w:val="single" w:sz="6" w:space="0" w:color="CDD2DC"/>
-              <w:bottom w:val="single" w:sz="6" w:space="0" w:color="CDD2DC"/>
-              <w:right w:val="single" w:sz="6" w:space="0" w:color="CDD2DC"/>
-            </w:tcBorders>
-            <w:tcMar>
-              <w:top w:w="100" w:type="dxa"/>
-              <w:left w:w="140" w:type="dxa"/>
-              <w:bottom w:w="100" w:type="dxa"/>
-              <w:right w:w="140" w:type="dxa"/>
-            </w:tcMar>
-            <w:hideMark/>
-          </w:tcPr>
-          <w:p>
-            <w:pPr>
-              <w:spacing w:before="120" w:after="120"/>
-              <w:jc w:val="center"/>
-              <w:rPr>
-                <w:rFonts w:ascii="Calibri" w:eastAsia="Times New Roman" w:hAnsi="Calibri" w:cs="Calibri"/>
-                <w:color w:val="1A1A1A"/>
-                <w:sz w:val="20"/>
-                <w:szCs w:val="20"/>
-              </w:rPr>
-            </w:pPr>
-            <w:r>
-              <w:rPr>
-                <w:rStyle w:val="sev1"/>
-                <w:rFonts w:ascii="Calibri" w:eastAsia="Times New Roman" w:hAnsi="Calibri" w:cs="Calibri"/>
-              </w:rPr>
-              <w:t>INFO</w:t>
-            </w:r>
-          </w:p>
-        </w:tc>
-        <w:tc>
-          <w:tcPr>
-            <w:tcW w:w="0" w:type="auto"/>
-            <w:tcBorders>
-              <w:top w:val="single" w:sz="6" w:space="0" w:color="CDD2DC"/>
-              <w:left w:val="single" w:sz="6" w:space="0" w:color="CDD2DC"/>
-              <w:bottom w:val="single" w:sz="6" w:space="0" w:color="CDD2DC"/>
-              <w:right w:val="single" w:sz="6" w:space="0" w:color="CDD2DC"/>
-            </w:tcBorders>
-            <w:tcMar>
-              <w:top w:w="100" w:type="dxa"/>
-              <w:left w:w="140" w:type="dxa"/>
-              <w:bottom w:w="100" w:type="dxa"/>
-              <w:right w:w="140" w:type="dxa"/>
-            </w:tcMar>
-            <w:hideMark/>
-          </w:tcPr>
-          <w:p>
-            <w:pPr>
-              <w:spacing w:before="120" w:after="120"/>
-              <w:jc w:val="center"/>
-              <w:rPr>
-                <w:rFonts w:ascii="Calibri" w:eastAsia="Times New Roman" w:hAnsi="Calibri" w:cs="Calibri"/>
-                <w:color w:val="1A1A1A"/>
-                <w:sz w:val="20"/>
-                <w:szCs w:val="20"/>
-              </w:rPr>
-            </w:pPr>
-            <w:r>
-              <w:rPr>
-                <w:rFonts w:ascii="Calibri" w:eastAsia="Times New Roman" w:hAnsi="Calibri" w:cs="Calibri"/>
-                <w:color w:val="1A1A1A"/>
-                <w:sz w:val="20"/>
-                <w:szCs w:val="20"/>
-              </w:rPr>
-              <w:t>0.0</w:t>
-            </w:r>
-          </w:p>
-        </w:tc>
-        <w:tc>
-          <w:tcPr>
-            <w:tcW w:w="0" w:type="auto"/>
-            <w:tcBorders>
-              <w:top w:val="single" w:sz="6" w:space="0" w:color="CDD2DC"/>
-              <w:left w:val="single" w:sz="6" w:space="0" w:color="CDD2DC"/>
-              <w:bottom w:val="single" w:sz="6" w:space="0" w:color="CDD2DC"/>
-              <w:right w:val="single" w:sz="6" w:space="0" w:color="CDD2DC"/>
-            </w:tcBorders>
-            <w:tcMar>
-              <w:top w:w="100" w:type="dxa"/>
-              <w:left w:w="140" w:type="dxa"/>
-              <w:bottom w:w="100" w:type="dxa"/>
-              <w:right w:w="140" w:type="dxa"/>
-            </w:tcMar>
-            <w:hideMark/>
-          </w:tcPr>
-          <w:p>
-            <w:pPr>
-              <w:spacing w:before="120" w:after="120"/>
-              <w:rPr>
-                <w:rFonts w:ascii="Calibri" w:eastAsia="Times New Roman" w:hAnsi="Calibri" w:cs="Calibri"/>
-                <w:color w:val="1A1A1A"/>
-                <w:sz w:val="20"/>
-                <w:szCs w:val="20"/>
-              </w:rPr>
-            </w:pPr>
-            <w:r>
-              <w:rPr>
-                <w:rFonts w:ascii="Calibri" w:eastAsia="Times New Roman" w:hAnsi="Calibri" w:cs="Calibri"/>
-                <w:color w:val="1A1A1A"/>
-                <w:sz w:val="20"/>
-                <w:szCs w:val="20"/>
-              </w:rPr>
-              <w:t>Open (optional)</w:t>
-            </w:r>
-          </w:p>
-        </w:tc>
-      </w:tr>
-      <w:tr>
-        <w:tc>
-          <w:tcPr>
-            <w:tcW w:w="0" w:type="auto"/>
-            <w:tcBorders>
-              <w:top w:val="single" w:sz="6" w:space="0" w:color="CDD2DC"/>
-              <w:left w:val="single" w:sz="6" w:space="0" w:color="CDD2DC"/>
-              <w:bottom w:val="single" w:sz="6" w:space="0" w:color="CDD2DC"/>
-              <w:right w:val="single" w:sz="6" w:space="0" w:color="CDD2DC"/>
-            </w:tcBorders>
-            <w:tcMar>
-              <w:top w:w="100" w:type="dxa"/>
-              <w:left w:w="140" w:type="dxa"/>
-              <w:bottom w:w="100" w:type="dxa"/>
-              <w:right w:w="140" w:type="dxa"/>
-            </w:tcMar>
-            <w:hideMark/>
-          </w:tcPr>
-          <w:p>
-            <w:pPr>
-              <w:spacing w:before="120" w:after="120"/>
-              <w:rPr>
-                <w:rFonts w:ascii="Calibri" w:eastAsia="Times New Roman" w:hAnsi="Calibri" w:cs="Calibri"/>
-                <w:color w:val="1A1A1A"/>
-                <w:sz w:val="20"/>
-                <w:szCs w:val="20"/>
-              </w:rPr>
-            </w:pPr>
-            <w:r>
-              <w:rPr>
-                <w:rFonts w:ascii="Calibri" w:eastAsia="Times New Roman" w:hAnsi="Calibri" w:cs="Calibri"/>
-                <w:color w:val="1A1A1A"/>
-                <w:sz w:val="20"/>
-                <w:szCs w:val="20"/>
-              </w:rPr>
-              <w:t>F-06</w:t>
             </w:r>
           </w:p>
         </w:tc>
@@ -5034,7 +5231,23 @@
           <w:rFonts w:ascii="Calibri" w:eastAsia="Times New Roman" w:hAnsi="Calibri" w:cs="Calibri"/>
           <w:lang w:val="en"/>
         </w:rPr>
-        <w:t>F-01 — CSP permits 'unsafe-inline' for styles  [Static · confirmed by DAST]</w:t>
+        <w:t xml:space="preserve">F-01 — CSP permits 'unsafe-inline' for </w:t>
+      </w:r>
+      <w:proofErr w:type="gramStart"/>
+      <w:r>
+        <w:rPr>
+          <w:rFonts w:ascii="Calibri" w:eastAsia="Times New Roman" w:hAnsi="Calibri" w:cs="Calibri"/>
+          <w:lang w:val="en"/>
+        </w:rPr>
+        <w:t>styles  [</w:t>
+      </w:r>
+      <w:proofErr w:type="gramEnd"/>
+      <w:r>
+        <w:rPr>
+          <w:rFonts w:ascii="Calibri" w:eastAsia="Times New Roman" w:hAnsi="Calibri" w:cs="Calibri"/>
+          <w:lang w:val="en"/>
+        </w:rPr>
+        <w:t>Static · confirmed by DAST]</w:t>
       </w:r>
     </w:p>
     <w:tbl>
@@ -5130,7 +5343,147 @@
                 <w:sz w:val="20"/>
                 <w:szCs w:val="20"/>
               </w:rPr>
-              <w:t>Low — 3.7 (CVSS:3.0/AV:N/AC:H/PR:N/UI:N/S:U/C:L/I:N/A:N)</w:t>
+              <w:t>Low — 3.7 (CVSS:3.0/</w:t>
+            </w:r>
+            <w:proofErr w:type="gramStart"/>
+            <w:r>
+              <w:rPr>
+                <w:rFonts w:ascii="Calibri" w:eastAsia="Times New Roman" w:hAnsi="Calibri" w:cs="Calibri"/>
+                <w:color w:val="1A1A1A"/>
+                <w:sz w:val="20"/>
+                <w:szCs w:val="20"/>
+              </w:rPr>
+              <w:t>AV:N</w:t>
+            </w:r>
+            <w:proofErr w:type="gramEnd"/>
+            <w:r>
+              <w:rPr>
+                <w:rFonts w:ascii="Calibri" w:eastAsia="Times New Roman" w:hAnsi="Calibri" w:cs="Calibri"/>
+                <w:color w:val="1A1A1A"/>
+                <w:sz w:val="20"/>
+                <w:szCs w:val="20"/>
+              </w:rPr>
+              <w:t>/AC:H/</w:t>
+            </w:r>
+            <w:proofErr w:type="gramStart"/>
+            <w:r>
+              <w:rPr>
+                <w:rFonts w:ascii="Calibri" w:eastAsia="Times New Roman" w:hAnsi="Calibri" w:cs="Calibri"/>
+                <w:color w:val="1A1A1A"/>
+                <w:sz w:val="20"/>
+                <w:szCs w:val="20"/>
+              </w:rPr>
+              <w:t>PR:N</w:t>
+            </w:r>
+            <w:proofErr w:type="gramEnd"/>
+            <w:r>
+              <w:rPr>
+                <w:rFonts w:ascii="Calibri" w:eastAsia="Times New Roman" w:hAnsi="Calibri" w:cs="Calibri"/>
+                <w:color w:val="1A1A1A"/>
+                <w:sz w:val="20"/>
+                <w:szCs w:val="20"/>
+              </w:rPr>
+              <w:t>/</w:t>
+            </w:r>
+            <w:proofErr w:type="gramStart"/>
+            <w:r>
+              <w:rPr>
+                <w:rFonts w:ascii="Calibri" w:eastAsia="Times New Roman" w:hAnsi="Calibri" w:cs="Calibri"/>
+                <w:color w:val="1A1A1A"/>
+                <w:sz w:val="20"/>
+                <w:szCs w:val="20"/>
+              </w:rPr>
+              <w:t>UI:N</w:t>
+            </w:r>
+            <w:proofErr w:type="gramEnd"/>
+            <w:r>
+              <w:rPr>
+                <w:rFonts w:ascii="Calibri" w:eastAsia="Times New Roman" w:hAnsi="Calibri" w:cs="Calibri"/>
+                <w:color w:val="1A1A1A"/>
+                <w:sz w:val="20"/>
+                <w:szCs w:val="20"/>
+              </w:rPr>
+              <w:t>/</w:t>
+            </w:r>
+            <w:proofErr w:type="gramStart"/>
+            <w:r>
+              <w:rPr>
+                <w:rFonts w:ascii="Calibri" w:eastAsia="Times New Roman" w:hAnsi="Calibri" w:cs="Calibri"/>
+                <w:color w:val="1A1A1A"/>
+                <w:sz w:val="20"/>
+                <w:szCs w:val="20"/>
+              </w:rPr>
+              <w:t>S:U</w:t>
+            </w:r>
+            <w:proofErr w:type="gramEnd"/>
+            <w:r>
+              <w:rPr>
+                <w:rFonts w:ascii="Calibri" w:eastAsia="Times New Roman" w:hAnsi="Calibri" w:cs="Calibri"/>
+                <w:color w:val="1A1A1A"/>
+                <w:sz w:val="20"/>
+                <w:szCs w:val="20"/>
+              </w:rPr>
+              <w:t>/</w:t>
+            </w:r>
+            <w:proofErr w:type="gramStart"/>
+            <w:r>
+              <w:rPr>
+                <w:rFonts w:ascii="Calibri" w:eastAsia="Times New Roman" w:hAnsi="Calibri" w:cs="Calibri"/>
+                <w:color w:val="1A1A1A"/>
+                <w:sz w:val="20"/>
+                <w:szCs w:val="20"/>
+              </w:rPr>
+              <w:t>C:L</w:t>
+            </w:r>
+            <w:proofErr w:type="gramEnd"/>
+            <w:r>
+              <w:rPr>
+                <w:rFonts w:ascii="Calibri" w:eastAsia="Times New Roman" w:hAnsi="Calibri" w:cs="Calibri"/>
+                <w:color w:val="1A1A1A"/>
+                <w:sz w:val="20"/>
+                <w:szCs w:val="20"/>
+              </w:rPr>
+              <w:t>/</w:t>
+            </w:r>
+            <w:proofErr w:type="gramStart"/>
+            <w:r>
+              <w:rPr>
+                <w:rFonts w:ascii="Calibri" w:eastAsia="Times New Roman" w:hAnsi="Calibri" w:cs="Calibri"/>
+                <w:color w:val="1A1A1A"/>
+                <w:sz w:val="20"/>
+                <w:szCs w:val="20"/>
+              </w:rPr>
+              <w:t>I:N</w:t>
+            </w:r>
+            <w:proofErr w:type="gramEnd"/>
+            <w:r>
+              <w:rPr>
+                <w:rFonts w:ascii="Calibri" w:eastAsia="Times New Roman" w:hAnsi="Calibri" w:cs="Calibri"/>
+                <w:color w:val="1A1A1A"/>
+                <w:sz w:val="20"/>
+                <w:szCs w:val="20"/>
+              </w:rPr>
+              <w:t>/</w:t>
+            </w:r>
+            <w:proofErr w:type="gramStart"/>
+            <w:r>
+              <w:rPr>
+                <w:rFonts w:ascii="Calibri" w:eastAsia="Times New Roman" w:hAnsi="Calibri" w:cs="Calibri"/>
+                <w:color w:val="1A1A1A"/>
+                <w:sz w:val="20"/>
+                <w:szCs w:val="20"/>
+              </w:rPr>
+              <w:t>A:N</w:t>
+            </w:r>
+            <w:proofErr w:type="gramEnd"/>
+            <w:r>
+              <w:rPr>
+                <w:rFonts w:ascii="Calibri" w:eastAsia="Times New Roman" w:hAnsi="Calibri" w:cs="Calibri"/>
+                <w:color w:val="1A1A1A"/>
+                <w:sz w:val="20"/>
+                <w:szCs w:val="20"/>
+              </w:rPr>
+              <w:t>)</w:t>
             </w:r>
           </w:p>
         </w:tc>
@@ -5296,7 +5649,27 @@
                 <w:sz w:val="20"/>
                 <w:szCs w:val="20"/>
               </w:rPr>
-              <w:t>public/staticwebapp.config.json → Content-Security-Policy</w:t>
+              <w:t>public/</w:t>
+            </w:r>
+            <w:proofErr w:type="spellStart"/>
+            <w:r>
+              <w:rPr>
+                <w:rFonts w:ascii="Calibri" w:eastAsia="Times New Roman" w:hAnsi="Calibri" w:cs="Calibri"/>
+                <w:color w:val="1A1A1A"/>
+                <w:sz w:val="20"/>
+                <w:szCs w:val="20"/>
+              </w:rPr>
+              <w:t>staticwebapp.config.json</w:t>
+            </w:r>
+            <w:proofErr w:type="spellEnd"/>
+            <w:r>
+              <w:rPr>
+                <w:rFonts w:ascii="Calibri" w:eastAsia="Times New Roman" w:hAnsi="Calibri" w:cs="Calibri"/>
+                <w:color w:val="1A1A1A"/>
+                <w:sz w:val="20"/>
+                <w:szCs w:val="20"/>
+              </w:rPr>
+              <w:t xml:space="preserve"> → Content-Security-Policy</w:t>
             </w:r>
           </w:p>
         </w:tc>
@@ -5379,7 +5752,27 @@
                 <w:sz w:val="20"/>
                 <w:szCs w:val="20"/>
               </w:rPr>
-              <w:t>Vendor source review; confirmed by Snyk API &amp; Web DAST (13 Jul 2026)</w:t>
+              <w:t xml:space="preserve">Vendor source review; confirmed by </w:t>
+            </w:r>
+            <w:proofErr w:type="spellStart"/>
+            <w:r>
+              <w:rPr>
+                <w:rFonts w:ascii="Calibri" w:eastAsia="Times New Roman" w:hAnsi="Calibri" w:cs="Calibri"/>
+                <w:color w:val="1A1A1A"/>
+                <w:sz w:val="20"/>
+                <w:szCs w:val="20"/>
+              </w:rPr>
+              <w:t>Snyk</w:t>
+            </w:r>
+            <w:proofErr w:type="spellEnd"/>
+            <w:r>
+              <w:rPr>
+                <w:rFonts w:ascii="Calibri" w:eastAsia="Times New Roman" w:hAnsi="Calibri" w:cs="Calibri"/>
+                <w:color w:val="1A1A1A"/>
+                <w:sz w:val="20"/>
+                <w:szCs w:val="20"/>
+              </w:rPr>
+              <w:t xml:space="preserve"> API &amp; Web DAST (13 Jul 2026)</w:t>
             </w:r>
           </w:p>
         </w:tc>
@@ -5420,7 +5813,73 @@
           <w:szCs w:val="22"/>
           <w:lang w:val="en"/>
         </w:rPr>
-        <w:t xml:space="preserve">The CSP is strict for scripts (script-src 'self', object-src 'none', frame-ancestors 'none'), but style-src includes 'unsafe-inline': </w:t>
+        <w:t>The CSP is strict for scripts (script-</w:t>
+      </w:r>
+      <w:proofErr w:type="spellStart"/>
+      <w:r>
+        <w:rPr>
+          <w:rFonts w:ascii="Calibri" w:hAnsi="Calibri" w:cs="Calibri"/>
+          <w:color w:val="1A1A1A"/>
+          <w:sz w:val="22"/>
+          <w:szCs w:val="22"/>
+          <w:lang w:val="en"/>
+        </w:rPr>
+        <w:t>src</w:t>
+      </w:r>
+      <w:proofErr w:type="spellEnd"/>
+      <w:r>
+        <w:rPr>
+          <w:rFonts w:ascii="Calibri" w:hAnsi="Calibri" w:cs="Calibri"/>
+          <w:color w:val="1A1A1A"/>
+          <w:sz w:val="22"/>
+          <w:szCs w:val="22"/>
+          <w:lang w:val="en"/>
+        </w:rPr>
+        <w:t xml:space="preserve"> 'self', object-</w:t>
+      </w:r>
+      <w:proofErr w:type="spellStart"/>
+      <w:r>
+        <w:rPr>
+          <w:rFonts w:ascii="Calibri" w:hAnsi="Calibri" w:cs="Calibri"/>
+          <w:color w:val="1A1A1A"/>
+          <w:sz w:val="22"/>
+          <w:szCs w:val="22"/>
+          <w:lang w:val="en"/>
+        </w:rPr>
+        <w:t>src</w:t>
+      </w:r>
+      <w:proofErr w:type="spellEnd"/>
+      <w:r>
+        <w:rPr>
+          <w:rFonts w:ascii="Calibri" w:hAnsi="Calibri" w:cs="Calibri"/>
+          <w:color w:val="1A1A1A"/>
+          <w:sz w:val="22"/>
+          <w:szCs w:val="22"/>
+          <w:lang w:val="en"/>
+        </w:rPr>
+        <w:t xml:space="preserve"> 'none', frame-ancestors 'none'), but style-</w:t>
+      </w:r>
+      <w:proofErr w:type="spellStart"/>
+      <w:r>
+        <w:rPr>
+          <w:rFonts w:ascii="Calibri" w:hAnsi="Calibri" w:cs="Calibri"/>
+          <w:color w:val="1A1A1A"/>
+          <w:sz w:val="22"/>
+          <w:szCs w:val="22"/>
+          <w:lang w:val="en"/>
+        </w:rPr>
+        <w:t>src</w:t>
+      </w:r>
+      <w:proofErr w:type="spellEnd"/>
+      <w:r>
+        <w:rPr>
+          <w:rFonts w:ascii="Calibri" w:hAnsi="Calibri" w:cs="Calibri"/>
+          <w:color w:val="1A1A1A"/>
+          <w:sz w:val="22"/>
+          <w:szCs w:val="22"/>
+          <w:lang w:val="en"/>
+        </w:rPr>
+        <w:t xml:space="preserve"> includes 'unsafe-inline': </w:t>
       </w:r>
       <w:r>
         <w:rPr>
@@ -5428,17 +5887,101 @@
           <w:color w:val="1A1A1A"/>
           <w:lang w:val="en"/>
         </w:rPr>
-        <w:t>style-src 'self' 'unsafe-inline' https://fonts.googleapis.com</w:t>
-      </w:r>
-      <w:r>
-        <w:rPr>
-          <w:rFonts w:ascii="Calibri" w:hAnsi="Calibri" w:cs="Calibri"/>
-          <w:color w:val="1A1A1A"/>
-          <w:sz w:val="22"/>
-          <w:szCs w:val="22"/>
-          <w:lang w:val="en"/>
-        </w:rPr>
-        <w:t>. Snyk independently flagged the same single issue — "unsafe 'unsafe-inline' in the style-src directive" — confirming it is the only CSP weakness present.</w:t>
+        <w:t>style-</w:t>
+      </w:r>
+      <w:proofErr w:type="spellStart"/>
+      <w:r>
+        <w:rPr>
+          <w:rStyle w:val="HTMLCode"/>
+          <w:color w:val="1A1A1A"/>
+          <w:lang w:val="en"/>
+        </w:rPr>
+        <w:t>src</w:t>
+      </w:r>
+      <w:proofErr w:type="spellEnd"/>
+      <w:r>
+        <w:rPr>
+          <w:rStyle w:val="HTMLCode"/>
+          <w:color w:val="1A1A1A"/>
+          <w:lang w:val="en"/>
+        </w:rPr>
+        <w:t xml:space="preserve"> 'self' 'unsafe-inline'</w:t>
+      </w:r>
+      <w:r>
+        <w:rPr>
+          <w:rFonts w:ascii="Calibri" w:hAnsi="Calibri" w:cs="Calibri"/>
+          <w:color w:val="1A1A1A"/>
+          <w:sz w:val="22"/>
+          <w:szCs w:val="22"/>
+          <w:lang w:val="en"/>
+        </w:rPr>
+        <w:t xml:space="preserve">. </w:t>
+      </w:r>
+      <w:proofErr w:type="spellStart"/>
+      <w:r>
+        <w:rPr>
+          <w:rFonts w:ascii="Calibri" w:hAnsi="Calibri" w:cs="Calibri"/>
+          <w:color w:val="1A1A1A"/>
+          <w:sz w:val="22"/>
+          <w:szCs w:val="22"/>
+          <w:lang w:val="en"/>
+        </w:rPr>
+        <w:t>Snyk</w:t>
+      </w:r>
+      <w:proofErr w:type="spellEnd"/>
+      <w:r>
+        <w:rPr>
+          <w:rFonts w:ascii="Calibri" w:hAnsi="Calibri" w:cs="Calibri"/>
+          <w:color w:val="1A1A1A"/>
+          <w:sz w:val="22"/>
+          <w:szCs w:val="22"/>
+          <w:lang w:val="en"/>
+        </w:rPr>
+        <w:t xml:space="preserve"> independently flagged the same single issue — "unsafe 'unsafe-inline' in the style-</w:t>
+      </w:r>
+      <w:proofErr w:type="spellStart"/>
+      <w:r>
+        <w:rPr>
+          <w:rFonts w:ascii="Calibri" w:hAnsi="Calibri" w:cs="Calibri"/>
+          <w:color w:val="1A1A1A"/>
+          <w:sz w:val="22"/>
+          <w:szCs w:val="22"/>
+          <w:lang w:val="en"/>
+        </w:rPr>
+        <w:t>src</w:t>
+      </w:r>
+      <w:proofErr w:type="spellEnd"/>
+      <w:r>
+        <w:rPr>
+          <w:rFonts w:ascii="Calibri" w:hAnsi="Calibri" w:cs="Calibri"/>
+          <w:color w:val="1A1A1A"/>
+          <w:sz w:val="22"/>
+          <w:szCs w:val="22"/>
+          <w:lang w:val="en"/>
+        </w:rPr>
+        <w:t xml:space="preserve"> </w:t>
+      </w:r>
+      <w:proofErr w:type="gramStart"/>
+      <w:r>
+        <w:rPr>
+          <w:rFonts w:ascii="Calibri" w:hAnsi="Calibri" w:cs="Calibri"/>
+          <w:color w:val="1A1A1A"/>
+          <w:sz w:val="22"/>
+          <w:szCs w:val="22"/>
+          <w:lang w:val="en"/>
+        </w:rPr>
+        <w:t>directive" —</w:t>
+      </w:r>
+      <w:proofErr w:type="gramEnd"/>
+      <w:r>
+        <w:rPr>
+          <w:rFonts w:ascii="Calibri" w:hAnsi="Calibri" w:cs="Calibri"/>
+          <w:color w:val="1A1A1A"/>
+          <w:sz w:val="22"/>
+          <w:szCs w:val="22"/>
+          <w:lang w:val="en"/>
+        </w:rPr>
+        <w:t xml:space="preserve"> confirming it is the only CSP weakness present.</w:t>
       </w:r>
     </w:p>
     <w:p>
@@ -5476,7 +6019,51 @@
           <w:szCs w:val="22"/>
           <w:lang w:val="en"/>
         </w:rPr>
-        <w:t>'unsafe-inline' for styles permits injected inline CSS, abusable only for limited UI-redress. Script injection remains fully blocked (script-src 'self'), so JavaScript/XSS execution is not possible via this weakness — practical risk is low.</w:t>
+        <w:t>'</w:t>
+      </w:r>
+      <w:proofErr w:type="gramStart"/>
+      <w:r>
+        <w:rPr>
+          <w:rFonts w:ascii="Calibri" w:hAnsi="Calibri" w:cs="Calibri"/>
+          <w:color w:val="1A1A1A"/>
+          <w:sz w:val="22"/>
+          <w:szCs w:val="22"/>
+          <w:lang w:val="en"/>
+        </w:rPr>
+        <w:t>unsafe</w:t>
+      </w:r>
+      <w:proofErr w:type="gramEnd"/>
+      <w:r>
+        <w:rPr>
+          <w:rFonts w:ascii="Calibri" w:hAnsi="Calibri" w:cs="Calibri"/>
+          <w:color w:val="1A1A1A"/>
+          <w:sz w:val="22"/>
+          <w:szCs w:val="22"/>
+          <w:lang w:val="en"/>
+        </w:rPr>
+        <w:t>-inline' for styles permits injected inline CSS, abusable only for limited UI-redress. Script injection remains fully blocked (script-</w:t>
+      </w:r>
+      <w:proofErr w:type="spellStart"/>
+      <w:r>
+        <w:rPr>
+          <w:rFonts w:ascii="Calibri" w:hAnsi="Calibri" w:cs="Calibri"/>
+          <w:color w:val="1A1A1A"/>
+          <w:sz w:val="22"/>
+          <w:szCs w:val="22"/>
+          <w:lang w:val="en"/>
+        </w:rPr>
+        <w:t>src</w:t>
+      </w:r>
+      <w:proofErr w:type="spellEnd"/>
+      <w:r>
+        <w:rPr>
+          <w:rFonts w:ascii="Calibri" w:hAnsi="Calibri" w:cs="Calibri"/>
+          <w:color w:val="1A1A1A"/>
+          <w:sz w:val="22"/>
+          <w:szCs w:val="22"/>
+          <w:lang w:val="en"/>
+        </w:rPr>
+        <w:t xml:space="preserve"> 'self'), so JavaScript/XSS execution is not possible via this weakness — practical risk is low.</w:t>
       </w:r>
     </w:p>
     <w:p>
@@ -5514,7 +6101,30 @@
           <w:szCs w:val="22"/>
           <w:lang w:val="en"/>
         </w:rPr>
-        <w:t>'unsafe-inline' for styles is required by the stack — React inline styles and Framer Motion animations set inline styles at runtime and cannot use nonces/hashes. Accepted as a documented low residual risk. Removing it would require a significant refactor.</w:t>
+        <w:lastRenderedPageBreak/>
+        <w:t>'</w:t>
+      </w:r>
+      <w:proofErr w:type="gramStart"/>
+      <w:r>
+        <w:rPr>
+          <w:rFonts w:ascii="Calibri" w:hAnsi="Calibri" w:cs="Calibri"/>
+          <w:color w:val="1A1A1A"/>
+          <w:sz w:val="22"/>
+          <w:szCs w:val="22"/>
+          <w:lang w:val="en"/>
+        </w:rPr>
+        <w:t>unsafe</w:t>
+      </w:r>
+      <w:proofErr w:type="gramEnd"/>
+      <w:r>
+        <w:rPr>
+          <w:rFonts w:ascii="Calibri" w:hAnsi="Calibri" w:cs="Calibri"/>
+          <w:color w:val="1A1A1A"/>
+          <w:sz w:val="22"/>
+          <w:szCs w:val="22"/>
+          <w:lang w:val="en"/>
+        </w:rPr>
+        <w:t>-inline' for styles is required by the stack — React inline styles and Framer Motion animations set inline styles at runtime and cannot use nonces/hashes. Accepted as a documented low residual risk. Removing it would require a significant refactor.</w:t>
       </w:r>
     </w:p>
     <w:p>
@@ -5530,7 +6140,23 @@
           <w:rFonts w:ascii="Calibri" w:eastAsia="Times New Roman" w:hAnsi="Calibri" w:cs="Calibri"/>
           <w:lang w:val="en"/>
         </w:rPr>
-        <w:t>F-02 — Access tokens accessible to same-origin JavaScript  [Static]</w:t>
+        <w:t xml:space="preserve">F-02 — Access tokens accessible to same-origin </w:t>
+      </w:r>
+      <w:proofErr w:type="gramStart"/>
+      <w:r>
+        <w:rPr>
+          <w:rFonts w:ascii="Calibri" w:eastAsia="Times New Roman" w:hAnsi="Calibri" w:cs="Calibri"/>
+          <w:lang w:val="en"/>
+        </w:rPr>
+        <w:t>JavaScript  [</w:t>
+      </w:r>
+      <w:proofErr w:type="gramEnd"/>
+      <w:r>
+        <w:rPr>
+          <w:rFonts w:ascii="Calibri" w:eastAsia="Times New Roman" w:hAnsi="Calibri" w:cs="Calibri"/>
+          <w:lang w:val="en"/>
+        </w:rPr>
+        <w:t>Static]</w:t>
       </w:r>
     </w:p>
     <w:tbl>
@@ -5626,7 +6252,147 @@
                 <w:sz w:val="20"/>
                 <w:szCs w:val="20"/>
               </w:rPr>
-              <w:t>Low — 3.1 (CVSS:3.1/AV:N/AC:H/PR:N/UI:R/S:U/C:L/I:N/A:N)</w:t>
+              <w:t>Low — 3.1 (CVSS:3.1/</w:t>
+            </w:r>
+            <w:proofErr w:type="gramStart"/>
+            <w:r>
+              <w:rPr>
+                <w:rFonts w:ascii="Calibri" w:eastAsia="Times New Roman" w:hAnsi="Calibri" w:cs="Calibri"/>
+                <w:color w:val="1A1A1A"/>
+                <w:sz w:val="20"/>
+                <w:szCs w:val="20"/>
+              </w:rPr>
+              <w:t>AV:N</w:t>
+            </w:r>
+            <w:proofErr w:type="gramEnd"/>
+            <w:r>
+              <w:rPr>
+                <w:rFonts w:ascii="Calibri" w:eastAsia="Times New Roman" w:hAnsi="Calibri" w:cs="Calibri"/>
+                <w:color w:val="1A1A1A"/>
+                <w:sz w:val="20"/>
+                <w:szCs w:val="20"/>
+              </w:rPr>
+              <w:t>/AC:H/</w:t>
+            </w:r>
+            <w:proofErr w:type="gramStart"/>
+            <w:r>
+              <w:rPr>
+                <w:rFonts w:ascii="Calibri" w:eastAsia="Times New Roman" w:hAnsi="Calibri" w:cs="Calibri"/>
+                <w:color w:val="1A1A1A"/>
+                <w:sz w:val="20"/>
+                <w:szCs w:val="20"/>
+              </w:rPr>
+              <w:t>PR:N</w:t>
+            </w:r>
+            <w:proofErr w:type="gramEnd"/>
+            <w:r>
+              <w:rPr>
+                <w:rFonts w:ascii="Calibri" w:eastAsia="Times New Roman" w:hAnsi="Calibri" w:cs="Calibri"/>
+                <w:color w:val="1A1A1A"/>
+                <w:sz w:val="20"/>
+                <w:szCs w:val="20"/>
+              </w:rPr>
+              <w:t>/</w:t>
+            </w:r>
+            <w:proofErr w:type="gramStart"/>
+            <w:r>
+              <w:rPr>
+                <w:rFonts w:ascii="Calibri" w:eastAsia="Times New Roman" w:hAnsi="Calibri" w:cs="Calibri"/>
+                <w:color w:val="1A1A1A"/>
+                <w:sz w:val="20"/>
+                <w:szCs w:val="20"/>
+              </w:rPr>
+              <w:t>UI:R</w:t>
+            </w:r>
+            <w:proofErr w:type="gramEnd"/>
+            <w:r>
+              <w:rPr>
+                <w:rFonts w:ascii="Calibri" w:eastAsia="Times New Roman" w:hAnsi="Calibri" w:cs="Calibri"/>
+                <w:color w:val="1A1A1A"/>
+                <w:sz w:val="20"/>
+                <w:szCs w:val="20"/>
+              </w:rPr>
+              <w:t>/</w:t>
+            </w:r>
+            <w:proofErr w:type="gramStart"/>
+            <w:r>
+              <w:rPr>
+                <w:rFonts w:ascii="Calibri" w:eastAsia="Times New Roman" w:hAnsi="Calibri" w:cs="Calibri"/>
+                <w:color w:val="1A1A1A"/>
+                <w:sz w:val="20"/>
+                <w:szCs w:val="20"/>
+              </w:rPr>
+              <w:t>S:U</w:t>
+            </w:r>
+            <w:proofErr w:type="gramEnd"/>
+            <w:r>
+              <w:rPr>
+                <w:rFonts w:ascii="Calibri" w:eastAsia="Times New Roman" w:hAnsi="Calibri" w:cs="Calibri"/>
+                <w:color w:val="1A1A1A"/>
+                <w:sz w:val="20"/>
+                <w:szCs w:val="20"/>
+              </w:rPr>
+              <w:t>/</w:t>
+            </w:r>
+            <w:proofErr w:type="gramStart"/>
+            <w:r>
+              <w:rPr>
+                <w:rFonts w:ascii="Calibri" w:eastAsia="Times New Roman" w:hAnsi="Calibri" w:cs="Calibri"/>
+                <w:color w:val="1A1A1A"/>
+                <w:sz w:val="20"/>
+                <w:szCs w:val="20"/>
+              </w:rPr>
+              <w:t>C:L</w:t>
+            </w:r>
+            <w:proofErr w:type="gramEnd"/>
+            <w:r>
+              <w:rPr>
+                <w:rFonts w:ascii="Calibri" w:eastAsia="Times New Roman" w:hAnsi="Calibri" w:cs="Calibri"/>
+                <w:color w:val="1A1A1A"/>
+                <w:sz w:val="20"/>
+                <w:szCs w:val="20"/>
+              </w:rPr>
+              <w:t>/</w:t>
+            </w:r>
+            <w:proofErr w:type="gramStart"/>
+            <w:r>
+              <w:rPr>
+                <w:rFonts w:ascii="Calibri" w:eastAsia="Times New Roman" w:hAnsi="Calibri" w:cs="Calibri"/>
+                <w:color w:val="1A1A1A"/>
+                <w:sz w:val="20"/>
+                <w:szCs w:val="20"/>
+              </w:rPr>
+              <w:t>I:N</w:t>
+            </w:r>
+            <w:proofErr w:type="gramEnd"/>
+            <w:r>
+              <w:rPr>
+                <w:rFonts w:ascii="Calibri" w:eastAsia="Times New Roman" w:hAnsi="Calibri" w:cs="Calibri"/>
+                <w:color w:val="1A1A1A"/>
+                <w:sz w:val="20"/>
+                <w:szCs w:val="20"/>
+              </w:rPr>
+              <w:t>/</w:t>
+            </w:r>
+            <w:proofErr w:type="gramStart"/>
+            <w:r>
+              <w:rPr>
+                <w:rFonts w:ascii="Calibri" w:eastAsia="Times New Roman" w:hAnsi="Calibri" w:cs="Calibri"/>
+                <w:color w:val="1A1A1A"/>
+                <w:sz w:val="20"/>
+                <w:szCs w:val="20"/>
+              </w:rPr>
+              <w:t>A:N</w:t>
+            </w:r>
+            <w:proofErr w:type="gramEnd"/>
+            <w:r>
+              <w:rPr>
+                <w:rFonts w:ascii="Calibri" w:eastAsia="Times New Roman" w:hAnsi="Calibri" w:cs="Calibri"/>
+                <w:color w:val="1A1A1A"/>
+                <w:sz w:val="20"/>
+                <w:szCs w:val="20"/>
+              </w:rPr>
+              <w:t>)</w:t>
             </w:r>
           </w:p>
         </w:tc>
@@ -5785,14 +6551,65 @@
                 <w:szCs w:val="20"/>
               </w:rPr>
             </w:pPr>
-            <w:r>
-              <w:rPr>
-                <w:rFonts w:ascii="Calibri" w:eastAsia="Times New Roman" w:hAnsi="Calibri" w:cs="Calibri"/>
-                <w:color w:val="1A1A1A"/>
-                <w:sz w:val="20"/>
-                <w:szCs w:val="20"/>
-              </w:rPr>
-              <w:t>src/authConfig.js → cacheLocation: "sessionStorage"</w:t>
+            <w:proofErr w:type="spellStart"/>
+            <w:r>
+              <w:rPr>
+                <w:rFonts w:ascii="Calibri" w:eastAsia="Times New Roman" w:hAnsi="Calibri" w:cs="Calibri"/>
+                <w:color w:val="1A1A1A"/>
+                <w:sz w:val="20"/>
+                <w:szCs w:val="20"/>
+              </w:rPr>
+              <w:t>src</w:t>
+            </w:r>
+            <w:proofErr w:type="spellEnd"/>
+            <w:r>
+              <w:rPr>
+                <w:rFonts w:ascii="Calibri" w:eastAsia="Times New Roman" w:hAnsi="Calibri" w:cs="Calibri"/>
+                <w:color w:val="1A1A1A"/>
+                <w:sz w:val="20"/>
+                <w:szCs w:val="20"/>
+              </w:rPr>
+              <w:t xml:space="preserve">/authConfig.js → </w:t>
+            </w:r>
+            <w:proofErr w:type="spellStart"/>
+            <w:r>
+              <w:rPr>
+                <w:rFonts w:ascii="Calibri" w:eastAsia="Times New Roman" w:hAnsi="Calibri" w:cs="Calibri"/>
+                <w:color w:val="1A1A1A"/>
+                <w:sz w:val="20"/>
+                <w:szCs w:val="20"/>
+              </w:rPr>
+              <w:t>cacheLocation</w:t>
+            </w:r>
+            <w:proofErr w:type="spellEnd"/>
+            <w:r>
+              <w:rPr>
+                <w:rFonts w:ascii="Calibri" w:eastAsia="Times New Roman" w:hAnsi="Calibri" w:cs="Calibri"/>
+                <w:color w:val="1A1A1A"/>
+                <w:sz w:val="20"/>
+                <w:szCs w:val="20"/>
+              </w:rPr>
+              <w:t>: "</w:t>
+            </w:r>
+            <w:proofErr w:type="spellStart"/>
+            <w:r>
+              <w:rPr>
+                <w:rFonts w:ascii="Calibri" w:eastAsia="Times New Roman" w:hAnsi="Calibri" w:cs="Calibri"/>
+                <w:color w:val="1A1A1A"/>
+                <w:sz w:val="20"/>
+                <w:szCs w:val="20"/>
+              </w:rPr>
+              <w:t>sessionStorage</w:t>
+            </w:r>
+            <w:proofErr w:type="spellEnd"/>
+            <w:r>
+              <w:rPr>
+                <w:rFonts w:ascii="Calibri" w:eastAsia="Times New Roman" w:hAnsi="Calibri" w:cs="Calibri"/>
+                <w:color w:val="1A1A1A"/>
+                <w:sz w:val="20"/>
+                <w:szCs w:val="20"/>
+              </w:rPr>
+              <w:t>"</w:t>
             </w:r>
           </w:p>
         </w:tc>
@@ -5833,7 +6650,51 @@
           <w:szCs w:val="22"/>
           <w:lang w:val="en"/>
         </w:rPr>
-        <w:t>MSAL caches tokens in sessionStorage, readable by any JavaScript on the app's origin. There is no more secure alternative for a pure SPA without a backend (an HttpOnly cookie would require a server the app deliberately does not have).</w:t>
+        <w:t xml:space="preserve">MSAL caches tokens in </w:t>
+      </w:r>
+      <w:proofErr w:type="spellStart"/>
+      <w:r>
+        <w:rPr>
+          <w:rFonts w:ascii="Calibri" w:hAnsi="Calibri" w:cs="Calibri"/>
+          <w:color w:val="1A1A1A"/>
+          <w:sz w:val="22"/>
+          <w:szCs w:val="22"/>
+          <w:lang w:val="en"/>
+        </w:rPr>
+        <w:t>sessionStorage</w:t>
+      </w:r>
+      <w:proofErr w:type="spellEnd"/>
+      <w:r>
+        <w:rPr>
+          <w:rFonts w:ascii="Calibri" w:hAnsi="Calibri" w:cs="Calibri"/>
+          <w:color w:val="1A1A1A"/>
+          <w:sz w:val="22"/>
+          <w:szCs w:val="22"/>
+          <w:lang w:val="en"/>
+        </w:rPr>
+        <w:t xml:space="preserve">, readable by any JavaScript on the app's origin. There is no more secure alternative for a pure SPA without a backend (an </w:t>
+      </w:r>
+      <w:proofErr w:type="spellStart"/>
+      <w:r>
+        <w:rPr>
+          <w:rFonts w:ascii="Calibri" w:hAnsi="Calibri" w:cs="Calibri"/>
+          <w:color w:val="1A1A1A"/>
+          <w:sz w:val="22"/>
+          <w:szCs w:val="22"/>
+          <w:lang w:val="en"/>
+        </w:rPr>
+        <w:t>HttpOnly</w:t>
+      </w:r>
+      <w:proofErr w:type="spellEnd"/>
+      <w:r>
+        <w:rPr>
+          <w:rFonts w:ascii="Calibri" w:hAnsi="Calibri" w:cs="Calibri"/>
+          <w:color w:val="1A1A1A"/>
+          <w:sz w:val="22"/>
+          <w:szCs w:val="22"/>
+          <w:lang w:val="en"/>
+        </w:rPr>
+        <w:t xml:space="preserve"> cookie would require a server the app deliberately does not have).</w:t>
       </w:r>
     </w:p>
     <w:p>
@@ -5905,15 +6766,61 @@
           <w:lang w:val="en"/>
         </w:rPr>
       </w:pPr>
-      <w:r>
-        <w:rPr>
-          <w:rFonts w:ascii="Calibri" w:eastAsia="Times New Roman" w:hAnsi="Calibri" w:cs="Calibri"/>
-          <w:color w:val="1A1A1A"/>
-          <w:sz w:val="22"/>
-          <w:szCs w:val="22"/>
-          <w:lang w:val="en"/>
-        </w:rPr>
-        <w:t>sessionStorage (not localStorage) — cleared when the tab closes (verified in D-7).</w:t>
+      <w:proofErr w:type="spellStart"/>
+      <w:r>
+        <w:rPr>
+          <w:rFonts w:ascii="Calibri" w:eastAsia="Times New Roman" w:hAnsi="Calibri" w:cs="Calibri"/>
+          <w:color w:val="1A1A1A"/>
+          <w:sz w:val="22"/>
+          <w:szCs w:val="22"/>
+          <w:lang w:val="en"/>
+        </w:rPr>
+        <w:t>sessionStorage</w:t>
+      </w:r>
+      <w:proofErr w:type="spellEnd"/>
+      <w:r>
+        <w:rPr>
+          <w:rFonts w:ascii="Calibri" w:eastAsia="Times New Roman" w:hAnsi="Calibri" w:cs="Calibri"/>
+          <w:color w:val="1A1A1A"/>
+          <w:sz w:val="22"/>
+          <w:szCs w:val="22"/>
+          <w:lang w:val="en"/>
+        </w:rPr>
+        <w:t xml:space="preserve"> (not </w:t>
+      </w:r>
+      <w:proofErr w:type="spellStart"/>
+      <w:proofErr w:type="gramStart"/>
+      <w:r>
+        <w:rPr>
+          <w:rFonts w:ascii="Calibri" w:eastAsia="Times New Roman" w:hAnsi="Calibri" w:cs="Calibri"/>
+          <w:color w:val="1A1A1A"/>
+          <w:sz w:val="22"/>
+          <w:szCs w:val="22"/>
+          <w:lang w:val="en"/>
+        </w:rPr>
+        <w:t>localStorage</w:t>
+      </w:r>
+      <w:proofErr w:type="spellEnd"/>
+      <w:r>
+        <w:rPr>
+          <w:rFonts w:ascii="Calibri" w:eastAsia="Times New Roman" w:hAnsi="Calibri" w:cs="Calibri"/>
+          <w:color w:val="1A1A1A"/>
+          <w:sz w:val="22"/>
+          <w:szCs w:val="22"/>
+          <w:lang w:val="en"/>
+        </w:rPr>
+        <w:t>) —</w:t>
+      </w:r>
+      <w:proofErr w:type="gramEnd"/>
+      <w:r>
+        <w:rPr>
+          <w:rFonts w:ascii="Calibri" w:eastAsia="Times New Roman" w:hAnsi="Calibri" w:cs="Calibri"/>
+          <w:color w:val="1A1A1A"/>
+          <w:sz w:val="22"/>
+          <w:szCs w:val="22"/>
+          <w:lang w:val="en"/>
+        </w:rPr>
+        <w:t xml:space="preserve"> cleared when the tab closes (verified in D-7).</w:t>
       </w:r>
     </w:p>
     <w:p>
@@ -5939,7 +6846,29 @@
           <w:szCs w:val="22"/>
           <w:lang w:val="en"/>
         </w:rPr>
-        <w:t>Strict CSP script-src 'self'.</w:t>
+        <w:t>Strict CSP script-</w:t>
+      </w:r>
+      <w:proofErr w:type="spellStart"/>
+      <w:r>
+        <w:rPr>
+          <w:rFonts w:ascii="Calibri" w:eastAsia="Times New Roman" w:hAnsi="Calibri" w:cs="Calibri"/>
+          <w:color w:val="1A1A1A"/>
+          <w:sz w:val="22"/>
+          <w:szCs w:val="22"/>
+          <w:lang w:val="en"/>
+        </w:rPr>
+        <w:t>src</w:t>
+      </w:r>
+      <w:proofErr w:type="spellEnd"/>
+      <w:r>
+        <w:rPr>
+          <w:rFonts w:ascii="Calibri" w:eastAsia="Times New Roman" w:hAnsi="Calibri" w:cs="Calibri"/>
+          <w:color w:val="1A1A1A"/>
+          <w:sz w:val="22"/>
+          <w:szCs w:val="22"/>
+          <w:lang w:val="en"/>
+        </w:rPr>
+        <w:t xml:space="preserve"> 'self'.</w:t>
       </w:r>
     </w:p>
     <w:p>
@@ -5965,7 +6894,51 @@
           <w:szCs w:val="22"/>
           <w:lang w:val="en"/>
         </w:rPr>
-        <w:t>No eval, dangerouslySetInnerHTML, or innerHTML anywhere in the source.</w:t>
+        <w:t xml:space="preserve">No eval, </w:t>
+      </w:r>
+      <w:proofErr w:type="spellStart"/>
+      <w:r>
+        <w:rPr>
+          <w:rFonts w:ascii="Calibri" w:eastAsia="Times New Roman" w:hAnsi="Calibri" w:cs="Calibri"/>
+          <w:color w:val="1A1A1A"/>
+          <w:sz w:val="22"/>
+          <w:szCs w:val="22"/>
+          <w:lang w:val="en"/>
+        </w:rPr>
+        <w:t>dangerouslySetInnerHTML</w:t>
+      </w:r>
+      <w:proofErr w:type="spellEnd"/>
+      <w:r>
+        <w:rPr>
+          <w:rFonts w:ascii="Calibri" w:eastAsia="Times New Roman" w:hAnsi="Calibri" w:cs="Calibri"/>
+          <w:color w:val="1A1A1A"/>
+          <w:sz w:val="22"/>
+          <w:szCs w:val="22"/>
+          <w:lang w:val="en"/>
+        </w:rPr>
+        <w:t xml:space="preserve">, or </w:t>
+      </w:r>
+      <w:proofErr w:type="spellStart"/>
+      <w:r>
+        <w:rPr>
+          <w:rFonts w:ascii="Calibri" w:eastAsia="Times New Roman" w:hAnsi="Calibri" w:cs="Calibri"/>
+          <w:color w:val="1A1A1A"/>
+          <w:sz w:val="22"/>
+          <w:szCs w:val="22"/>
+          <w:lang w:val="en"/>
+        </w:rPr>
+        <w:t>innerHTML</w:t>
+      </w:r>
+      <w:proofErr w:type="spellEnd"/>
+      <w:r>
+        <w:rPr>
+          <w:rFonts w:ascii="Calibri" w:eastAsia="Times New Roman" w:hAnsi="Calibri" w:cs="Calibri"/>
+          <w:color w:val="1A1A1A"/>
+          <w:sz w:val="22"/>
+          <w:szCs w:val="22"/>
+          <w:lang w:val="en"/>
+        </w:rPr>
+        <w:t xml:space="preserve"> anywhere in the source.</w:t>
       </w:r>
     </w:p>
     <w:p>
@@ -6045,7 +7018,23 @@
           <w:rFonts w:ascii="Calibri" w:eastAsia="Times New Roman" w:hAnsi="Calibri" w:cs="Calibri"/>
           <w:lang w:val="en"/>
         </w:rPr>
-        <w:t>F-03 — Weak TLS cipher suites offered by the hosting platform  [Dynamic]</w:t>
+        <w:t xml:space="preserve">F-03 — Weak TLS cipher suites offered by the hosting </w:t>
+      </w:r>
+      <w:proofErr w:type="gramStart"/>
+      <w:r>
+        <w:rPr>
+          <w:rFonts w:ascii="Calibri" w:eastAsia="Times New Roman" w:hAnsi="Calibri" w:cs="Calibri"/>
+          <w:lang w:val="en"/>
+        </w:rPr>
+        <w:t>platform  [</w:t>
+      </w:r>
+      <w:proofErr w:type="gramEnd"/>
+      <w:r>
+        <w:rPr>
+          <w:rFonts w:ascii="Calibri" w:eastAsia="Times New Roman" w:hAnsi="Calibri" w:cs="Calibri"/>
+          <w:lang w:val="en"/>
+        </w:rPr>
+        <w:t>Dynamic]</w:t>
       </w:r>
     </w:p>
     <w:tbl>
@@ -6141,7 +7130,147 @@
                 <w:sz w:val="20"/>
                 <w:szCs w:val="20"/>
               </w:rPr>
-              <w:t>Low — 4.2 (CVSS:3.0/AV:A/AC:H/PR:N/UI:N/S:U/C:L/I:L/A:N)</w:t>
+              <w:t>Low — 4.2 (CVSS:3.0/</w:t>
+            </w:r>
+            <w:proofErr w:type="gramStart"/>
+            <w:r>
+              <w:rPr>
+                <w:rFonts w:ascii="Calibri" w:eastAsia="Times New Roman" w:hAnsi="Calibri" w:cs="Calibri"/>
+                <w:color w:val="1A1A1A"/>
+                <w:sz w:val="20"/>
+                <w:szCs w:val="20"/>
+              </w:rPr>
+              <w:t>AV:A</w:t>
+            </w:r>
+            <w:proofErr w:type="gramEnd"/>
+            <w:r>
+              <w:rPr>
+                <w:rFonts w:ascii="Calibri" w:eastAsia="Times New Roman" w:hAnsi="Calibri" w:cs="Calibri"/>
+                <w:color w:val="1A1A1A"/>
+                <w:sz w:val="20"/>
+                <w:szCs w:val="20"/>
+              </w:rPr>
+              <w:t>/AC:H/</w:t>
+            </w:r>
+            <w:proofErr w:type="gramStart"/>
+            <w:r>
+              <w:rPr>
+                <w:rFonts w:ascii="Calibri" w:eastAsia="Times New Roman" w:hAnsi="Calibri" w:cs="Calibri"/>
+                <w:color w:val="1A1A1A"/>
+                <w:sz w:val="20"/>
+                <w:szCs w:val="20"/>
+              </w:rPr>
+              <w:t>PR:N</w:t>
+            </w:r>
+            <w:proofErr w:type="gramEnd"/>
+            <w:r>
+              <w:rPr>
+                <w:rFonts w:ascii="Calibri" w:eastAsia="Times New Roman" w:hAnsi="Calibri" w:cs="Calibri"/>
+                <w:color w:val="1A1A1A"/>
+                <w:sz w:val="20"/>
+                <w:szCs w:val="20"/>
+              </w:rPr>
+              <w:t>/</w:t>
+            </w:r>
+            <w:proofErr w:type="gramStart"/>
+            <w:r>
+              <w:rPr>
+                <w:rFonts w:ascii="Calibri" w:eastAsia="Times New Roman" w:hAnsi="Calibri" w:cs="Calibri"/>
+                <w:color w:val="1A1A1A"/>
+                <w:sz w:val="20"/>
+                <w:szCs w:val="20"/>
+              </w:rPr>
+              <w:t>UI:N</w:t>
+            </w:r>
+            <w:proofErr w:type="gramEnd"/>
+            <w:r>
+              <w:rPr>
+                <w:rFonts w:ascii="Calibri" w:eastAsia="Times New Roman" w:hAnsi="Calibri" w:cs="Calibri"/>
+                <w:color w:val="1A1A1A"/>
+                <w:sz w:val="20"/>
+                <w:szCs w:val="20"/>
+              </w:rPr>
+              <w:t>/</w:t>
+            </w:r>
+            <w:proofErr w:type="gramStart"/>
+            <w:r>
+              <w:rPr>
+                <w:rFonts w:ascii="Calibri" w:eastAsia="Times New Roman" w:hAnsi="Calibri" w:cs="Calibri"/>
+                <w:color w:val="1A1A1A"/>
+                <w:sz w:val="20"/>
+                <w:szCs w:val="20"/>
+              </w:rPr>
+              <w:t>S:U</w:t>
+            </w:r>
+            <w:proofErr w:type="gramEnd"/>
+            <w:r>
+              <w:rPr>
+                <w:rFonts w:ascii="Calibri" w:eastAsia="Times New Roman" w:hAnsi="Calibri" w:cs="Calibri"/>
+                <w:color w:val="1A1A1A"/>
+                <w:sz w:val="20"/>
+                <w:szCs w:val="20"/>
+              </w:rPr>
+              <w:t>/</w:t>
+            </w:r>
+            <w:proofErr w:type="gramStart"/>
+            <w:r>
+              <w:rPr>
+                <w:rFonts w:ascii="Calibri" w:eastAsia="Times New Roman" w:hAnsi="Calibri" w:cs="Calibri"/>
+                <w:color w:val="1A1A1A"/>
+                <w:sz w:val="20"/>
+                <w:szCs w:val="20"/>
+              </w:rPr>
+              <w:t>C:L</w:t>
+            </w:r>
+            <w:proofErr w:type="gramEnd"/>
+            <w:r>
+              <w:rPr>
+                <w:rFonts w:ascii="Calibri" w:eastAsia="Times New Roman" w:hAnsi="Calibri" w:cs="Calibri"/>
+                <w:color w:val="1A1A1A"/>
+                <w:sz w:val="20"/>
+                <w:szCs w:val="20"/>
+              </w:rPr>
+              <w:t>/</w:t>
+            </w:r>
+            <w:proofErr w:type="gramStart"/>
+            <w:r>
+              <w:rPr>
+                <w:rFonts w:ascii="Calibri" w:eastAsia="Times New Roman" w:hAnsi="Calibri" w:cs="Calibri"/>
+                <w:color w:val="1A1A1A"/>
+                <w:sz w:val="20"/>
+                <w:szCs w:val="20"/>
+              </w:rPr>
+              <w:t>I:L</w:t>
+            </w:r>
+            <w:proofErr w:type="gramEnd"/>
+            <w:r>
+              <w:rPr>
+                <w:rFonts w:ascii="Calibri" w:eastAsia="Times New Roman" w:hAnsi="Calibri" w:cs="Calibri"/>
+                <w:color w:val="1A1A1A"/>
+                <w:sz w:val="20"/>
+                <w:szCs w:val="20"/>
+              </w:rPr>
+              <w:t>/</w:t>
+            </w:r>
+            <w:proofErr w:type="gramStart"/>
+            <w:r>
+              <w:rPr>
+                <w:rFonts w:ascii="Calibri" w:eastAsia="Times New Roman" w:hAnsi="Calibri" w:cs="Calibri"/>
+                <w:color w:val="1A1A1A"/>
+                <w:sz w:val="20"/>
+                <w:szCs w:val="20"/>
+              </w:rPr>
+              <w:t>A:N</w:t>
+            </w:r>
+            <w:proofErr w:type="gramEnd"/>
+            <w:r>
+              <w:rPr>
+                <w:rFonts w:ascii="Calibri" w:eastAsia="Times New Roman" w:hAnsi="Calibri" w:cs="Calibri"/>
+                <w:color w:val="1A1A1A"/>
+                <w:sz w:val="20"/>
+                <w:szCs w:val="20"/>
+              </w:rPr>
+              <w:t>)</w:t>
             </w:r>
           </w:p>
         </w:tc>
@@ -6383,23 +7512,25 @@
                 <w:szCs w:val="20"/>
               </w:rPr>
             </w:pPr>
-            <w:r>
-              <w:rPr>
-                <w:rFonts w:ascii="Calibri" w:eastAsia="Times New Roman" w:hAnsi="Calibri" w:cs="Calibri"/>
-                <w:color w:val="1A1A1A"/>
-                <w:sz w:val="20"/>
-                <w:szCs w:val="20"/>
-              </w:rPr>
-              <w:t>Snyk API &amp;</w:t>
-            </w:r>
-            <w:r>
-              <w:rPr>
-                <w:rFonts w:ascii="Calibri" w:eastAsia="Times New Roman" w:hAnsi="Calibri" w:cs="Calibri"/>
-                <w:color w:val="1A1A1A"/>
-                <w:sz w:val="20"/>
-                <w:szCs w:val="20"/>
-              </w:rPr>
-              <w:t xml:space="preserve"> Web DAST (13 Jul 2026)</w:t>
+            <w:proofErr w:type="spellStart"/>
+            <w:r>
+              <w:rPr>
+                <w:rFonts w:ascii="Calibri" w:eastAsia="Times New Roman" w:hAnsi="Calibri" w:cs="Calibri"/>
+                <w:color w:val="1A1A1A"/>
+                <w:sz w:val="20"/>
+                <w:szCs w:val="20"/>
+              </w:rPr>
+              <w:t>Snyk</w:t>
+            </w:r>
+            <w:proofErr w:type="spellEnd"/>
+            <w:r>
+              <w:rPr>
+                <w:rFonts w:ascii="Calibri" w:eastAsia="Times New Roman" w:hAnsi="Calibri" w:cs="Calibri"/>
+                <w:color w:val="1A1A1A"/>
+                <w:sz w:val="20"/>
+                <w:szCs w:val="20"/>
+              </w:rPr>
+              <w:t xml:space="preserve"> API &amp; Web DAST (13 Jul 2026)</w:t>
             </w:r>
           </w:p>
         </w:tc>
@@ -6440,7 +7571,62 @@
           <w:szCs w:val="22"/>
           <w:lang w:val="en"/>
         </w:rPr>
-        <w:t>The HTTPS endpoint offers some legacy cipher suites that do not provide forward secrecy (TLS_RSA_WITH_AES_128/256_CBC_SHA(256), TLS_RSA_WITH_AES_128/256_GCM_SHA*) and some CBC-mode ciphers (theoretically exposed to padding-oracle attacks). These are part of the Azure Static Web Apps TLS configuration, which Microsoft manages — the application cannot change the cipher list on *.azurestaticapps.net.</w:t>
+        <w:t>The HTTPS endpoint offers some legacy cipher suites that do not provide forward secrecy (TLS_RSA_WITH_AES_128/256_CBC_</w:t>
+      </w:r>
+      <w:proofErr w:type="gramStart"/>
+      <w:r>
+        <w:rPr>
+          <w:rFonts w:ascii="Calibri" w:hAnsi="Calibri" w:cs="Calibri"/>
+          <w:color w:val="1A1A1A"/>
+          <w:sz w:val="22"/>
+          <w:szCs w:val="22"/>
+          <w:lang w:val="en"/>
+        </w:rPr>
+        <w:t>SHA(</w:t>
+      </w:r>
+      <w:proofErr w:type="gramEnd"/>
+      <w:r>
+        <w:rPr>
+          <w:rFonts w:ascii="Calibri" w:hAnsi="Calibri" w:cs="Calibri"/>
+          <w:color w:val="1A1A1A"/>
+          <w:sz w:val="22"/>
+          <w:szCs w:val="22"/>
+          <w:lang w:val="en"/>
+        </w:rPr>
+        <w:t xml:space="preserve">256), TLS_RSA_WITH_AES_128/256_GCM_SHA*) and some CBC-mode ciphers (theoretically exposed to padding-oracle attacks). These are </w:t>
+      </w:r>
+      <w:proofErr w:type="gramStart"/>
+      <w:r>
+        <w:rPr>
+          <w:rFonts w:ascii="Calibri" w:hAnsi="Calibri" w:cs="Calibri"/>
+          <w:color w:val="1A1A1A"/>
+          <w:sz w:val="22"/>
+          <w:szCs w:val="22"/>
+          <w:lang w:val="en"/>
+        </w:rPr>
+        <w:t>part</w:t>
+      </w:r>
+      <w:proofErr w:type="gramEnd"/>
+      <w:r>
+        <w:rPr>
+          <w:rFonts w:ascii="Calibri" w:hAnsi="Calibri" w:cs="Calibri"/>
+          <w:color w:val="1A1A1A"/>
+          <w:sz w:val="22"/>
+          <w:szCs w:val="22"/>
+          <w:lang w:val="en"/>
+        </w:rPr>
+        <w:t xml:space="preserve"> of the </w:t>
+      </w:r>
+      <w:r>
+        <w:rPr>
+          <w:rFonts w:ascii="Calibri" w:hAnsi="Calibri" w:cs="Calibri"/>
+          <w:color w:val="1A1A1A"/>
+          <w:sz w:val="22"/>
+          <w:szCs w:val="22"/>
+          <w:lang w:val="en"/>
+        </w:rPr>
+        <w:lastRenderedPageBreak/>
+        <w:t>Azure Static Web Apps TLS configuration, which Microsoft manages — the application cannot change the cipher list on *.azurestaticapps.net.</w:t>
       </w:r>
     </w:p>
     <w:p>
@@ -6478,7 +7664,29 @@
           <w:szCs w:val="22"/>
           <w:lang w:val="en"/>
         </w:rPr>
-        <w:t>Low. Exploitation requires an attacker on the network path (AV:A) able to intercept and downgrade a connection. Modern browsers negotiate the strong ECDHE/GCM and TLS 1.3 suites the same server supports; Qualys SSL Labs rated the endpoint Grade A overall (D-2). The weakness applies only to legacy clients that negotiate the older suites.</w:t>
+        <w:t>Low. Exploitation requires an attacker on the network path (</w:t>
+      </w:r>
+      <w:proofErr w:type="gramStart"/>
+      <w:r>
+        <w:rPr>
+          <w:rFonts w:ascii="Calibri" w:hAnsi="Calibri" w:cs="Calibri"/>
+          <w:color w:val="1A1A1A"/>
+          <w:sz w:val="22"/>
+          <w:szCs w:val="22"/>
+          <w:lang w:val="en"/>
+        </w:rPr>
+        <w:t>AV:A</w:t>
+      </w:r>
+      <w:proofErr w:type="gramEnd"/>
+      <w:r>
+        <w:rPr>
+          <w:rFonts w:ascii="Calibri" w:hAnsi="Calibri" w:cs="Calibri"/>
+          <w:color w:val="1A1A1A"/>
+          <w:sz w:val="22"/>
+          <w:szCs w:val="22"/>
+          <w:lang w:val="en"/>
+        </w:rPr>
+        <w:t>) able to intercept and downgrade a connection. Modern browsers negotiate the strong ECDHE/GCM and TLS 1.3 suites the same server supports; Qualys SSL Labs rated the endpoint Grade A overall (D-2). The weakness applies only to legacy clients that negotiate the older suites.</w:t>
       </w:r>
     </w:p>
     <w:p>
@@ -6516,7 +7724,29 @@
           <w:szCs w:val="22"/>
           <w:lang w:val="en"/>
         </w:rPr>
-        <w:t>Platform-managed — cannot be edited directly on Azure Static Web Apps. To enforce a forward-secrecy-only policy, front the app with Azure Front Door (Premium) using a custom TLS security policy (TLS 1.2+, ECDHE/GCM only). Given the overall Grade A rating and low exploitability, may reasonably be accepted as a low residual risk.</w:t>
+        <w:t xml:space="preserve">Platform-managed — cannot be edited directly on Azure Static Web Apps. To enforce a forward-secrecy-only policy, front the app with Azure Front Door (Premium) using a custom TLS security policy (TLS 1.2+, ECDHE/GCM only). Given the overall Grade A rating and low </w:t>
+      </w:r>
+      <w:proofErr w:type="gramStart"/>
+      <w:r>
+        <w:rPr>
+          <w:rFonts w:ascii="Calibri" w:hAnsi="Calibri" w:cs="Calibri"/>
+          <w:color w:val="1A1A1A"/>
+          <w:sz w:val="22"/>
+          <w:szCs w:val="22"/>
+          <w:lang w:val="en"/>
+        </w:rPr>
+        <w:t>exploitability,</w:t>
+      </w:r>
+      <w:proofErr w:type="gramEnd"/>
+      <w:r>
+        <w:rPr>
+          <w:rFonts w:ascii="Calibri" w:hAnsi="Calibri" w:cs="Calibri"/>
+          <w:color w:val="1A1A1A"/>
+          <w:sz w:val="22"/>
+          <w:szCs w:val="22"/>
+          <w:lang w:val="en"/>
+        </w:rPr>
+        <w:t xml:space="preserve"> may reasonably be accepted as a low residual risk.</w:t>
       </w:r>
     </w:p>
     <w:p>
@@ -6532,7 +7762,23 @@
           <w:rFonts w:ascii="Calibri" w:eastAsia="Times New Roman" w:hAnsi="Calibri" w:cs="Calibri"/>
           <w:lang w:val="en"/>
         </w:rPr>
-        <w:t>F-04 — Public configuration values embedded in the JS bundle  [Static]</w:t>
+        <w:t xml:space="preserve">F-04 — Public configuration values embedded in the JS </w:t>
+      </w:r>
+      <w:proofErr w:type="gramStart"/>
+      <w:r>
+        <w:rPr>
+          <w:rFonts w:ascii="Calibri" w:eastAsia="Times New Roman" w:hAnsi="Calibri" w:cs="Calibri"/>
+          <w:lang w:val="en"/>
+        </w:rPr>
+        <w:t>bundle  [</w:t>
+      </w:r>
+      <w:proofErr w:type="gramEnd"/>
+      <w:r>
+        <w:rPr>
+          <w:rFonts w:ascii="Calibri" w:eastAsia="Times New Roman" w:hAnsi="Calibri" w:cs="Calibri"/>
+          <w:lang w:val="en"/>
+        </w:rPr>
+        <w:t>Static]</w:t>
       </w:r>
     </w:p>
     <w:tbl>
@@ -6711,7 +7957,67 @@
                 <w:sz w:val="20"/>
                 <w:szCs w:val="20"/>
               </w:rPr>
-              <w:t>Build output; .env.example, src/authConfig.js</w:t>
+              <w:t>Build output</w:t>
+            </w:r>
+            <w:proofErr w:type="gramStart"/>
+            <w:r>
+              <w:rPr>
+                <w:rFonts w:ascii="Calibri" w:eastAsia="Times New Roman" w:hAnsi="Calibri" w:cs="Calibri"/>
+                <w:color w:val="1A1A1A"/>
+                <w:sz w:val="20"/>
+                <w:szCs w:val="20"/>
+              </w:rPr>
+              <w:t>; .</w:t>
+            </w:r>
+            <w:proofErr w:type="spellStart"/>
+            <w:r>
+              <w:rPr>
+                <w:rFonts w:ascii="Calibri" w:eastAsia="Times New Roman" w:hAnsi="Calibri" w:cs="Calibri"/>
+                <w:color w:val="1A1A1A"/>
+                <w:sz w:val="20"/>
+                <w:szCs w:val="20"/>
+              </w:rPr>
+              <w:t>env</w:t>
+            </w:r>
+            <w:proofErr w:type="gramEnd"/>
+            <w:r>
+              <w:rPr>
+                <w:rFonts w:ascii="Calibri" w:eastAsia="Times New Roman" w:hAnsi="Calibri" w:cs="Calibri"/>
+                <w:color w:val="1A1A1A"/>
+                <w:sz w:val="20"/>
+                <w:szCs w:val="20"/>
+              </w:rPr>
+              <w:t>.example</w:t>
+            </w:r>
+            <w:proofErr w:type="spellEnd"/>
+            <w:r>
+              <w:rPr>
+                <w:rFonts w:ascii="Calibri" w:eastAsia="Times New Roman" w:hAnsi="Calibri" w:cs="Calibri"/>
+                <w:color w:val="1A1A1A"/>
+                <w:sz w:val="20"/>
+                <w:szCs w:val="20"/>
+              </w:rPr>
+              <w:t xml:space="preserve">, </w:t>
+            </w:r>
+            <w:proofErr w:type="spellStart"/>
+            <w:r>
+              <w:rPr>
+                <w:rFonts w:ascii="Calibri" w:eastAsia="Times New Roman" w:hAnsi="Calibri" w:cs="Calibri"/>
+                <w:color w:val="1A1A1A"/>
+                <w:sz w:val="20"/>
+                <w:szCs w:val="20"/>
+              </w:rPr>
+              <w:t>src</w:t>
+            </w:r>
+            <w:proofErr w:type="spellEnd"/>
+            <w:r>
+              <w:rPr>
+                <w:rFonts w:ascii="Calibri" w:eastAsia="Times New Roman" w:hAnsi="Calibri" w:cs="Calibri"/>
+                <w:color w:val="1A1A1A"/>
+                <w:sz w:val="20"/>
+                <w:szCs w:val="20"/>
+              </w:rPr>
+              <w:t>/authConfig.js</w:t>
             </w:r>
           </w:p>
         </w:tc>
@@ -6828,7 +8134,73 @@
           <w:szCs w:val="22"/>
           <w:lang w:val="en"/>
         </w:rPr>
-        <w:t>No change required. .env.example documents this correctly and .env is git-ignored.</w:t>
+        <w:t xml:space="preserve">No change required. </w:t>
+      </w:r>
+      <w:proofErr w:type="gramStart"/>
+      <w:r>
+        <w:rPr>
+          <w:rFonts w:ascii="Calibri" w:hAnsi="Calibri" w:cs="Calibri"/>
+          <w:color w:val="1A1A1A"/>
+          <w:sz w:val="22"/>
+          <w:szCs w:val="22"/>
+          <w:lang w:val="en"/>
+        </w:rPr>
+        <w:t>.</w:t>
+      </w:r>
+      <w:proofErr w:type="spellStart"/>
+      <w:r>
+        <w:rPr>
+          <w:rFonts w:ascii="Calibri" w:hAnsi="Calibri" w:cs="Calibri"/>
+          <w:color w:val="1A1A1A"/>
+          <w:sz w:val="22"/>
+          <w:szCs w:val="22"/>
+          <w:lang w:val="en"/>
+        </w:rPr>
+        <w:t>env</w:t>
+      </w:r>
+      <w:proofErr w:type="gramEnd"/>
+      <w:r>
+        <w:rPr>
+          <w:rFonts w:ascii="Calibri" w:hAnsi="Calibri" w:cs="Calibri"/>
+          <w:color w:val="1A1A1A"/>
+          <w:sz w:val="22"/>
+          <w:szCs w:val="22"/>
+          <w:lang w:val="en"/>
+        </w:rPr>
+        <w:t>.example</w:t>
+      </w:r>
+      <w:proofErr w:type="spellEnd"/>
+      <w:r>
+        <w:rPr>
+          <w:rFonts w:ascii="Calibri" w:hAnsi="Calibri" w:cs="Calibri"/>
+          <w:color w:val="1A1A1A"/>
+          <w:sz w:val="22"/>
+          <w:szCs w:val="22"/>
+          <w:lang w:val="en"/>
+        </w:rPr>
+        <w:t xml:space="preserve"> documents this correctly </w:t>
+      </w:r>
+      <w:proofErr w:type="gramStart"/>
+      <w:r>
+        <w:rPr>
+          <w:rFonts w:ascii="Calibri" w:hAnsi="Calibri" w:cs="Calibri"/>
+          <w:color w:val="1A1A1A"/>
+          <w:sz w:val="22"/>
+          <w:szCs w:val="22"/>
+          <w:lang w:val="en"/>
+        </w:rPr>
+        <w:t>and .env</w:t>
+      </w:r>
+      <w:proofErr w:type="gramEnd"/>
+      <w:r>
+        <w:rPr>
+          <w:rFonts w:ascii="Calibri" w:hAnsi="Calibri" w:cs="Calibri"/>
+          <w:color w:val="1A1A1A"/>
+          <w:sz w:val="22"/>
+          <w:szCs w:val="22"/>
+          <w:lang w:val="en"/>
+        </w:rPr>
+        <w:t xml:space="preserve"> is git-ignored.</w:t>
       </w:r>
     </w:p>
     <w:p>
@@ -6844,7 +8216,23 @@
           <w:rFonts w:ascii="Calibri" w:eastAsia="Times New Roman" w:hAnsi="Calibri" w:cs="Calibri"/>
           <w:lang w:val="en"/>
         </w:rPr>
-        <w:t>F-05 — Third-party resource load (Google Fonts)  [Static / Dynamic]</w:t>
+        <w:t xml:space="preserve">F-05 — Security headers/CSP are hosting-platform-specific (Azure </w:t>
+      </w:r>
+      <w:proofErr w:type="gramStart"/>
+      <w:r>
+        <w:rPr>
+          <w:rFonts w:ascii="Calibri" w:eastAsia="Times New Roman" w:hAnsi="Calibri" w:cs="Calibri"/>
+          <w:lang w:val="en"/>
+        </w:rPr>
+        <w:t>SWA)  [</w:t>
+      </w:r>
+      <w:proofErr w:type="gramEnd"/>
+      <w:r>
+        <w:rPr>
+          <w:rFonts w:ascii="Calibri" w:eastAsia="Times New Roman" w:hAnsi="Calibri" w:cs="Calibri"/>
+          <w:lang w:val="en"/>
+        </w:rPr>
+        <w:t>Static · Portability]</w:t>
       </w:r>
     </w:p>
     <w:tbl>
@@ -6940,7 +8328,7 @@
                 <w:sz w:val="20"/>
                 <w:szCs w:val="20"/>
               </w:rPr>
-              <w:t>Informational — 0.0</w:t>
+              <w:t>Informational — 0.0 (deployment portability)</w:t>
             </w:r>
           </w:p>
         </w:tc>
@@ -7023,8 +8411,19 @@
                 <w:sz w:val="20"/>
                 <w:szCs w:val="20"/>
               </w:rPr>
-              <w:t>index.html font links; CSP font-src / style-src</w:t>
-            </w:r>
+              <w:t>public/</w:t>
+            </w:r>
+            <w:proofErr w:type="spellStart"/>
+            <w:r>
+              <w:rPr>
+                <w:rFonts w:ascii="Calibri" w:eastAsia="Times New Roman" w:hAnsi="Calibri" w:cs="Calibri"/>
+                <w:color w:val="1A1A1A"/>
+                <w:sz w:val="20"/>
+                <w:szCs w:val="20"/>
+              </w:rPr>
+              <w:t>staticwebapp.config.json</w:t>
+            </w:r>
+            <w:proofErr w:type="spellEnd"/>
           </w:p>
         </w:tc>
       </w:tr>
@@ -7064,7 +8463,129 @@
           <w:szCs w:val="22"/>
           <w:lang w:val="en"/>
         </w:rPr>
-        <w:t>The app loads web fonts from Google (fonts.googleapis.com, fonts.gstatic.com), both allow-listed in the CSP. End-user browsers therefore make requests to Google for typography.</w:t>
+        <w:t xml:space="preserve">The app's entire HTTP-header </w:t>
+      </w:r>
+      <w:proofErr w:type="spellStart"/>
+      <w:r>
+        <w:rPr>
+          <w:rFonts w:ascii="Calibri" w:hAnsi="Calibri" w:cs="Calibri"/>
+          <w:color w:val="1A1A1A"/>
+          <w:sz w:val="22"/>
+          <w:szCs w:val="22"/>
+          <w:lang w:val="en"/>
+        </w:rPr>
+        <w:t>defence</w:t>
+      </w:r>
+      <w:proofErr w:type="spellEnd"/>
+      <w:r>
+        <w:rPr>
+          <w:rFonts w:ascii="Calibri" w:hAnsi="Calibri" w:cs="Calibri"/>
+          <w:color w:val="1A1A1A"/>
+          <w:sz w:val="22"/>
+          <w:szCs w:val="22"/>
+          <w:lang w:val="en"/>
+        </w:rPr>
+        <w:t xml:space="preserve"> — CSP, HSTS, X-Frame-Options, X-Content-Type-Options, Referrer-Policy, Permissions-Policy, COOP — is delivered through </w:t>
+      </w:r>
+      <w:proofErr w:type="spellStart"/>
+      <w:r>
+        <w:rPr>
+          <w:rFonts w:ascii="Calibri" w:hAnsi="Calibri" w:cs="Calibri"/>
+          <w:color w:val="1A1A1A"/>
+          <w:sz w:val="22"/>
+          <w:szCs w:val="22"/>
+          <w:lang w:val="en"/>
+        </w:rPr>
+        <w:t>staticwebapp.</w:t>
+      </w:r>
+      <w:proofErr w:type="gramStart"/>
+      <w:r>
+        <w:rPr>
+          <w:rFonts w:ascii="Calibri" w:hAnsi="Calibri" w:cs="Calibri"/>
+          <w:color w:val="1A1A1A"/>
+          <w:sz w:val="22"/>
+          <w:szCs w:val="22"/>
+          <w:lang w:val="en"/>
+        </w:rPr>
+        <w:t>config.json</w:t>
+      </w:r>
+      <w:proofErr w:type="spellEnd"/>
+      <w:proofErr w:type="gramEnd"/>
+      <w:r>
+        <w:rPr>
+          <w:rFonts w:ascii="Calibri" w:hAnsi="Calibri" w:cs="Calibri"/>
+          <w:color w:val="1A1A1A"/>
+          <w:sz w:val="22"/>
+          <w:szCs w:val="22"/>
+          <w:lang w:val="en"/>
+        </w:rPr>
+        <w:t xml:space="preserve">, which is only </w:t>
+      </w:r>
+      <w:proofErr w:type="spellStart"/>
+      <w:r>
+        <w:rPr>
+          <w:rFonts w:ascii="Calibri" w:hAnsi="Calibri" w:cs="Calibri"/>
+          <w:color w:val="1A1A1A"/>
+          <w:sz w:val="22"/>
+          <w:szCs w:val="22"/>
+          <w:lang w:val="en"/>
+        </w:rPr>
+        <w:t>honoured</w:t>
+      </w:r>
+      <w:proofErr w:type="spellEnd"/>
+      <w:r>
+        <w:rPr>
+          <w:rFonts w:ascii="Calibri" w:hAnsi="Calibri" w:cs="Calibri"/>
+          <w:color w:val="1A1A1A"/>
+          <w:sz w:val="22"/>
+          <w:szCs w:val="22"/>
+          <w:lang w:val="en"/>
+        </w:rPr>
+        <w:t xml:space="preserve"> by Azure Static Web Apps. On any other </w:t>
+      </w:r>
+      <w:proofErr w:type="gramStart"/>
+      <w:r>
+        <w:rPr>
+          <w:rFonts w:ascii="Calibri" w:hAnsi="Calibri" w:cs="Calibri"/>
+          <w:color w:val="1A1A1A"/>
+          <w:sz w:val="22"/>
+          <w:szCs w:val="22"/>
+          <w:lang w:val="en"/>
+        </w:rPr>
+        <w:t>host</w:t>
+      </w:r>
+      <w:proofErr w:type="gramEnd"/>
+      <w:r>
+        <w:rPr>
+          <w:rFonts w:ascii="Calibri" w:hAnsi="Calibri" w:cs="Calibri"/>
+          <w:color w:val="1A1A1A"/>
+          <w:sz w:val="22"/>
+          <w:szCs w:val="22"/>
+          <w:lang w:val="en"/>
+        </w:rPr>
+        <w:t xml:space="preserve"> this file is silently ignored and none of these protections apply </w:t>
+      </w:r>
+      <w:proofErr w:type="gramStart"/>
+      <w:r>
+        <w:rPr>
+          <w:rFonts w:ascii="Calibri" w:hAnsi="Calibri" w:cs="Calibri"/>
+          <w:color w:val="1A1A1A"/>
+          <w:sz w:val="22"/>
+          <w:szCs w:val="22"/>
+          <w:lang w:val="en"/>
+        </w:rPr>
+        <w:t>unless re-</w:t>
+      </w:r>
+      <w:proofErr w:type="gramEnd"/>
+      <w:r>
+        <w:rPr>
+          <w:rFonts w:ascii="Calibri" w:hAnsi="Calibri" w:cs="Calibri"/>
+          <w:color w:val="1A1A1A"/>
+          <w:sz w:val="22"/>
+          <w:szCs w:val="22"/>
+          <w:lang w:val="en"/>
+        </w:rPr>
+        <w:t>implemented using that platform's own mechanism.</w:t>
       </w:r>
     </w:p>
     <w:p>
@@ -7102,7 +8623,7 @@
           <w:szCs w:val="22"/>
           <w:lang w:val="en"/>
         </w:rPr>
-        <w:t>A minor privacy consideration (Google receives request metadata such as IP address), not a security vulnerability. No application or programme data is sent.</w:t>
+        <w:t>No impact while hosted on Azure Static Web Apps (as tested). If migrated elsewhere without re-implementing the headers, the app would lose its CSP, HSTS, clickjacking, and MIME-sniffing protections — a significant regression.</w:t>
       </w:r>
     </w:p>
     <w:p>
@@ -7118,318 +8639,7 @@
           <w:rFonts w:ascii="Calibri" w:eastAsia="Times New Roman" w:hAnsi="Calibri" w:cs="Calibri"/>
           <w:lang w:val="en"/>
         </w:rPr>
-        <w:t>Recommendation</w:t>
-      </w:r>
-    </w:p>
-    <w:p>
-      <w:pPr>
-        <w:pStyle w:val="NormalWeb"/>
-        <w:rPr>
-          <w:rFonts w:ascii="Calibri" w:hAnsi="Calibri" w:cs="Calibri"/>
-          <w:color w:val="1A1A1A"/>
-          <w:sz w:val="22"/>
-          <w:szCs w:val="22"/>
-          <w:lang w:val="en"/>
-        </w:rPr>
-      </w:pPr>
-      <w:r>
-        <w:rPr>
-          <w:rFonts w:ascii="Calibri" w:hAnsi="Calibri" w:cs="Calibri"/>
-          <w:color w:val="1A1A1A"/>
-          <w:sz w:val="22"/>
-          <w:szCs w:val="22"/>
-          <w:lang w:val="en"/>
-        </w:rPr>
-        <w:t>Acceptable for most organisations. If the customer's privacy policy disallows third-party font hosting, self-host the fonts and remove the two Google hosts from the CSP.</w:t>
-      </w:r>
-    </w:p>
-    <w:p>
-      <w:pPr>
-        <w:pStyle w:val="Heading3"/>
-        <w:rPr>
-          <w:rFonts w:ascii="Calibri" w:eastAsia="Times New Roman" w:hAnsi="Calibri" w:cs="Calibri"/>
-          <w:lang w:val="en"/>
-        </w:rPr>
-      </w:pPr>
-      <w:r>
-        <w:rPr>
-          <w:rFonts w:ascii="Calibri" w:eastAsia="Times New Roman" w:hAnsi="Calibri" w:cs="Calibri"/>
-          <w:lang w:val="en"/>
-        </w:rPr>
-        <w:t>F-06 — Security headers/CSP are hosting-platform-specific (Azure SWA)  [Static · Portability]</w:t>
-      </w:r>
-    </w:p>
-    <w:tbl>
-      <w:tblPr>
-        <w:tblW w:w="5000" w:type="pct"/>
-        <w:tblCellMar>
-          <w:top w:w="15" w:type="dxa"/>
-          <w:left w:w="15" w:type="dxa"/>
-          <w:bottom w:w="15" w:type="dxa"/>
-          <w:right w:w="15" w:type="dxa"/>
-        </w:tblCellMar>
-        <w:tblLook w:val="04A0" w:firstRow="1" w:lastRow="0" w:firstColumn="1" w:lastColumn="0" w:noHBand="0" w:noVBand="1"/>
-      </w:tblPr>
-      <w:tblGrid>
-        <w:gridCol w:w="2343"/>
-        <w:gridCol w:w="6667"/>
-      </w:tblGrid>
-      <w:tr>
-        <w:tc>
-          <w:tcPr>
-            <w:tcW w:w="1300" w:type="pct"/>
-            <w:tcBorders>
-              <w:top w:val="single" w:sz="6" w:space="0" w:color="CDD2DC"/>
-              <w:left w:val="single" w:sz="6" w:space="0" w:color="CDD2DC"/>
-              <w:bottom w:val="single" w:sz="6" w:space="0" w:color="CDD2DC"/>
-              <w:right w:val="single" w:sz="6" w:space="0" w:color="CDD2DC"/>
-            </w:tcBorders>
-            <w:shd w:val="clear" w:color="auto" w:fill="EEF2F7"/>
-            <w:tcMar>
-              <w:top w:w="100" w:type="dxa"/>
-              <w:left w:w="140" w:type="dxa"/>
-              <w:bottom w:w="100" w:type="dxa"/>
-              <w:right w:w="140" w:type="dxa"/>
-            </w:tcMar>
-            <w:hideMark/>
-          </w:tcPr>
-          <w:p>
-            <w:pPr>
-              <w:spacing w:before="120" w:after="120"/>
-              <w:rPr>
-                <w:rFonts w:ascii="Calibri" w:eastAsia="Times New Roman" w:hAnsi="Calibri" w:cs="Calibri"/>
-                <w:b/>
-                <w:bCs/>
-                <w:color w:val="1F4E79"/>
-                <w:sz w:val="20"/>
-                <w:szCs w:val="20"/>
-              </w:rPr>
-            </w:pPr>
-            <w:r>
-              <w:rPr>
-                <w:rFonts w:ascii="Calibri" w:eastAsia="Times New Roman" w:hAnsi="Calibri" w:cs="Calibri"/>
-                <w:b/>
-                <w:bCs/>
-                <w:color w:val="1F4E79"/>
-                <w:sz w:val="20"/>
-                <w:szCs w:val="20"/>
-              </w:rPr>
-              <w:t>Severity / CVSS</w:t>
-            </w:r>
-          </w:p>
-        </w:tc>
-        <w:tc>
-          <w:tcPr>
-            <w:tcW w:w="0" w:type="auto"/>
-            <w:tcBorders>
-              <w:top w:val="single" w:sz="6" w:space="0" w:color="CDD2DC"/>
-              <w:left w:val="single" w:sz="6" w:space="0" w:color="CDD2DC"/>
-              <w:bottom w:val="single" w:sz="6" w:space="0" w:color="CDD2DC"/>
-              <w:right w:val="single" w:sz="6" w:space="0" w:color="CDD2DC"/>
-            </w:tcBorders>
-            <w:tcMar>
-              <w:top w:w="100" w:type="dxa"/>
-              <w:left w:w="140" w:type="dxa"/>
-              <w:bottom w:w="100" w:type="dxa"/>
-              <w:right w:w="140" w:type="dxa"/>
-            </w:tcMar>
-            <w:hideMark/>
-          </w:tcPr>
-          <w:p>
-            <w:pPr>
-              <w:spacing w:before="120" w:after="120"/>
-              <w:rPr>
-                <w:rFonts w:ascii="Calibri" w:eastAsia="Times New Roman" w:hAnsi="Calibri" w:cs="Calibri"/>
-                <w:color w:val="1A1A1A"/>
-                <w:sz w:val="20"/>
-                <w:szCs w:val="20"/>
-              </w:rPr>
-            </w:pPr>
-            <w:r>
-              <w:rPr>
-                <w:rFonts w:ascii="Calibri" w:eastAsia="Times New Roman" w:hAnsi="Calibri" w:cs="Calibri"/>
-                <w:color w:val="1A1A1A"/>
-                <w:sz w:val="20"/>
-                <w:szCs w:val="20"/>
-              </w:rPr>
-              <w:t>Informational — 0.0 (deployment portability)</w:t>
-            </w:r>
-          </w:p>
-        </w:tc>
-      </w:tr>
-      <w:tr>
-        <w:tc>
-          <w:tcPr>
-            <w:tcW w:w="1300" w:type="pct"/>
-            <w:tcBorders>
-              <w:top w:val="single" w:sz="6" w:space="0" w:color="CDD2DC"/>
-              <w:left w:val="single" w:sz="6" w:space="0" w:color="CDD2DC"/>
-              <w:bottom w:val="single" w:sz="6" w:space="0" w:color="CDD2DC"/>
-              <w:right w:val="single" w:sz="6" w:space="0" w:color="CDD2DC"/>
-            </w:tcBorders>
-            <w:shd w:val="clear" w:color="auto" w:fill="EEF2F7"/>
-            <w:tcMar>
-              <w:top w:w="100" w:type="dxa"/>
-              <w:left w:w="140" w:type="dxa"/>
-              <w:bottom w:w="100" w:type="dxa"/>
-              <w:right w:w="140" w:type="dxa"/>
-            </w:tcMar>
-            <w:hideMark/>
-          </w:tcPr>
-          <w:p>
-            <w:pPr>
-              <w:spacing w:before="120" w:after="120"/>
-              <w:rPr>
-                <w:rFonts w:ascii="Calibri" w:eastAsia="Times New Roman" w:hAnsi="Calibri" w:cs="Calibri"/>
-                <w:b/>
-                <w:bCs/>
-                <w:color w:val="1F4E79"/>
-                <w:sz w:val="20"/>
-                <w:szCs w:val="20"/>
-              </w:rPr>
-            </w:pPr>
-            <w:r>
-              <w:rPr>
-                <w:rFonts w:ascii="Calibri" w:eastAsia="Times New Roman" w:hAnsi="Calibri" w:cs="Calibri"/>
-                <w:b/>
-                <w:bCs/>
-                <w:color w:val="1F4E79"/>
-                <w:sz w:val="20"/>
-                <w:szCs w:val="20"/>
-              </w:rPr>
-              <w:t>Component</w:t>
-            </w:r>
-          </w:p>
-        </w:tc>
-        <w:tc>
-          <w:tcPr>
-            <w:tcW w:w="0" w:type="auto"/>
-            <w:tcBorders>
-              <w:top w:val="single" w:sz="6" w:space="0" w:color="CDD2DC"/>
-              <w:left w:val="single" w:sz="6" w:space="0" w:color="CDD2DC"/>
-              <w:bottom w:val="single" w:sz="6" w:space="0" w:color="CDD2DC"/>
-              <w:right w:val="single" w:sz="6" w:space="0" w:color="CDD2DC"/>
-            </w:tcBorders>
-            <w:tcMar>
-              <w:top w:w="100" w:type="dxa"/>
-              <w:left w:w="140" w:type="dxa"/>
-              <w:bottom w:w="100" w:type="dxa"/>
-              <w:right w:w="140" w:type="dxa"/>
-            </w:tcMar>
-            <w:hideMark/>
-          </w:tcPr>
-          <w:p>
-            <w:pPr>
-              <w:spacing w:before="120" w:after="120"/>
-              <w:rPr>
-                <w:rFonts w:ascii="Calibri" w:eastAsia="Times New Roman" w:hAnsi="Calibri" w:cs="Calibri"/>
-                <w:color w:val="1A1A1A"/>
-                <w:sz w:val="20"/>
-                <w:szCs w:val="20"/>
-              </w:rPr>
-            </w:pPr>
-            <w:r>
-              <w:rPr>
-                <w:rFonts w:ascii="Calibri" w:eastAsia="Times New Roman" w:hAnsi="Calibri" w:cs="Calibri"/>
-                <w:color w:val="1A1A1A"/>
-                <w:sz w:val="20"/>
-                <w:szCs w:val="20"/>
-              </w:rPr>
-              <w:t>public/staticwebapp.config.json</w:t>
-            </w:r>
-          </w:p>
-        </w:tc>
-      </w:tr>
-    </w:tbl>
-    <w:p>
-      <w:pPr>
-        <w:pStyle w:val="Heading4"/>
-        <w:rPr>
-          <w:rFonts w:ascii="Calibri" w:eastAsia="Times New Roman" w:hAnsi="Calibri" w:cs="Calibri"/>
-          <w:lang w:val="en"/>
-        </w:rPr>
-      </w:pPr>
-      <w:r>
-        <w:rPr>
-          <w:rFonts w:ascii="Calibri" w:eastAsia="Times New Roman" w:hAnsi="Calibri" w:cs="Calibri"/>
-          <w:lang w:val="en"/>
-        </w:rPr>
-        <w:t>Description</w:t>
-      </w:r>
-    </w:p>
-    <w:p>
-      <w:pPr>
-        <w:pStyle w:val="NormalWeb"/>
-        <w:rPr>
-          <w:rFonts w:ascii="Calibri" w:hAnsi="Calibri" w:cs="Calibri"/>
-          <w:color w:val="1A1A1A"/>
-          <w:sz w:val="22"/>
-          <w:szCs w:val="22"/>
-          <w:lang w:val="en"/>
-        </w:rPr>
-      </w:pPr>
-      <w:r>
-        <w:rPr>
-          <w:rFonts w:ascii="Calibri" w:hAnsi="Calibri" w:cs="Calibri"/>
-          <w:color w:val="1A1A1A"/>
-          <w:sz w:val="22"/>
-          <w:szCs w:val="22"/>
-          <w:lang w:val="en"/>
-        </w:rPr>
-        <w:t>The app's entire HTTP-header defence — CSP, HSTS, X-Frame-Options, X-Content-Type-Options, Referrer-Policy, Permissions-Policy, COOP — is delivered through staticwebapp.config.json, which is only honoured by Azure Static Web Apps. On any other host this file is silently ignored and none of these protections apply unless re-implemented using that platform's own mechanism.</w:t>
-      </w:r>
-    </w:p>
-    <w:p>
-      <w:pPr>
-        <w:pStyle w:val="Heading4"/>
-        <w:rPr>
-          <w:rFonts w:ascii="Calibri" w:eastAsia="Times New Roman" w:hAnsi="Calibri" w:cs="Calibri"/>
-          <w:lang w:val="en"/>
-        </w:rPr>
-      </w:pPr>
-      <w:r>
-        <w:rPr>
-          <w:rFonts w:ascii="Calibri" w:eastAsia="Times New Roman" w:hAnsi="Calibri" w:cs="Calibri"/>
-          <w:lang w:val="en"/>
-        </w:rPr>
-        <w:t>Impact</w:t>
-      </w:r>
-    </w:p>
-    <w:p>
-      <w:pPr>
-        <w:pStyle w:val="NormalWeb"/>
-        <w:rPr>
-          <w:rFonts w:ascii="Calibri" w:hAnsi="Calibri" w:cs="Calibri"/>
-          <w:color w:val="1A1A1A"/>
-          <w:sz w:val="22"/>
-          <w:szCs w:val="22"/>
-          <w:lang w:val="en"/>
-        </w:rPr>
-      </w:pPr>
-      <w:r>
-        <w:rPr>
-          <w:rFonts w:ascii="Calibri" w:hAnsi="Calibri" w:cs="Calibri"/>
-          <w:color w:val="1A1A1A"/>
-          <w:sz w:val="22"/>
-          <w:szCs w:val="22"/>
-          <w:lang w:val="en"/>
-        </w:rPr>
-        <w:t>No impact while hosted on Azure Static Web Apps (as tested). If migrated elsewhere without re-implementing the headers, the app would lose its CSP, HSTS, clickjacking, and MIME-sniffing protections — a significant regression.</w:t>
-      </w:r>
-    </w:p>
-    <w:p>
-      <w:pPr>
-        <w:pStyle w:val="Heading4"/>
-        <w:rPr>
-          <w:rFonts w:ascii="Calibri" w:eastAsia="Times New Roman" w:hAnsi="Calibri" w:cs="Calibri"/>
-          <w:lang w:val="en"/>
-        </w:rPr>
-      </w:pPr>
-      <w:r>
-        <w:rPr>
-          <w:rFonts w:ascii="Calibri" w:eastAsia="Times New Roman" w:hAnsi="Calibri" w:cs="Calibri"/>
-          <w:lang w:val="en"/>
-        </w:rPr>
+        <w:lastRenderedPageBreak/>
         <w:t>Recommendation</w:t>
       </w:r>
     </w:p>
@@ -7626,14 +8836,36 @@
                 <w:szCs w:val="20"/>
               </w:rPr>
             </w:pPr>
-            <w:r>
-              <w:rPr>
-                <w:rFonts w:ascii="Calibri" w:eastAsia="Times New Roman" w:hAnsi="Calibri" w:cs="Calibri"/>
-                <w:color w:val="1A1A1A"/>
-                <w:sz w:val="20"/>
-                <w:szCs w:val="20"/>
-              </w:rPr>
-              <w:t>staticwebapp.config.json — in place</w:t>
+            <w:proofErr w:type="spellStart"/>
+            <w:r>
+              <w:rPr>
+                <w:rFonts w:ascii="Calibri" w:eastAsia="Times New Roman" w:hAnsi="Calibri" w:cs="Calibri"/>
+                <w:color w:val="1A1A1A"/>
+                <w:sz w:val="20"/>
+                <w:szCs w:val="20"/>
+              </w:rPr>
+              <w:t>staticwebapp.</w:t>
+            </w:r>
+            <w:proofErr w:type="gramStart"/>
+            <w:r>
+              <w:rPr>
+                <w:rFonts w:ascii="Calibri" w:eastAsia="Times New Roman" w:hAnsi="Calibri" w:cs="Calibri"/>
+                <w:color w:val="1A1A1A"/>
+                <w:sz w:val="20"/>
+                <w:szCs w:val="20"/>
+              </w:rPr>
+              <w:t>config.json</w:t>
+            </w:r>
+            <w:proofErr w:type="spellEnd"/>
+            <w:proofErr w:type="gramEnd"/>
+            <w:r>
+              <w:rPr>
+                <w:rFonts w:ascii="Calibri" w:eastAsia="Times New Roman" w:hAnsi="Calibri" w:cs="Calibri"/>
+                <w:color w:val="1A1A1A"/>
+                <w:sz w:val="20"/>
+                <w:szCs w:val="20"/>
+              </w:rPr>
+              <w:t xml:space="preserve"> — in place</w:t>
             </w:r>
           </w:p>
         </w:tc>
@@ -7666,6 +8898,7 @@
                 <w:szCs w:val="20"/>
               </w:rPr>
             </w:pPr>
+            <w:proofErr w:type="spellStart"/>
             <w:r>
               <w:rPr>
                 <w:rFonts w:ascii="Calibri" w:eastAsia="Times New Roman" w:hAnsi="Calibri" w:cs="Calibri"/>
@@ -7675,6 +8908,7 @@
               </w:rPr>
               <w:t>Vercel</w:t>
             </w:r>
+            <w:proofErr w:type="spellEnd"/>
           </w:p>
         </w:tc>
         <w:tc>
@@ -7704,14 +8938,27 @@
                 <w:szCs w:val="20"/>
               </w:rPr>
             </w:pPr>
-            <w:r>
-              <w:rPr>
-                <w:rFonts w:ascii="Calibri" w:eastAsia="Times New Roman" w:hAnsi="Calibri" w:cs="Calibri"/>
-                <w:color w:val="1A1A1A"/>
-                <w:sz w:val="20"/>
-                <w:szCs w:val="20"/>
-              </w:rPr>
-              <w:t>vercel.json → headers</w:t>
+            <w:proofErr w:type="spellStart"/>
+            <w:proofErr w:type="gramStart"/>
+            <w:r>
+              <w:rPr>
+                <w:rFonts w:ascii="Calibri" w:eastAsia="Times New Roman" w:hAnsi="Calibri" w:cs="Calibri"/>
+                <w:color w:val="1A1A1A"/>
+                <w:sz w:val="20"/>
+                <w:szCs w:val="20"/>
+              </w:rPr>
+              <w:t>vercel.json</w:t>
+            </w:r>
+            <w:proofErr w:type="spellEnd"/>
+            <w:proofErr w:type="gramEnd"/>
+            <w:r>
+              <w:rPr>
+                <w:rFonts w:ascii="Calibri" w:eastAsia="Times New Roman" w:hAnsi="Calibri" w:cs="Calibri"/>
+                <w:color w:val="1A1A1A"/>
+                <w:sz w:val="20"/>
+                <w:szCs w:val="20"/>
+              </w:rPr>
+              <w:t xml:space="preserve"> → headers</w:t>
             </w:r>
           </w:p>
         </w:tc>
@@ -7782,14 +9029,27 @@
                 <w:szCs w:val="20"/>
               </w:rPr>
             </w:pPr>
-            <w:r>
-              <w:rPr>
-                <w:rFonts w:ascii="Calibri" w:eastAsia="Times New Roman" w:hAnsi="Calibri" w:cs="Calibri"/>
-                <w:color w:val="1A1A1A"/>
-                <w:sz w:val="20"/>
-                <w:szCs w:val="20"/>
-              </w:rPr>
-              <w:t>netlify.toml [[headers]] or a _headers file</w:t>
+            <w:proofErr w:type="spellStart"/>
+            <w:proofErr w:type="gramStart"/>
+            <w:r>
+              <w:rPr>
+                <w:rFonts w:ascii="Calibri" w:eastAsia="Times New Roman" w:hAnsi="Calibri" w:cs="Calibri"/>
+                <w:color w:val="1A1A1A"/>
+                <w:sz w:val="20"/>
+                <w:szCs w:val="20"/>
+              </w:rPr>
+              <w:t>netlify.toml</w:t>
+            </w:r>
+            <w:proofErr w:type="spellEnd"/>
+            <w:proofErr w:type="gramEnd"/>
+            <w:r>
+              <w:rPr>
+                <w:rFonts w:ascii="Calibri" w:eastAsia="Times New Roman" w:hAnsi="Calibri" w:cs="Calibri"/>
+                <w:color w:val="1A1A1A"/>
+                <w:sz w:val="20"/>
+                <w:szCs w:val="20"/>
+              </w:rPr>
+              <w:t xml:space="preserve"> [[headers]] or a _headers file</w:t>
             </w:r>
           </w:p>
         </w:tc>
@@ -8172,14 +9432,25 @@
                 <w:szCs w:val="20"/>
               </w:rPr>
             </w:pPr>
-            <w:r>
-              <w:rPr>
-                <w:rFonts w:ascii="Calibri" w:eastAsia="Times New Roman" w:hAnsi="Calibri" w:cs="Calibri"/>
-                <w:color w:val="1A1A1A"/>
-                <w:sz w:val="20"/>
-                <w:szCs w:val="20"/>
-              </w:rPr>
-              <w:t>add_header / Header set in server config</w:t>
+            <w:proofErr w:type="spellStart"/>
+            <w:r>
+              <w:rPr>
+                <w:rFonts w:ascii="Calibri" w:eastAsia="Times New Roman" w:hAnsi="Calibri" w:cs="Calibri"/>
+                <w:color w:val="1A1A1A"/>
+                <w:sz w:val="20"/>
+                <w:szCs w:val="20"/>
+              </w:rPr>
+              <w:t>add_header</w:t>
+            </w:r>
+            <w:proofErr w:type="spellEnd"/>
+            <w:r>
+              <w:rPr>
+                <w:rFonts w:ascii="Calibri" w:eastAsia="Times New Roman" w:hAnsi="Calibri" w:cs="Calibri"/>
+                <w:color w:val="1A1A1A"/>
+                <w:sz w:val="20"/>
+                <w:szCs w:val="20"/>
+              </w:rPr>
+              <w:t xml:space="preserve"> / Header set in server config</w:t>
             </w:r>
           </w:p>
         </w:tc>
@@ -8296,7 +9567,75 @@
           <w:szCs w:val="22"/>
           <w:lang w:val="en"/>
         </w:rPr>
-        <w:t xml:space="preserve"> — no eval, dangerouslySetInnerHTML, innerHTML, or document.write anywhere in the source.</w:t>
+        <w:t xml:space="preserve"> — no eval, </w:t>
+      </w:r>
+      <w:proofErr w:type="spellStart"/>
+      <w:r>
+        <w:rPr>
+          <w:rFonts w:ascii="Calibri" w:eastAsia="Times New Roman" w:hAnsi="Calibri" w:cs="Calibri"/>
+          <w:color w:val="1A1A1A"/>
+          <w:sz w:val="22"/>
+          <w:szCs w:val="22"/>
+          <w:lang w:val="en"/>
+        </w:rPr>
+        <w:t>dangerouslySetInnerHTML</w:t>
+      </w:r>
+      <w:proofErr w:type="spellEnd"/>
+      <w:r>
+        <w:rPr>
+          <w:rFonts w:ascii="Calibri" w:eastAsia="Times New Roman" w:hAnsi="Calibri" w:cs="Calibri"/>
+          <w:color w:val="1A1A1A"/>
+          <w:sz w:val="22"/>
+          <w:szCs w:val="22"/>
+          <w:lang w:val="en"/>
+        </w:rPr>
+        <w:t xml:space="preserve">, </w:t>
+      </w:r>
+      <w:proofErr w:type="spellStart"/>
+      <w:r>
+        <w:rPr>
+          <w:rFonts w:ascii="Calibri" w:eastAsia="Times New Roman" w:hAnsi="Calibri" w:cs="Calibri"/>
+          <w:color w:val="1A1A1A"/>
+          <w:sz w:val="22"/>
+          <w:szCs w:val="22"/>
+          <w:lang w:val="en"/>
+        </w:rPr>
+        <w:t>innerHTML</w:t>
+      </w:r>
+      <w:proofErr w:type="spellEnd"/>
+      <w:r>
+        <w:rPr>
+          <w:rFonts w:ascii="Calibri" w:eastAsia="Times New Roman" w:hAnsi="Calibri" w:cs="Calibri"/>
+          <w:color w:val="1A1A1A"/>
+          <w:sz w:val="22"/>
+          <w:szCs w:val="22"/>
+          <w:lang w:val="en"/>
+        </w:rPr>
+        <w:t xml:space="preserve">, or </w:t>
+      </w:r>
+      <w:proofErr w:type="spellStart"/>
+      <w:proofErr w:type="gramStart"/>
+      <w:r>
+        <w:rPr>
+          <w:rFonts w:ascii="Calibri" w:eastAsia="Times New Roman" w:hAnsi="Calibri" w:cs="Calibri"/>
+          <w:color w:val="1A1A1A"/>
+          <w:sz w:val="22"/>
+          <w:szCs w:val="22"/>
+          <w:lang w:val="en"/>
+        </w:rPr>
+        <w:t>document.write</w:t>
+      </w:r>
+      <w:proofErr w:type="spellEnd"/>
+      <w:proofErr w:type="gramEnd"/>
+      <w:r>
+        <w:rPr>
+          <w:rFonts w:ascii="Calibri" w:eastAsia="Times New Roman" w:hAnsi="Calibri" w:cs="Calibri"/>
+          <w:color w:val="1A1A1A"/>
+          <w:sz w:val="22"/>
+          <w:szCs w:val="22"/>
+          <w:lang w:val="en"/>
+        </w:rPr>
+        <w:t xml:space="preserve"> anywhere in the source.</w:t>
       </w:r>
     </w:p>
     <w:p>
@@ -8372,17 +9711,29 @@
           <w:szCs w:val="22"/>
           <w:lang w:val="en"/>
         </w:rPr>
-        <w:t xml:space="preserve"> </w:t>
-      </w:r>
-      <w:r>
-        <w:rPr>
-          <w:rFonts w:ascii="Calibri" w:eastAsia="Times New Roman" w:hAnsi="Calibri" w:cs="Calibri"/>
-          <w:color w:val="1A1A1A"/>
-          <w:sz w:val="22"/>
-          <w:szCs w:val="22"/>
-          <w:lang w:val="en"/>
-        </w:rPr>
-        <w:t>— npm audit, 0 across 138 dependencies.</w:t>
+        <w:t xml:space="preserve"> — </w:t>
+      </w:r>
+      <w:proofErr w:type="spellStart"/>
+      <w:r>
+        <w:rPr>
+          <w:rFonts w:ascii="Calibri" w:eastAsia="Times New Roman" w:hAnsi="Calibri" w:cs="Calibri"/>
+          <w:color w:val="1A1A1A"/>
+          <w:sz w:val="22"/>
+          <w:szCs w:val="22"/>
+          <w:lang w:val="en"/>
+        </w:rPr>
+        <w:t>npm</w:t>
+      </w:r>
+      <w:proofErr w:type="spellEnd"/>
+      <w:r>
+        <w:rPr>
+          <w:rFonts w:ascii="Calibri" w:eastAsia="Times New Roman" w:hAnsi="Calibri" w:cs="Calibri"/>
+          <w:color w:val="1A1A1A"/>
+          <w:sz w:val="22"/>
+          <w:szCs w:val="22"/>
+          <w:lang w:val="en"/>
+        </w:rPr>
+        <w:t xml:space="preserve"> audit, 0 across all project dependencies.</w:t>
       </w:r>
     </w:p>
     <w:p>
@@ -8410,17 +9761,17 @@
           <w:szCs w:val="22"/>
           <w:lang w:val="en"/>
         </w:rPr>
-        <w:t>Clean static analysis</w:t>
-      </w:r>
-      <w:r>
-        <w:rPr>
-          <w:rFonts w:ascii="Calibri" w:eastAsia="Times New Roman" w:hAnsi="Calibri" w:cs="Calibri"/>
-          <w:color w:val="1A1A1A"/>
-          <w:sz w:val="22"/>
-          <w:szCs w:val="22"/>
-          <w:lang w:val="en"/>
-        </w:rPr>
-        <w:t xml:space="preserve"> — Snyk Code (SAST) found 0 issues across 24 analyzed files.</w:t>
+        <w:t>No third-party runtime requests</w:t>
+      </w:r>
+      <w:r>
+        <w:rPr>
+          <w:rFonts w:ascii="Calibri" w:eastAsia="Times New Roman" w:hAnsi="Calibri" w:cs="Calibri"/>
+          <w:color w:val="1A1A1A"/>
+          <w:sz w:val="22"/>
+          <w:szCs w:val="22"/>
+          <w:lang w:val="en"/>
+        </w:rPr>
+        <w:t xml:space="preserve"> — fonts are self-hosted (@fontsource); the app communicates only with Microsoft services.</w:t>
       </w:r>
     </w:p>
     <w:p>
@@ -8448,17 +9799,39 @@
           <w:szCs w:val="22"/>
           <w:lang w:val="en"/>
         </w:rPr>
-        <w:t>Clean dynamic scan</w:t>
-      </w:r>
-      <w:r>
-        <w:rPr>
-          <w:rFonts w:ascii="Calibri" w:eastAsia="Times New Roman" w:hAnsi="Calibri" w:cs="Calibri"/>
-          <w:color w:val="1A1A1A"/>
-          <w:sz w:val="22"/>
-          <w:szCs w:val="22"/>
-          <w:lang w:val="en"/>
-        </w:rPr>
-        <w:t xml:space="preserve"> — no injection / XSS / open-redirect / sensitive-data findings (Snyk API &amp; Web DAST).</w:t>
+        <w:t>Clean static analysis</w:t>
+      </w:r>
+      <w:r>
+        <w:rPr>
+          <w:rFonts w:ascii="Calibri" w:eastAsia="Times New Roman" w:hAnsi="Calibri" w:cs="Calibri"/>
+          <w:color w:val="1A1A1A"/>
+          <w:sz w:val="22"/>
+          <w:szCs w:val="22"/>
+          <w:lang w:val="en"/>
+        </w:rPr>
+        <w:t xml:space="preserve"> — </w:t>
+      </w:r>
+      <w:proofErr w:type="spellStart"/>
+      <w:r>
+        <w:rPr>
+          <w:rFonts w:ascii="Calibri" w:eastAsia="Times New Roman" w:hAnsi="Calibri" w:cs="Calibri"/>
+          <w:color w:val="1A1A1A"/>
+          <w:sz w:val="22"/>
+          <w:szCs w:val="22"/>
+          <w:lang w:val="en"/>
+        </w:rPr>
+        <w:t>Snyk</w:t>
+      </w:r>
+      <w:proofErr w:type="spellEnd"/>
+      <w:r>
+        <w:rPr>
+          <w:rFonts w:ascii="Calibri" w:eastAsia="Times New Roman" w:hAnsi="Calibri" w:cs="Calibri"/>
+          <w:color w:val="1A1A1A"/>
+          <w:sz w:val="22"/>
+          <w:szCs w:val="22"/>
+          <w:lang w:val="en"/>
+        </w:rPr>
+        <w:t xml:space="preserve"> Code (SAST) found 0 issues across 24 analyzed files.</w:t>
       </w:r>
     </w:p>
     <w:p>
@@ -8486,17 +9859,39 @@
           <w:szCs w:val="22"/>
           <w:lang w:val="en"/>
         </w:rPr>
-        <w:t>Strict CSP for scripts</w:t>
-      </w:r>
-      <w:r>
-        <w:rPr>
-          <w:rFonts w:ascii="Calibri" w:eastAsia="Times New Roman" w:hAnsi="Calibri" w:cs="Calibri"/>
-          <w:color w:val="1A1A1A"/>
-          <w:sz w:val="22"/>
-          <w:szCs w:val="22"/>
-          <w:lang w:val="en"/>
-        </w:rPr>
-        <w:t xml:space="preserve"> — script-src 'self', object-src 'none', frame-ancestors 'none', base-uri 'self'.</w:t>
+        <w:t>Clean dynamic scan</w:t>
+      </w:r>
+      <w:r>
+        <w:rPr>
+          <w:rFonts w:ascii="Calibri" w:eastAsia="Times New Roman" w:hAnsi="Calibri" w:cs="Calibri"/>
+          <w:color w:val="1A1A1A"/>
+          <w:sz w:val="22"/>
+          <w:szCs w:val="22"/>
+          <w:lang w:val="en"/>
+        </w:rPr>
+        <w:t xml:space="preserve"> — no injection / XSS / open-redirect / sensitive-data findings (</w:t>
+      </w:r>
+      <w:proofErr w:type="spellStart"/>
+      <w:r>
+        <w:rPr>
+          <w:rFonts w:ascii="Calibri" w:eastAsia="Times New Roman" w:hAnsi="Calibri" w:cs="Calibri"/>
+          <w:color w:val="1A1A1A"/>
+          <w:sz w:val="22"/>
+          <w:szCs w:val="22"/>
+          <w:lang w:val="en"/>
+        </w:rPr>
+        <w:t>Snyk</w:t>
+      </w:r>
+      <w:proofErr w:type="spellEnd"/>
+      <w:r>
+        <w:rPr>
+          <w:rFonts w:ascii="Calibri" w:eastAsia="Times New Roman" w:hAnsi="Calibri" w:cs="Calibri"/>
+          <w:color w:val="1A1A1A"/>
+          <w:sz w:val="22"/>
+          <w:szCs w:val="22"/>
+          <w:lang w:val="en"/>
+        </w:rPr>
+        <w:t xml:space="preserve"> API &amp; Web DAST).</w:t>
       </w:r>
     </w:p>
     <w:p>
@@ -8524,17 +9919,83 @@
           <w:szCs w:val="22"/>
           <w:lang w:val="en"/>
         </w:rPr>
-        <w:t>Full HTTP security-header set</w:t>
-      </w:r>
-      <w:r>
-        <w:rPr>
-          <w:rFonts w:ascii="Calibri" w:eastAsia="Times New Roman" w:hAnsi="Calibri" w:cs="Calibri"/>
-          <w:color w:val="1A1A1A"/>
-          <w:sz w:val="22"/>
-          <w:szCs w:val="22"/>
-          <w:lang w:val="en"/>
-        </w:rPr>
-        <w:t xml:space="preserve"> — securityheaders.com grade A+.</w:t>
+        <w:t>Strict CSP for scripts</w:t>
+      </w:r>
+      <w:r>
+        <w:rPr>
+          <w:rFonts w:ascii="Calibri" w:eastAsia="Times New Roman" w:hAnsi="Calibri" w:cs="Calibri"/>
+          <w:color w:val="1A1A1A"/>
+          <w:sz w:val="22"/>
+          <w:szCs w:val="22"/>
+          <w:lang w:val="en"/>
+        </w:rPr>
+        <w:t xml:space="preserve"> — script-</w:t>
+      </w:r>
+      <w:proofErr w:type="spellStart"/>
+      <w:r>
+        <w:rPr>
+          <w:rFonts w:ascii="Calibri" w:eastAsia="Times New Roman" w:hAnsi="Calibri" w:cs="Calibri"/>
+          <w:color w:val="1A1A1A"/>
+          <w:sz w:val="22"/>
+          <w:szCs w:val="22"/>
+          <w:lang w:val="en"/>
+        </w:rPr>
+        <w:t>src</w:t>
+      </w:r>
+      <w:proofErr w:type="spellEnd"/>
+      <w:r>
+        <w:rPr>
+          <w:rFonts w:ascii="Calibri" w:eastAsia="Times New Roman" w:hAnsi="Calibri" w:cs="Calibri"/>
+          <w:color w:val="1A1A1A"/>
+          <w:sz w:val="22"/>
+          <w:szCs w:val="22"/>
+          <w:lang w:val="en"/>
+        </w:rPr>
+        <w:t xml:space="preserve"> 'self', object-</w:t>
+      </w:r>
+      <w:proofErr w:type="spellStart"/>
+      <w:r>
+        <w:rPr>
+          <w:rFonts w:ascii="Calibri" w:eastAsia="Times New Roman" w:hAnsi="Calibri" w:cs="Calibri"/>
+          <w:color w:val="1A1A1A"/>
+          <w:sz w:val="22"/>
+          <w:szCs w:val="22"/>
+          <w:lang w:val="en"/>
+        </w:rPr>
+        <w:t>src</w:t>
+      </w:r>
+      <w:proofErr w:type="spellEnd"/>
+      <w:r>
+        <w:rPr>
+          <w:rFonts w:ascii="Calibri" w:eastAsia="Times New Roman" w:hAnsi="Calibri" w:cs="Calibri"/>
+          <w:color w:val="1A1A1A"/>
+          <w:sz w:val="22"/>
+          <w:szCs w:val="22"/>
+          <w:lang w:val="en"/>
+        </w:rPr>
+        <w:t xml:space="preserve"> 'none', frame-ancestors 'none', base-</w:t>
+      </w:r>
+      <w:proofErr w:type="spellStart"/>
+      <w:r>
+        <w:rPr>
+          <w:rFonts w:ascii="Calibri" w:eastAsia="Times New Roman" w:hAnsi="Calibri" w:cs="Calibri"/>
+          <w:color w:val="1A1A1A"/>
+          <w:sz w:val="22"/>
+          <w:szCs w:val="22"/>
+          <w:lang w:val="en"/>
+        </w:rPr>
+        <w:t>uri</w:t>
+      </w:r>
+      <w:proofErr w:type="spellEnd"/>
+      <w:r>
+        <w:rPr>
+          <w:rFonts w:ascii="Calibri" w:eastAsia="Times New Roman" w:hAnsi="Calibri" w:cs="Calibri"/>
+          <w:color w:val="1A1A1A"/>
+          <w:sz w:val="22"/>
+          <w:szCs w:val="22"/>
+          <w:lang w:val="en"/>
+        </w:rPr>
+        <w:t xml:space="preserve"> 'self'.</w:t>
       </w:r>
     </w:p>
     <w:p>
@@ -8562,17 +10023,17 @@
           <w:szCs w:val="22"/>
           <w:lang w:val="en"/>
         </w:rPr>
-        <w:t>Valid TLS</w:t>
-      </w:r>
-      <w:r>
-        <w:rPr>
-          <w:rFonts w:ascii="Calibri" w:eastAsia="Times New Roman" w:hAnsi="Calibri" w:cs="Calibri"/>
-          <w:color w:val="1A1A1A"/>
-          <w:sz w:val="22"/>
-          <w:szCs w:val="22"/>
-          <w:lang w:val="en"/>
-        </w:rPr>
-        <w:t xml:space="preserve"> — Qualys SSL Labs Grade A, TLS 1.3 supported, valid certificate, CAA present.</w:t>
+        <w:t>Full HTTP security-header set</w:t>
+      </w:r>
+      <w:r>
+        <w:rPr>
+          <w:rFonts w:ascii="Calibri" w:eastAsia="Times New Roman" w:hAnsi="Calibri" w:cs="Calibri"/>
+          <w:color w:val="1A1A1A"/>
+          <w:sz w:val="22"/>
+          <w:szCs w:val="22"/>
+          <w:lang w:val="en"/>
+        </w:rPr>
+        <w:t xml:space="preserve"> — securityheaders.com grade A+.</w:t>
       </w:r>
     </w:p>
     <w:p>
@@ -8600,27 +10061,17 @@
           <w:szCs w:val="22"/>
           <w:lang w:val="en"/>
         </w:rPr>
-        <w:t>Modern authentication</w:t>
-      </w:r>
-      <w:r>
-        <w:rPr>
-          <w:rFonts w:ascii="Calibri" w:eastAsia="Times New Roman" w:hAnsi="Calibri" w:cs="Calibri"/>
-          <w:color w:val="1A1A1A"/>
-          <w:sz w:val="22"/>
-          <w:szCs w:val="22"/>
-          <w:lang w:val="en"/>
-        </w:rPr>
-        <w:t xml:space="preserve"> </w:t>
-      </w:r>
-      <w:r>
-        <w:rPr>
-          <w:rFonts w:ascii="Calibri" w:eastAsia="Times New Roman" w:hAnsi="Calibri" w:cs="Calibri"/>
-          <w:color w:val="1A1A1A"/>
-          <w:sz w:val="22"/>
-          <w:szCs w:val="22"/>
-          <w:lang w:val="en"/>
-        </w:rPr>
-        <w:t>— OAuth 2.0 Authorization Code + PKCE, no client secret.</w:t>
+        <w:t>Valid TLS</w:t>
+      </w:r>
+      <w:r>
+        <w:rPr>
+          <w:rFonts w:ascii="Calibri" w:eastAsia="Times New Roman" w:hAnsi="Calibri" w:cs="Calibri"/>
+          <w:color w:val="1A1A1A"/>
+          <w:sz w:val="22"/>
+          <w:szCs w:val="22"/>
+          <w:lang w:val="en"/>
+        </w:rPr>
+        <w:t xml:space="preserve"> — Qualys SSL Labs Grade A, TLS 1.3 supported, valid certificate, CAA present.</w:t>
       </w:r>
     </w:p>
     <w:p>
@@ -8648,17 +10099,17 @@
           <w:szCs w:val="22"/>
           <w:lang w:val="en"/>
         </w:rPr>
-        <w:t>Least-privilege data access</w:t>
-      </w:r>
-      <w:r>
-        <w:rPr>
-          <w:rFonts w:ascii="Calibri" w:eastAsia="Times New Roman" w:hAnsi="Calibri" w:cs="Calibri"/>
-          <w:color w:val="1A1A1A"/>
-          <w:sz w:val="22"/>
-          <w:szCs w:val="22"/>
-          <w:lang w:val="en"/>
-        </w:rPr>
-        <w:t xml:space="preserve"> — delegated, read-only Graph scopes (User.Read, Files.Read.All, Sites.Read.All).</w:t>
+        <w:t>Modern authentication</w:t>
+      </w:r>
+      <w:r>
+        <w:rPr>
+          <w:rFonts w:ascii="Calibri" w:eastAsia="Times New Roman" w:hAnsi="Calibri" w:cs="Calibri"/>
+          <w:color w:val="1A1A1A"/>
+          <w:sz w:val="22"/>
+          <w:szCs w:val="22"/>
+          <w:lang w:val="en"/>
+        </w:rPr>
+        <w:t xml:space="preserve"> — OAuth 2.0 Authorization Code + PKCE, no client secret.</w:t>
       </w:r>
     </w:p>
     <w:p>
@@ -8686,17 +10137,88 @@
           <w:szCs w:val="22"/>
           <w:lang w:val="en"/>
         </w:rPr>
-        <w:t>Session tokens cleared on sign-out</w:t>
-      </w:r>
-      <w:r>
-        <w:rPr>
-          <w:rFonts w:ascii="Calibri" w:eastAsia="Times New Roman" w:hAnsi="Calibri" w:cs="Calibri"/>
-          <w:color w:val="1A1A1A"/>
-          <w:sz w:val="22"/>
-          <w:szCs w:val="22"/>
-          <w:lang w:val="en"/>
-        </w:rPr>
-        <w:t xml:space="preserve"> — held in sessionStorage; verified removed after logout (D-7).</w:t>
+        <w:lastRenderedPageBreak/>
+        <w:t>Least-privilege data access</w:t>
+      </w:r>
+      <w:r>
+        <w:rPr>
+          <w:rFonts w:ascii="Calibri" w:eastAsia="Times New Roman" w:hAnsi="Calibri" w:cs="Calibri"/>
+          <w:color w:val="1A1A1A"/>
+          <w:sz w:val="22"/>
+          <w:szCs w:val="22"/>
+          <w:lang w:val="en"/>
+        </w:rPr>
+        <w:t xml:space="preserve"> — delegated, read-only Graph scopes (</w:t>
+      </w:r>
+      <w:proofErr w:type="spellStart"/>
+      <w:r>
+        <w:rPr>
+          <w:rFonts w:ascii="Calibri" w:eastAsia="Times New Roman" w:hAnsi="Calibri" w:cs="Calibri"/>
+          <w:color w:val="1A1A1A"/>
+          <w:sz w:val="22"/>
+          <w:szCs w:val="22"/>
+          <w:lang w:val="en"/>
+        </w:rPr>
+        <w:t>User.Read</w:t>
+      </w:r>
+      <w:proofErr w:type="spellEnd"/>
+      <w:r>
+        <w:rPr>
+          <w:rFonts w:ascii="Calibri" w:eastAsia="Times New Roman" w:hAnsi="Calibri" w:cs="Calibri"/>
+          <w:color w:val="1A1A1A"/>
+          <w:sz w:val="22"/>
+          <w:szCs w:val="22"/>
+          <w:lang w:val="en"/>
+        </w:rPr>
+        <w:t xml:space="preserve">, </w:t>
+      </w:r>
+      <w:proofErr w:type="spellStart"/>
+      <w:proofErr w:type="gramStart"/>
+      <w:r>
+        <w:rPr>
+          <w:rFonts w:ascii="Calibri" w:eastAsia="Times New Roman" w:hAnsi="Calibri" w:cs="Calibri"/>
+          <w:color w:val="1A1A1A"/>
+          <w:sz w:val="22"/>
+          <w:szCs w:val="22"/>
+          <w:lang w:val="en"/>
+        </w:rPr>
+        <w:t>Files.Read.All</w:t>
+      </w:r>
+      <w:proofErr w:type="spellEnd"/>
+      <w:proofErr w:type="gramEnd"/>
+      <w:r>
+        <w:rPr>
+          <w:rFonts w:ascii="Calibri" w:eastAsia="Times New Roman" w:hAnsi="Calibri" w:cs="Calibri"/>
+          <w:color w:val="1A1A1A"/>
+          <w:sz w:val="22"/>
+          <w:szCs w:val="22"/>
+          <w:lang w:val="en"/>
+        </w:rPr>
+        <w:t xml:space="preserve">, </w:t>
+      </w:r>
+      <w:proofErr w:type="spellStart"/>
+      <w:proofErr w:type="gramStart"/>
+      <w:r>
+        <w:rPr>
+          <w:rFonts w:ascii="Calibri" w:eastAsia="Times New Roman" w:hAnsi="Calibri" w:cs="Calibri"/>
+          <w:color w:val="1A1A1A"/>
+          <w:sz w:val="22"/>
+          <w:szCs w:val="22"/>
+          <w:lang w:val="en"/>
+        </w:rPr>
+        <w:t>Sites.Read.All</w:t>
+      </w:r>
+      <w:proofErr w:type="spellEnd"/>
+      <w:proofErr w:type="gramEnd"/>
+      <w:r>
+        <w:rPr>
+          <w:rFonts w:ascii="Calibri" w:eastAsia="Times New Roman" w:hAnsi="Calibri" w:cs="Calibri"/>
+          <w:color w:val="1A1A1A"/>
+          <w:sz w:val="22"/>
+          <w:szCs w:val="22"/>
+          <w:lang w:val="en"/>
+        </w:rPr>
+        <w:t>).</w:t>
       </w:r>
     </w:p>
     <w:p>
@@ -8724,6 +10246,66 @@
           <w:szCs w:val="22"/>
           <w:lang w:val="en"/>
         </w:rPr>
+        <w:t>Session tokens cleared on sign-out</w:t>
+      </w:r>
+      <w:r>
+        <w:rPr>
+          <w:rFonts w:ascii="Calibri" w:eastAsia="Times New Roman" w:hAnsi="Calibri" w:cs="Calibri"/>
+          <w:color w:val="1A1A1A"/>
+          <w:sz w:val="22"/>
+          <w:szCs w:val="22"/>
+          <w:lang w:val="en"/>
+        </w:rPr>
+        <w:t xml:space="preserve"> — held in </w:t>
+      </w:r>
+      <w:proofErr w:type="spellStart"/>
+      <w:r>
+        <w:rPr>
+          <w:rFonts w:ascii="Calibri" w:eastAsia="Times New Roman" w:hAnsi="Calibri" w:cs="Calibri"/>
+          <w:color w:val="1A1A1A"/>
+          <w:sz w:val="22"/>
+          <w:szCs w:val="22"/>
+          <w:lang w:val="en"/>
+        </w:rPr>
+        <w:t>sessionStorage</w:t>
+      </w:r>
+      <w:proofErr w:type="spellEnd"/>
+      <w:r>
+        <w:rPr>
+          <w:rFonts w:ascii="Calibri" w:eastAsia="Times New Roman" w:hAnsi="Calibri" w:cs="Calibri"/>
+          <w:color w:val="1A1A1A"/>
+          <w:sz w:val="22"/>
+          <w:szCs w:val="22"/>
+          <w:lang w:val="en"/>
+        </w:rPr>
+        <w:t>; verified removed after logout (D-7).</w:t>
+      </w:r>
+    </w:p>
+    <w:p>
+      <w:pPr>
+        <w:numPr>
+          <w:ilvl w:val="0"/>
+          <w:numId w:val="3"/>
+        </w:numPr>
+        <w:spacing w:before="40" w:after="40"/>
+        <w:rPr>
+          <w:rFonts w:ascii="Calibri" w:eastAsia="Times New Roman" w:hAnsi="Calibri" w:cs="Calibri"/>
+          <w:color w:val="1A1A1A"/>
+          <w:sz w:val="22"/>
+          <w:szCs w:val="22"/>
+          <w:lang w:val="en"/>
+        </w:rPr>
+      </w:pPr>
+      <w:r>
+        <w:rPr>
+          <w:rFonts w:ascii="Calibri" w:eastAsia="Times New Roman" w:hAnsi="Calibri" w:cs="Calibri"/>
+          <w:b/>
+          <w:bCs/>
+          <w:color w:val="1A1A1A"/>
+          <w:sz w:val="22"/>
+          <w:szCs w:val="22"/>
+          <w:lang w:val="en"/>
+        </w:rPr>
         <w:t>Access control enforced by Entra</w:t>
       </w:r>
       <w:r>
@@ -8772,17 +10354,29 @@
           <w:szCs w:val="22"/>
           <w:lang w:val="en"/>
         </w:rPr>
-        <w:t xml:space="preserve">Performed against the live URL. D-1/D-2/D-5/D-6/D-7 verified manually and via free scanners; D-3/D-4/D-8/D-9 by the Snyk API &amp; </w:t>
-      </w:r>
-      <w:r>
-        <w:rPr>
-          <w:rFonts w:ascii="Calibri" w:hAnsi="Calibri" w:cs="Calibri"/>
-          <w:color w:val="1A1A1A"/>
-          <w:sz w:val="22"/>
-          <w:szCs w:val="22"/>
-          <w:lang w:val="en"/>
-        </w:rPr>
-        <w:t>Web automated scan.</w:t>
+        <w:t xml:space="preserve">Performed against the live URL. D-1/D-2/D-5/D-6/D-7 verified manually and via free scanners; D-3/D-4/D-8/D-9 by the </w:t>
+      </w:r>
+      <w:proofErr w:type="spellStart"/>
+      <w:r>
+        <w:rPr>
+          <w:rFonts w:ascii="Calibri" w:hAnsi="Calibri" w:cs="Calibri"/>
+          <w:color w:val="1A1A1A"/>
+          <w:sz w:val="22"/>
+          <w:szCs w:val="22"/>
+          <w:lang w:val="en"/>
+        </w:rPr>
+        <w:t>Snyk</w:t>
+      </w:r>
+      <w:proofErr w:type="spellEnd"/>
+      <w:r>
+        <w:rPr>
+          <w:rFonts w:ascii="Calibri" w:hAnsi="Calibri" w:cs="Calibri"/>
+          <w:color w:val="1A1A1A"/>
+          <w:sz w:val="22"/>
+          <w:szCs w:val="22"/>
+          <w:lang w:val="en"/>
+        </w:rPr>
+        <w:t xml:space="preserve"> API &amp; Web automated scan.</w:t>
       </w:r>
     </w:p>
     <w:tbl>
@@ -9383,7 +10977,27 @@
                 <w:sz w:val="20"/>
                 <w:szCs w:val="20"/>
               </w:rPr>
-              <w:t>CSP effectiveness / bypass (Snyk)</w:t>
+              <w:t>CSP effectiveness / bypass (</w:t>
+            </w:r>
+            <w:proofErr w:type="spellStart"/>
+            <w:r>
+              <w:rPr>
+                <w:rFonts w:ascii="Calibri" w:eastAsia="Times New Roman" w:hAnsi="Calibri" w:cs="Calibri"/>
+                <w:color w:val="1A1A1A"/>
+                <w:sz w:val="20"/>
+                <w:szCs w:val="20"/>
+              </w:rPr>
+              <w:t>Snyk</w:t>
+            </w:r>
+            <w:proofErr w:type="spellEnd"/>
+            <w:r>
+              <w:rPr>
+                <w:rFonts w:ascii="Calibri" w:eastAsia="Times New Roman" w:hAnsi="Calibri" w:cs="Calibri"/>
+                <w:color w:val="1A1A1A"/>
+                <w:sz w:val="20"/>
+                <w:szCs w:val="20"/>
+              </w:rPr>
+              <w:t>)</w:t>
             </w:r>
           </w:p>
         </w:tc>
@@ -9430,16 +11044,47 @@
                 <w:sz w:val="20"/>
                 <w:szCs w:val="20"/>
               </w:rPr>
-              <w:t xml:space="preserve"> </w:t>
-            </w:r>
-            <w:r>
-              <w:rPr>
-                <w:rFonts w:ascii="Calibri" w:eastAsia="Times New Roman" w:hAnsi="Calibri" w:cs="Calibri"/>
-                <w:color w:val="1A1A1A"/>
-                <w:sz w:val="20"/>
-                <w:szCs w:val="20"/>
-              </w:rPr>
-              <w:t>— CSP present; script-src 'self' effective. Only style-src 'unsafe-inline' flagged → F-01. 13 Jul 2026.</w:t>
+              <w:t xml:space="preserve"> — CSP present; script-</w:t>
+            </w:r>
+            <w:proofErr w:type="spellStart"/>
+            <w:r>
+              <w:rPr>
+                <w:rFonts w:ascii="Calibri" w:eastAsia="Times New Roman" w:hAnsi="Calibri" w:cs="Calibri"/>
+                <w:color w:val="1A1A1A"/>
+                <w:sz w:val="20"/>
+                <w:szCs w:val="20"/>
+              </w:rPr>
+              <w:t>src</w:t>
+            </w:r>
+            <w:proofErr w:type="spellEnd"/>
+            <w:r>
+              <w:rPr>
+                <w:rFonts w:ascii="Calibri" w:eastAsia="Times New Roman" w:hAnsi="Calibri" w:cs="Calibri"/>
+                <w:color w:val="1A1A1A"/>
+                <w:sz w:val="20"/>
+                <w:szCs w:val="20"/>
+              </w:rPr>
+              <w:t xml:space="preserve"> 'self' effective. Only style-</w:t>
+            </w:r>
+            <w:proofErr w:type="spellStart"/>
+            <w:r>
+              <w:rPr>
+                <w:rFonts w:ascii="Calibri" w:eastAsia="Times New Roman" w:hAnsi="Calibri" w:cs="Calibri"/>
+                <w:color w:val="1A1A1A"/>
+                <w:sz w:val="20"/>
+                <w:szCs w:val="20"/>
+              </w:rPr>
+              <w:t>src</w:t>
+            </w:r>
+            <w:proofErr w:type="spellEnd"/>
+            <w:r>
+              <w:rPr>
+                <w:rFonts w:ascii="Calibri" w:eastAsia="Times New Roman" w:hAnsi="Calibri" w:cs="Calibri"/>
+                <w:color w:val="1A1A1A"/>
+                <w:sz w:val="20"/>
+                <w:szCs w:val="20"/>
+              </w:rPr>
+              <w:t xml:space="preserve"> 'unsafe-inline' flagged → F-01. 13 Jul 2026.</w:t>
             </w:r>
           </w:p>
         </w:tc>
@@ -9564,7 +11209,27 @@
                 <w:sz w:val="20"/>
                 <w:szCs w:val="20"/>
               </w:rPr>
-              <w:t xml:space="preserve"> — site refused to load in an iframe; blocked per X-Frame-Options: DENY. 11 Jul 2026.</w:t>
+              <w:t xml:space="preserve"> — site refused to load in an </w:t>
+            </w:r>
+            <w:proofErr w:type="spellStart"/>
+            <w:r>
+              <w:rPr>
+                <w:rFonts w:ascii="Calibri" w:eastAsia="Times New Roman" w:hAnsi="Calibri" w:cs="Calibri"/>
+                <w:color w:val="1A1A1A"/>
+                <w:sz w:val="20"/>
+                <w:szCs w:val="20"/>
+              </w:rPr>
+              <w:t>iframe</w:t>
+            </w:r>
+            <w:proofErr w:type="spellEnd"/>
+            <w:r>
+              <w:rPr>
+                <w:rFonts w:ascii="Calibri" w:eastAsia="Times New Roman" w:hAnsi="Calibri" w:cs="Calibri"/>
+                <w:color w:val="1A1A1A"/>
+                <w:sz w:val="20"/>
+                <w:szCs w:val="20"/>
+              </w:rPr>
+              <w:t>; blocked per X-Frame-Options: DENY. 11 Jul 2026.</w:t>
             </w:r>
           </w:p>
         </w:tc>
@@ -9814,16 +11479,27 @@
                 <w:sz w:val="20"/>
                 <w:szCs w:val="20"/>
               </w:rPr>
-              <w:t xml:space="preserve"> </w:t>
-            </w:r>
-            <w:r>
-              <w:rPr>
-                <w:rFonts w:ascii="Calibri" w:eastAsia="Times New Roman" w:hAnsi="Calibri" w:cs="Calibri"/>
-                <w:color w:val="1A1A1A"/>
-                <w:sz w:val="20"/>
-                <w:szCs w:val="20"/>
-              </w:rPr>
-              <w:t>— after sign-out, returned to sign-in screen; all MSAL tokens cleared from sessionStorage. 11 Jul 2026.</w:t>
+              <w:t xml:space="preserve"> — after sign-out, returned to sign-in screen; all MSAL tokens cleared from </w:t>
+            </w:r>
+            <w:proofErr w:type="spellStart"/>
+            <w:r>
+              <w:rPr>
+                <w:rFonts w:ascii="Calibri" w:eastAsia="Times New Roman" w:hAnsi="Calibri" w:cs="Calibri"/>
+                <w:color w:val="1A1A1A"/>
+                <w:sz w:val="20"/>
+                <w:szCs w:val="20"/>
+              </w:rPr>
+              <w:t>sessionStorage</w:t>
+            </w:r>
+            <w:proofErr w:type="spellEnd"/>
+            <w:r>
+              <w:rPr>
+                <w:rFonts w:ascii="Calibri" w:eastAsia="Times New Roman" w:hAnsi="Calibri" w:cs="Calibri"/>
+                <w:color w:val="1A1A1A"/>
+                <w:sz w:val="20"/>
+                <w:szCs w:val="20"/>
+              </w:rPr>
+              <w:t>. 11 Jul 2026.</w:t>
             </w:r>
           </w:p>
         </w:tc>
@@ -10026,7 +11702,47 @@
                 <w:sz w:val="20"/>
                 <w:szCs w:val="20"/>
               </w:rPr>
-              <w:t>OAuth redirect / open-redirect (Snyk)</w:t>
+              <w:t xml:space="preserve">OAuth redirect / </w:t>
+            </w:r>
+            <w:proofErr w:type="gramStart"/>
+            <w:r>
+              <w:rPr>
+                <w:rFonts w:ascii="Calibri" w:eastAsia="Times New Roman" w:hAnsi="Calibri" w:cs="Calibri"/>
+                <w:color w:val="1A1A1A"/>
+                <w:sz w:val="20"/>
+                <w:szCs w:val="20"/>
+              </w:rPr>
+              <w:t>open-redirect</w:t>
+            </w:r>
+            <w:proofErr w:type="gramEnd"/>
+            <w:r>
+              <w:rPr>
+                <w:rFonts w:ascii="Calibri" w:eastAsia="Times New Roman" w:hAnsi="Calibri" w:cs="Calibri"/>
+                <w:color w:val="1A1A1A"/>
+                <w:sz w:val="20"/>
+                <w:szCs w:val="20"/>
+              </w:rPr>
+              <w:t xml:space="preserve"> (</w:t>
+            </w:r>
+            <w:proofErr w:type="spellStart"/>
+            <w:r>
+              <w:rPr>
+                <w:rFonts w:ascii="Calibri" w:eastAsia="Times New Roman" w:hAnsi="Calibri" w:cs="Calibri"/>
+                <w:color w:val="1A1A1A"/>
+                <w:sz w:val="20"/>
+                <w:szCs w:val="20"/>
+              </w:rPr>
+              <w:t>Snyk</w:t>
+            </w:r>
+            <w:proofErr w:type="spellEnd"/>
+            <w:r>
+              <w:rPr>
+                <w:rFonts w:ascii="Calibri" w:eastAsia="Times New Roman" w:hAnsi="Calibri" w:cs="Calibri"/>
+                <w:color w:val="1A1A1A"/>
+                <w:sz w:val="20"/>
+                <w:szCs w:val="20"/>
+              </w:rPr>
+              <w:t>)</w:t>
             </w:r>
           </w:p>
         </w:tc>
@@ -10098,7 +11814,29 @@
           <w:szCs w:val="22"/>
           <w:lang w:val="en"/>
         </w:rPr>
-        <w:t xml:space="preserve">The Snyk automated scan (13 Jul 2026, unauthenticated, "Normal" profile, "Complete" scope) crawled the application and reported </w:t>
+        <w:t xml:space="preserve">The </w:t>
+      </w:r>
+      <w:proofErr w:type="spellStart"/>
+      <w:r>
+        <w:rPr>
+          <w:rFonts w:ascii="Calibri" w:hAnsi="Calibri" w:cs="Calibri"/>
+          <w:color w:val="1A1A1A"/>
+          <w:sz w:val="22"/>
+          <w:szCs w:val="22"/>
+          <w:lang w:val="en"/>
+        </w:rPr>
+        <w:t>Snyk</w:t>
+      </w:r>
+      <w:proofErr w:type="spellEnd"/>
+      <w:r>
+        <w:rPr>
+          <w:rFonts w:ascii="Calibri" w:hAnsi="Calibri" w:cs="Calibri"/>
+          <w:color w:val="1A1A1A"/>
+          <w:sz w:val="22"/>
+          <w:szCs w:val="22"/>
+          <w:lang w:val="en"/>
+        </w:rPr>
+        <w:t xml:space="preserve"> automated scan (13 Jul 2026, unauthenticated, "Normal" profile, "Complete" scope) crawled the application and reported </w:t>
       </w:r>
       <w:r>
         <w:rPr>
@@ -10120,17 +11858,29 @@
           <w:szCs w:val="22"/>
           <w:lang w:val="en"/>
         </w:rPr>
-        <w:t xml:space="preserve"> </w:t>
-      </w:r>
-      <w:r>
-        <w:rPr>
-          <w:rFonts w:ascii="Calibri" w:hAnsi="Calibri" w:cs="Calibri"/>
-          <w:color w:val="1A1A1A"/>
-          <w:sz w:val="22"/>
-          <w:szCs w:val="22"/>
-          <w:lang w:val="en"/>
-        </w:rPr>
-        <w:t>findings — the CSP item (F-01) and the platform cipher item (F-03), both detailed above. The full Snyk export is attached as Appendix B.</w:t>
+        <w:t xml:space="preserve"> findings — the CSP item (F-01) and the platform cipher item (F-03), both detailed above. The full </w:t>
+      </w:r>
+      <w:proofErr w:type="spellStart"/>
+      <w:r>
+        <w:rPr>
+          <w:rFonts w:ascii="Calibri" w:hAnsi="Calibri" w:cs="Calibri"/>
+          <w:color w:val="1A1A1A"/>
+          <w:sz w:val="22"/>
+          <w:szCs w:val="22"/>
+          <w:lang w:val="en"/>
+        </w:rPr>
+        <w:t>Snyk</w:t>
+      </w:r>
+      <w:proofErr w:type="spellEnd"/>
+      <w:r>
+        <w:rPr>
+          <w:rFonts w:ascii="Calibri" w:hAnsi="Calibri" w:cs="Calibri"/>
+          <w:color w:val="1A1A1A"/>
+          <w:sz w:val="22"/>
+          <w:szCs w:val="22"/>
+          <w:lang w:val="en"/>
+        </w:rPr>
+        <w:t xml:space="preserve"> export is attached as Appendix B.</w:t>
       </w:r>
     </w:p>
     <w:p>
@@ -10146,6 +11896,7 @@
           <w:rFonts w:eastAsia="Times New Roman" w:cs="Calibri"/>
           <w:lang w:val="en"/>
         </w:rPr>
+        <w:lastRenderedPageBreak/>
         <w:t>9. Conclusion</w:t>
       </w:r>
     </w:p>
@@ -10266,7 +12017,73 @@
           <w:szCs w:val="22"/>
           <w:lang w:val="en"/>
         </w:rPr>
-        <w:t xml:space="preserve"> (CSP style-src 'unsafe-inline') — accepted low; required by the stack. No action needed unless policy forbids it.</w:t>
+        <w:t xml:space="preserve"> (CSP style-</w:t>
+      </w:r>
+      <w:proofErr w:type="spellStart"/>
+      <w:r>
+        <w:rPr>
+          <w:rFonts w:ascii="Calibri" w:eastAsia="Times New Roman" w:hAnsi="Calibri" w:cs="Calibri"/>
+          <w:color w:val="1A1A1A"/>
+          <w:sz w:val="22"/>
+          <w:szCs w:val="22"/>
+          <w:lang w:val="en"/>
+        </w:rPr>
+        <w:t>src</w:t>
+      </w:r>
+      <w:proofErr w:type="spellEnd"/>
+      <w:r>
+        <w:rPr>
+          <w:rFonts w:ascii="Calibri" w:eastAsia="Times New Roman" w:hAnsi="Calibri" w:cs="Calibri"/>
+          <w:color w:val="1A1A1A"/>
+          <w:sz w:val="22"/>
+          <w:szCs w:val="22"/>
+          <w:lang w:val="en"/>
+        </w:rPr>
+        <w:t xml:space="preserve"> 'unsafe-inline</w:t>
+      </w:r>
+      <w:proofErr w:type="gramStart"/>
+      <w:r>
+        <w:rPr>
+          <w:rFonts w:ascii="Calibri" w:eastAsia="Times New Roman" w:hAnsi="Calibri" w:cs="Calibri"/>
+          <w:color w:val="1A1A1A"/>
+          <w:sz w:val="22"/>
+          <w:szCs w:val="22"/>
+          <w:lang w:val="en"/>
+        </w:rPr>
+        <w:t>') —</w:t>
+      </w:r>
+      <w:proofErr w:type="gramEnd"/>
+      <w:r>
+        <w:rPr>
+          <w:rFonts w:ascii="Calibri" w:eastAsia="Times New Roman" w:hAnsi="Calibri" w:cs="Calibri"/>
+          <w:color w:val="1A1A1A"/>
+          <w:sz w:val="22"/>
+          <w:szCs w:val="22"/>
+          <w:lang w:val="en"/>
+        </w:rPr>
+        <w:t xml:space="preserve"> accepted low; required by the stack. No action </w:t>
+      </w:r>
+      <w:proofErr w:type="gramStart"/>
+      <w:r>
+        <w:rPr>
+          <w:rFonts w:ascii="Calibri" w:eastAsia="Times New Roman" w:hAnsi="Calibri" w:cs="Calibri"/>
+          <w:color w:val="1A1A1A"/>
+          <w:sz w:val="22"/>
+          <w:szCs w:val="22"/>
+          <w:lang w:val="en"/>
+        </w:rPr>
+        <w:t>needed</w:t>
+      </w:r>
+      <w:proofErr w:type="gramEnd"/>
+      <w:r>
+        <w:rPr>
+          <w:rFonts w:ascii="Calibri" w:eastAsia="Times New Roman" w:hAnsi="Calibri" w:cs="Calibri"/>
+          <w:color w:val="1A1A1A"/>
+          <w:sz w:val="22"/>
+          <w:szCs w:val="22"/>
+          <w:lang w:val="en"/>
+        </w:rPr>
+        <w:t xml:space="preserve"> unless policy forbids it.</w:t>
       </w:r>
     </w:p>
     <w:p>
@@ -10304,17 +12121,29 @@
           <w:szCs w:val="22"/>
           <w:lang w:val="en"/>
         </w:rPr>
-        <w:t xml:space="preserve"> </w:t>
-      </w:r>
-      <w:r>
-        <w:rPr>
-          <w:rFonts w:ascii="Calibri" w:eastAsia="Times New Roman" w:hAnsi="Calibri" w:cs="Calibri"/>
-          <w:color w:val="1A1A1A"/>
-          <w:sz w:val="22"/>
-          <w:szCs w:val="22"/>
-          <w:lang w:val="en"/>
-        </w:rPr>
-        <w:t>(platform cipher suites) — Azure-managed; accept, or front with Azure Front Door for a stricter TLS policy if required.</w:t>
+        <w:t xml:space="preserve"> (platform cipher </w:t>
+      </w:r>
+      <w:proofErr w:type="gramStart"/>
+      <w:r>
+        <w:rPr>
+          <w:rFonts w:ascii="Calibri" w:eastAsia="Times New Roman" w:hAnsi="Calibri" w:cs="Calibri"/>
+          <w:color w:val="1A1A1A"/>
+          <w:sz w:val="22"/>
+          <w:szCs w:val="22"/>
+          <w:lang w:val="en"/>
+        </w:rPr>
+        <w:t>suites) —</w:t>
+      </w:r>
+      <w:proofErr w:type="gramEnd"/>
+      <w:r>
+        <w:rPr>
+          <w:rFonts w:ascii="Calibri" w:eastAsia="Times New Roman" w:hAnsi="Calibri" w:cs="Calibri"/>
+          <w:color w:val="1A1A1A"/>
+          <w:sz w:val="22"/>
+          <w:szCs w:val="22"/>
+          <w:lang w:val="en"/>
+        </w:rPr>
+        <w:t xml:space="preserve"> Azure-managed; accept, or front with Azure Front Door for a stricter TLS policy if required.</w:t>
       </w:r>
     </w:p>
     <w:p>
@@ -10358,6 +12187,7 @@
           <w:lang w:val="en"/>
         </w:rPr>
       </w:pPr>
+      <w:proofErr w:type="gramStart"/>
       <w:r>
         <w:rPr>
           <w:rFonts w:ascii="Calibri" w:eastAsia="Times New Roman" w:hAnsi="Calibri" w:cs="Calibri"/>
@@ -10378,45 +12208,18 @@
           <w:szCs w:val="22"/>
           <w:lang w:val="en"/>
         </w:rPr>
-        <w:t xml:space="preserve"> (Google Fonts) — optional; self-host fonts if policy requires.</w:t>
-      </w:r>
-    </w:p>
-    <w:p>
-      <w:pPr>
-        <w:numPr>
-          <w:ilvl w:val="0"/>
-          <w:numId w:val="4"/>
-        </w:numPr>
-        <w:spacing w:before="40" w:after="40"/>
-        <w:rPr>
-          <w:rFonts w:ascii="Calibri" w:eastAsia="Times New Roman" w:hAnsi="Calibri" w:cs="Calibri"/>
-          <w:color w:val="1A1A1A"/>
-          <w:sz w:val="22"/>
-          <w:szCs w:val="22"/>
-          <w:lang w:val="en"/>
-        </w:rPr>
-      </w:pPr>
-      <w:r>
-        <w:rPr>
-          <w:rFonts w:ascii="Calibri" w:eastAsia="Times New Roman" w:hAnsi="Calibri" w:cs="Calibri"/>
-          <w:b/>
-          <w:bCs/>
-          <w:color w:val="1A1A1A"/>
-          <w:sz w:val="22"/>
-          <w:szCs w:val="22"/>
-          <w:lang w:val="en"/>
-        </w:rPr>
-        <w:t>F-06</w:t>
-      </w:r>
-      <w:r>
-        <w:rPr>
-          <w:rFonts w:ascii="Calibri" w:eastAsia="Times New Roman" w:hAnsi="Calibri" w:cs="Calibri"/>
-          <w:color w:val="1A1A1A"/>
-          <w:sz w:val="22"/>
-          <w:szCs w:val="22"/>
-          <w:lang w:val="en"/>
-        </w:rPr>
-        <w:t xml:space="preserve"> — if hosting ever moves off Azure Static Web Apps, re-implement the security headers and re-run §8 against the new URL.</w:t>
+        <w:t xml:space="preserve"> — if</w:t>
+      </w:r>
+      <w:proofErr w:type="gramEnd"/>
+      <w:r>
+        <w:rPr>
+          <w:rFonts w:ascii="Calibri" w:eastAsia="Times New Roman" w:hAnsi="Calibri" w:cs="Calibri"/>
+          <w:color w:val="1A1A1A"/>
+          <w:sz w:val="22"/>
+          <w:szCs w:val="22"/>
+          <w:lang w:val="en"/>
+        </w:rPr>
+        <w:t xml:space="preserve"> hosting ever moves off Azure Static Web Apps, re-implement the security headers and re-run §8 against the new URL.</w:t>
       </w:r>
     </w:p>
     <w:p>
@@ -10528,7 +12331,67 @@
                 <w:sz w:val="20"/>
                 <w:szCs w:val="20"/>
               </w:rPr>
-              <w:t>Tooling — manual source review + Snyk Code (SAST); npm audit + Snyk Open Source (SCA); Snyk API &amp; Web (DAST).</w:t>
+              <w:t xml:space="preserve">Tooling — manual source review + </w:t>
+            </w:r>
+            <w:proofErr w:type="spellStart"/>
+            <w:r>
+              <w:rPr>
+                <w:rFonts w:ascii="Calibri" w:eastAsia="Times New Roman" w:hAnsi="Calibri" w:cs="Calibri"/>
+                <w:color w:val="1A1A1A"/>
+                <w:sz w:val="20"/>
+                <w:szCs w:val="20"/>
+              </w:rPr>
+              <w:t>Snyk</w:t>
+            </w:r>
+            <w:proofErr w:type="spellEnd"/>
+            <w:r>
+              <w:rPr>
+                <w:rFonts w:ascii="Calibri" w:eastAsia="Times New Roman" w:hAnsi="Calibri" w:cs="Calibri"/>
+                <w:color w:val="1A1A1A"/>
+                <w:sz w:val="20"/>
+                <w:szCs w:val="20"/>
+              </w:rPr>
+              <w:t xml:space="preserve"> Code (SAST); </w:t>
+            </w:r>
+            <w:proofErr w:type="spellStart"/>
+            <w:r>
+              <w:rPr>
+                <w:rFonts w:ascii="Calibri" w:eastAsia="Times New Roman" w:hAnsi="Calibri" w:cs="Calibri"/>
+                <w:color w:val="1A1A1A"/>
+                <w:sz w:val="20"/>
+                <w:szCs w:val="20"/>
+              </w:rPr>
+              <w:t>npm</w:t>
+            </w:r>
+            <w:proofErr w:type="spellEnd"/>
+            <w:r>
+              <w:rPr>
+                <w:rFonts w:ascii="Calibri" w:eastAsia="Times New Roman" w:hAnsi="Calibri" w:cs="Calibri"/>
+                <w:color w:val="1A1A1A"/>
+                <w:sz w:val="20"/>
+                <w:szCs w:val="20"/>
+              </w:rPr>
+              <w:t xml:space="preserve"> audit (SCA); </w:t>
+            </w:r>
+            <w:proofErr w:type="spellStart"/>
+            <w:r>
+              <w:rPr>
+                <w:rFonts w:ascii="Calibri" w:eastAsia="Times New Roman" w:hAnsi="Calibri" w:cs="Calibri"/>
+                <w:color w:val="1A1A1A"/>
+                <w:sz w:val="20"/>
+                <w:szCs w:val="20"/>
+              </w:rPr>
+              <w:t>Snyk</w:t>
+            </w:r>
+            <w:proofErr w:type="spellEnd"/>
+            <w:r>
+              <w:rPr>
+                <w:rFonts w:ascii="Calibri" w:eastAsia="Times New Roman" w:hAnsi="Calibri" w:cs="Calibri"/>
+                <w:color w:val="1A1A1A"/>
+                <w:sz w:val="20"/>
+                <w:szCs w:val="20"/>
+              </w:rPr>
+              <w:t xml:space="preserve"> API &amp; Web (DAST).</w:t>
             </w:r>
           </w:p>
         </w:tc>
@@ -10604,14 +12467,25 @@
                 <w:szCs w:val="20"/>
               </w:rPr>
             </w:pPr>
-            <w:r>
-              <w:rPr>
-                <w:rFonts w:ascii="Calibri" w:eastAsia="Times New Roman" w:hAnsi="Calibri" w:cs="Calibri"/>
-                <w:color w:val="1A1A1A"/>
-                <w:sz w:val="20"/>
-                <w:szCs w:val="20"/>
-              </w:rPr>
-              <w:t>Snyk API &amp; Web scan report (PDF export attached).</w:t>
+            <w:proofErr w:type="spellStart"/>
+            <w:r>
+              <w:rPr>
+                <w:rFonts w:ascii="Calibri" w:eastAsia="Times New Roman" w:hAnsi="Calibri" w:cs="Calibri"/>
+                <w:color w:val="1A1A1A"/>
+                <w:sz w:val="20"/>
+                <w:szCs w:val="20"/>
+              </w:rPr>
+              <w:t>Snyk</w:t>
+            </w:r>
+            <w:proofErr w:type="spellEnd"/>
+            <w:r>
+              <w:rPr>
+                <w:rFonts w:ascii="Calibri" w:eastAsia="Times New Roman" w:hAnsi="Calibri" w:cs="Calibri"/>
+                <w:color w:val="1A1A1A"/>
+                <w:sz w:val="20"/>
+                <w:szCs w:val="20"/>
+              </w:rPr>
+              <w:t xml:space="preserve"> API &amp; Web scan report (PDF export attached).</w:t>
             </w:r>
           </w:p>
         </w:tc>
@@ -10820,9 +12694,9 @@
 <file path=word/numbering.xml><?xml version="1.0" encoding="utf-8"?>
 <w:numbering xmlns:wpc="http://schemas.microsoft.com/office/word/2010/wordprocessingCanvas" xmlns:cx="http://schemas.microsoft.com/office/drawing/2014/chartex" xmlns:cx1="http://schemas.microsoft.com/office/drawing/2015/9/8/chartex" xmlns:cx2="http://schemas.microsoft.com/office/drawing/2015/10/21/chartex" xmlns:cx3="http://schemas.microsoft.com/office/drawing/2016/5/9/chartex" xmlns:cx4="http://schemas.microsoft.com/office/drawing/2016/5/10/chartex" xmlns:cx5="http://schemas.microsoft.com/office/drawing/2016/5/11/chartex" xmlns:cx6="http://schemas.microsoft.com/office/drawing/2016/5/12/chartex" xmlns:cx7="http://schemas.microsoft.com/office/drawing/2016/5/13/chartex" xmlns:cx8="http://schemas.microsoft.com/office/drawing/2016/5/14/chartex" xmlns:mc="http://schemas.openxmlformats.org/markup-compatibility/2006" xmlns:aink="http://schemas.microsoft.com/office/drawing/2016/ink" xmlns:am3d="http://schemas.microsoft.com/office/drawing/2017/model3d" xmlns:o="urn:schemas-microsoft-com:office:office" xmlns:oel="http://schemas.microsoft.com/office/2019/extlst" xmlns:r="http://schemas.openxmlformats.org/officeDocument/2006/relationships" xmlns:m="http://schemas.openxmlformats.org/officeDocument/2006/math" xmlns:v="urn:schemas-microsoft-com:vml" xmlns:wp14="http://schemas.microsoft.com/office/word/2010/wordprocessingDrawing" xmlns:wp="http://schemas.openxmlformats.org/drawingml/2006/wordprocessingDrawing" xmlns:w10="urn:schemas-microsoft-com:office:word" xmlns:w="http://schemas.openxmlformats.org/wordprocessingml/2006/main" xmlns:w14="http://schemas.microsoft.com/office/word/2010/wordml" xmlns:w15="http://schemas.microsoft.com/office/word/2012/wordml" xmlns:w16cex="http://schemas.microsoft.com/office/word/2018/wordml/cex" xmlns:w16cid="http://schemas.microsoft.com/office/word/2016/wordml/cid" xmlns:w16="http://schemas.microsoft.com/office/word/2018/wordml" xmlns:w16du="http://schemas.microsoft.com/office/word/2023/wordml/word16du" xmlns:w16sdtdh="http://schemas.microsoft.com/office/word/2020/wordml/sdtdatahash" xmlns:w16sdtfl="http://schemas.microsoft.com/office/word/2024/wordml/sdtformatlock" xmlns:w16se="http://schemas.microsoft.com/office/word/2015/wordml/symex" xmlns:wpg="http://schemas.microsoft.com/office/word/2010/wordprocessingGroup" xmlns:wpi="http://schemas.microsoft.com/office/word/2010/wordprocessingInk" xmlns:wne="http://schemas.microsoft.com/office/word/2006/wordml" xmlns:wps="http://schemas.microsoft.com/office/word/2010/wordprocessingShape" mc:Ignorable="w14 w15 w16se w16cid w16 w16cex w16sdtdh w16sdtfl w16du wp14">
   <w:abstractNum w:abstractNumId="0" w15:restartNumberingAfterBreak="0">
-    <w:nsid w:val="107E706A"/>
+    <w:nsid w:val="26082C34"/>
     <w:multiLevelType w:val="multilevel"/>
-    <w:tmpl w:val="A798E760"/>
+    <w:tmpl w:val="0F8E16BE"/>
     <w:lvl w:ilvl="0">
       <w:start w:val="1"/>
       <w:numFmt w:val="bullet"/>
@@ -10969,9 +12843,9 @@
     </w:lvl>
   </w:abstractNum>
   <w:abstractNum w:abstractNumId="1" w15:restartNumberingAfterBreak="0">
-    <w:nsid w:val="50436BA7"/>
+    <w:nsid w:val="44CE4E13"/>
     <w:multiLevelType w:val="multilevel"/>
-    <w:tmpl w:val="4E6601B2"/>
+    <w:tmpl w:val="858CCD3C"/>
     <w:lvl w:ilvl="0">
       <w:start w:val="1"/>
       <w:numFmt w:val="bullet"/>
@@ -11118,9 +12992,9 @@
     </w:lvl>
   </w:abstractNum>
   <w:abstractNum w:abstractNumId="2" w15:restartNumberingAfterBreak="0">
-    <w:nsid w:val="56D97C34"/>
+    <w:nsid w:val="54D527AA"/>
     <w:multiLevelType w:val="multilevel"/>
-    <w:tmpl w:val="6B1692A0"/>
+    <w:tmpl w:val="C42419C8"/>
     <w:lvl w:ilvl="0">
       <w:start w:val="1"/>
       <w:numFmt w:val="bullet"/>
@@ -11267,9 +13141,9 @@
     </w:lvl>
   </w:abstractNum>
   <w:abstractNum w:abstractNumId="3" w15:restartNumberingAfterBreak="0">
-    <w:nsid w:val="7B4722DD"/>
+    <w:nsid w:val="5C3F26D9"/>
     <w:multiLevelType w:val="multilevel"/>
-    <w:tmpl w:val="45D6B704"/>
+    <w:tmpl w:val="30FCB3E8"/>
     <w:lvl w:ilvl="0">
       <w:start w:val="1"/>
       <w:numFmt w:val="bullet"/>
@@ -11415,17 +13289,17 @@
       </w:rPr>
     </w:lvl>
   </w:abstractNum>
-  <w:num w:numId="1" w16cid:durableId="2038843996">
+  <w:num w:numId="1" w16cid:durableId="2092192352">
+    <w:abstractNumId w:val="1"/>
+  </w:num>
+  <w:num w:numId="2" w16cid:durableId="1703941302">
     <w:abstractNumId w:val="0"/>
   </w:num>
-  <w:num w:numId="2" w16cid:durableId="1150517047">
-    <w:abstractNumId w:val="1"/>
+  <w:num w:numId="3" w16cid:durableId="758403857">
+    <w:abstractNumId w:val="3"/>
   </w:num>
-  <w:num w:numId="3" w16cid:durableId="1324092079">
+  <w:num w:numId="4" w16cid:durableId="635797471">
     <w:abstractNumId w:val="2"/>
-  </w:num>
-  <w:num w:numId="4" w16cid:durableId="1429227457">
-    <w:abstractNumId w:val="3"/>
   </w:num>
 </w:numbering>
 </file>
